--- a/论文.docx
+++ b/论文.docx
@@ -4873,8 +4873,8 @@
       </w:pPr>
     </w:p>
     <w:p>
-      <w:bookmarkStart w:id="3" w:name="_Toc71064773"/>
-      <w:bookmarkStart w:id="4" w:name="_Toc69038663"/>
+      <w:bookmarkStart w:id="3" w:name="_Toc69038663"/>
+      <w:bookmarkStart w:id="4" w:name="_Toc71064773"/>
       <w:r>
         <w:br w:type="page"/>
       </w:r>
@@ -4916,8 +4916,8 @@
           <w:szCs w:val="28"/>
         </w:rPr>
       </w:pPr>
-      <w:bookmarkStart w:id="5" w:name="_Toc134105928"/>
-      <w:bookmarkStart w:id="6" w:name="_Toc366"/>
+      <w:bookmarkStart w:id="5" w:name="_Toc366"/>
+      <w:bookmarkStart w:id="6" w:name="_Toc134105928"/>
       <w:bookmarkStart w:id="7" w:name="_Toc924874481"/>
       <w:r>
         <w:rPr>
@@ -5080,11 +5080,11 @@
         <w:pStyle w:val="26"/>
         <w:spacing w:before="156" w:after="156"/>
       </w:pPr>
-      <w:bookmarkStart w:id="8" w:name="_Toc17459"/>
-      <w:bookmarkStart w:id="9" w:name="_Toc134105929"/>
-      <w:bookmarkStart w:id="10" w:name="_Toc878765181"/>
-      <w:bookmarkStart w:id="11" w:name="_Toc69038672"/>
-      <w:bookmarkStart w:id="12" w:name="_Toc71064782"/>
+      <w:bookmarkStart w:id="8" w:name="_Toc878765181"/>
+      <w:bookmarkStart w:id="9" w:name="_Toc17459"/>
+      <w:bookmarkStart w:id="10" w:name="_Toc134105929"/>
+      <w:bookmarkStart w:id="11" w:name="_Toc71064782"/>
+      <w:bookmarkStart w:id="12" w:name="_Toc69038672"/>
       <w:r>
         <w:rPr>
           <w:rFonts w:hint="eastAsia"/>
@@ -5115,8 +5115,8 @@
         <w:jc w:val="left"/>
         <w:textAlignment w:val="auto"/>
       </w:pPr>
-      <w:bookmarkStart w:id="13" w:name="_Toc134105930"/>
-      <w:bookmarkStart w:id="14" w:name="_Toc1161356648"/>
+      <w:bookmarkStart w:id="13" w:name="_Toc1161356648"/>
+      <w:bookmarkStart w:id="14" w:name="_Toc134105930"/>
       <w:r>
         <w:rPr>
           <w:rFonts w:hint="eastAsia"/>
@@ -5173,10 +5173,10 @@
       </w:r>
       <w:bookmarkEnd w:id="11"/>
       <w:bookmarkEnd w:id="12"/>
-      <w:bookmarkStart w:id="15" w:name="_Toc70950405"/>
-      <w:bookmarkStart w:id="16" w:name="_Toc70949867"/>
-      <w:bookmarkStart w:id="17" w:name="_Toc70719259"/>
-      <w:bookmarkStart w:id="18" w:name="_Toc70950674"/>
+      <w:bookmarkStart w:id="15" w:name="_Toc70950674"/>
+      <w:bookmarkStart w:id="16" w:name="_Toc70950405"/>
+      <w:bookmarkStart w:id="17" w:name="_Toc70949867"/>
+      <w:bookmarkStart w:id="18" w:name="_Toc70719259"/>
       <w:bookmarkStart w:id="19" w:name="_Toc71064796"/>
     </w:p>
     <w:p>
@@ -6171,9 +6171,9 @@
           <w:rFonts w:hint="eastAsia"/>
         </w:rPr>
       </w:pPr>
-      <w:bookmarkStart w:id="26" w:name="_Toc134105934"/>
+      <w:bookmarkStart w:id="26" w:name="_Toc1703603193"/>
       <w:bookmarkStart w:id="27" w:name="_Toc28779"/>
-      <w:bookmarkStart w:id="28" w:name="_Toc1703603193"/>
+      <w:bookmarkStart w:id="28" w:name="_Toc134105934"/>
       <w:r>
         <w:rPr>
           <w:rFonts w:hint="eastAsia"/>
@@ -6294,9 +6294,9 @@
           <w:rFonts w:hint="eastAsia"/>
         </w:rPr>
       </w:pPr>
-      <w:bookmarkStart w:id="32" w:name="_Toc134105936"/>
+      <w:bookmarkStart w:id="32" w:name="_Toc1891622892"/>
       <w:bookmarkStart w:id="33" w:name="_Toc30436"/>
-      <w:bookmarkStart w:id="34" w:name="_Toc1891622892"/>
+      <w:bookmarkStart w:id="34" w:name="_Toc134105936"/>
       <w:r>
         <w:rPr>
           <w:rFonts w:hint="eastAsia"/>
@@ -6323,7 +6323,7 @@
           <w:bCs/>
           <w:sz w:val="24"/>
         </w:rPr>
-        <w:t>本系统采用的总体架构是前后端分离，前端部分涉及到的技术有Vue、Element</w:t>
+        <w:t>本系统采用的总体架构是前后端分离，前端部分涉及到的技术有Vue、Element以及</w:t>
       </w:r>
       <w:r>
         <w:rPr>
@@ -6332,7 +6332,7 @@
           <w:sz w:val="24"/>
           <w:lang w:val="en-US" w:eastAsia="zh-CN"/>
         </w:rPr>
-        <w:t xml:space="preserve"> Plus</w:t>
+        <w:t>WXML/WXSS/JS</w:t>
       </w:r>
       <w:r>
         <w:rPr>
@@ -6340,7 +6340,7 @@
           <w:bCs/>
           <w:sz w:val="24"/>
         </w:rPr>
-        <w:t>以及</w:t>
+        <w:t>等；后端</w:t>
       </w:r>
       <w:r>
         <w:rPr>
@@ -6349,7 +6349,7 @@
           <w:sz w:val="24"/>
           <w:lang w:val="en-US" w:eastAsia="zh-CN"/>
         </w:rPr>
-        <w:t>WXML/WXSS/JS</w:t>
+        <w:t>主要涉及到的技术是</w:t>
       </w:r>
       <w:r>
         <w:rPr>
@@ -6357,7 +6357,24 @@
           <w:bCs/>
           <w:sz w:val="24"/>
         </w:rPr>
-        <w:t>等；后端</w:t>
+        <w:t>Spring Boot</w:t>
+      </w:r>
+      <w:r>
+        <w:rPr>
+          <w:rFonts w:hint="eastAsia" w:eastAsia="宋体" w:cs="宋体"/>
+          <w:bCs/>
+          <w:sz w:val="24"/>
+          <w:lang w:eastAsia="zh-CN"/>
+        </w:rPr>
+        <w:t>、</w:t>
+      </w:r>
+      <w:r>
+        <w:rPr>
+          <w:rFonts w:hint="eastAsia" w:eastAsia="宋体" w:cs="宋体"/>
+          <w:bCs/>
+          <w:sz w:val="24"/>
+        </w:rPr>
+        <w:t>Mybatis</w:t>
       </w:r>
       <w:r>
         <w:rPr>
@@ -6366,7 +6383,7 @@
           <w:sz w:val="24"/>
           <w:lang w:val="en-US" w:eastAsia="zh-CN"/>
         </w:rPr>
-        <w:t>主要涉及到的技术是</w:t>
+        <w:t>-Plus、Redis、Redisson</w:t>
       </w:r>
       <w:r>
         <w:rPr>
@@ -6374,24 +6391,7 @@
           <w:bCs/>
           <w:sz w:val="24"/>
         </w:rPr>
-        <w:t>Spring Boot</w:t>
-      </w:r>
-      <w:r>
-        <w:rPr>
-          <w:rFonts w:hint="eastAsia" w:eastAsia="宋体" w:cs="宋体"/>
-          <w:bCs/>
-          <w:sz w:val="24"/>
-          <w:lang w:eastAsia="zh-CN"/>
-        </w:rPr>
-        <w:t>、</w:t>
-      </w:r>
-      <w:r>
-        <w:rPr>
-          <w:rFonts w:hint="eastAsia" w:eastAsia="宋体" w:cs="宋体"/>
-          <w:bCs/>
-          <w:sz w:val="24"/>
-        </w:rPr>
-        <w:t>Mybatis</w:t>
+        <w:t>等；在数据库上，选用</w:t>
       </w:r>
       <w:r>
         <w:rPr>
@@ -6400,7 +6400,7 @@
           <w:sz w:val="24"/>
           <w:lang w:val="en-US" w:eastAsia="zh-CN"/>
         </w:rPr>
-        <w:t>-Plus、Redis、Redisson</w:t>
+        <w:t>性能及稳定性更好</w:t>
       </w:r>
       <w:r>
         <w:rPr>
@@ -6408,7 +6408,7 @@
           <w:bCs/>
           <w:sz w:val="24"/>
         </w:rPr>
-        <w:t>等；在数据库上，选用</w:t>
+        <w:t>的MySQL</w:t>
       </w:r>
       <w:r>
         <w:rPr>
@@ -6417,7 +6417,7 @@
           <w:sz w:val="24"/>
           <w:lang w:val="en-US" w:eastAsia="zh-CN"/>
         </w:rPr>
-        <w:t>性能及稳定性更好</w:t>
+        <w:t>8.0</w:t>
       </w:r>
       <w:r>
         <w:rPr>
@@ -6425,24 +6425,24 @@
           <w:bCs/>
           <w:sz w:val="24"/>
         </w:rPr>
-        <w:t>的MySQL</w:t>
+        <w:t>版本，通过对系统前期的技术和开发软件进行规整，可以加快系统的开发效率，让系统的完整性得到了保障</w:t>
+      </w:r>
+      <w:r>
+        <w:rPr>
+          <w:rFonts w:hint="eastAsia" w:cs="宋体"/>
+          <w:bCs/>
+          <w:sz w:val="24"/>
+          <w:lang w:val="en-US" w:eastAsia="zh-CN"/>
+        </w:rPr>
+        <w:t>**</w:t>
       </w:r>
       <w:r>
         <w:rPr>
           <w:rFonts w:hint="eastAsia" w:eastAsia="宋体" w:cs="宋体"/>
           <w:bCs/>
           <w:sz w:val="24"/>
-          <w:lang w:val="en-US" w:eastAsia="zh-CN"/>
-        </w:rPr>
-        <w:t>8.0</w:t>
-      </w:r>
-      <w:r>
-        <w:rPr>
-          <w:rFonts w:hint="eastAsia" w:eastAsia="宋体" w:cs="宋体"/>
-          <w:bCs/>
-          <w:sz w:val="24"/>
-        </w:rPr>
-        <w:t>版本，通过对系统前期的技术和开发软件进行规整，可以加快系统的开发效率，让系统的完整性得到了保障[12]。</w:t>
+        </w:rPr>
+        <w:t>。</w:t>
       </w:r>
     </w:p>
     <w:p>
@@ -6857,8 +6857,8 @@
         </w:numPr>
       </w:pPr>
       <w:bookmarkStart w:id="40" w:name="_Toc6022"/>
-      <w:bookmarkStart w:id="41" w:name="_Toc134105938"/>
-      <w:bookmarkStart w:id="42" w:name="_Toc1677529488"/>
+      <w:bookmarkStart w:id="41" w:name="_Toc1677529488"/>
+      <w:bookmarkStart w:id="42" w:name="_Toc134105938"/>
       <w:r>
         <w:rPr>
           <w:rFonts w:hint="eastAsia"/>
@@ -6963,9 +6963,12 @@
           <w:rFonts w:hint="eastAsia"/>
           <w:sz w:val="24"/>
           <w:vertAlign w:val="superscript"/>
-        </w:rPr>
-        <w:t>[16]</w:t>
-      </w:r>
+          <w:lang w:val="en-US" w:eastAsia="zh-CN"/>
+        </w:rPr>
+        <w:t>**</w:t>
+      </w:r>
+      <w:bookmarkStart w:id="132" w:name="_GoBack"/>
+      <w:bookmarkEnd w:id="132"/>
       <w:r>
         <w:rPr>
           <w:rFonts w:hint="eastAsia"/>
@@ -6996,8 +6999,8 @@
           <w:color w:val="auto"/>
         </w:rPr>
       </w:pPr>
-      <w:bookmarkStart w:id="46" w:name="_Toc134105940"/>
-      <w:bookmarkStart w:id="47" w:name="_Toc851387366"/>
+      <w:bookmarkStart w:id="46" w:name="_Toc851387366"/>
+      <w:bookmarkStart w:id="47" w:name="_Toc134105940"/>
       <w:r>
         <w:rPr>
           <w:color w:val="auto"/>
@@ -23471,8 +23474,6 @@
               </w:rPr>
               <w:t>DEFAULT CURRENT_TIMESTAMP ON UPDATE</w:t>
             </w:r>
-            <w:bookmarkStart w:id="132" w:name="_GoBack"/>
-            <w:bookmarkEnd w:id="132"/>
           </w:p>
         </w:tc>
         <w:tc>
@@ -37356,13 +37357,13 @@
         <w:pStyle w:val="26"/>
         <w:spacing w:before="156" w:after="156"/>
       </w:pPr>
-      <w:bookmarkStart w:id="52" w:name="_Toc70719261"/>
-      <w:bookmarkStart w:id="53" w:name="_Toc14365"/>
-      <w:bookmarkStart w:id="54" w:name="_Toc134105942"/>
-      <w:bookmarkStart w:id="55" w:name="_Toc70949870"/>
-      <w:bookmarkStart w:id="56" w:name="_Toc70950408"/>
-      <w:bookmarkStart w:id="57" w:name="_Toc70950677"/>
-      <w:bookmarkStart w:id="58" w:name="_Toc2097396464"/>
+      <w:bookmarkStart w:id="52" w:name="_Toc134105942"/>
+      <w:bookmarkStart w:id="53" w:name="_Toc2097396464"/>
+      <w:bookmarkStart w:id="54" w:name="_Toc14365"/>
+      <w:bookmarkStart w:id="55" w:name="_Toc70950408"/>
+      <w:bookmarkStart w:id="56" w:name="_Toc70719261"/>
+      <w:bookmarkStart w:id="57" w:name="_Toc70949870"/>
+      <w:bookmarkStart w:id="58" w:name="_Toc70950677"/>
       <w:r>
         <w:rPr>
           <w:rFonts w:hint="eastAsia"/>
@@ -37386,12 +37387,12 @@
         </w:numPr>
       </w:pPr>
       <w:bookmarkStart w:id="59" w:name="_Toc10625"/>
-      <w:bookmarkStart w:id="60" w:name="_Toc71227836"/>
-      <w:bookmarkStart w:id="61" w:name="_Toc134105943"/>
-      <w:bookmarkStart w:id="62" w:name="_Toc2145788590"/>
-      <w:bookmarkStart w:id="63" w:name="_Toc70950678"/>
+      <w:bookmarkStart w:id="60" w:name="_Toc134105943"/>
+      <w:bookmarkStart w:id="61" w:name="_Toc2145788590"/>
+      <w:bookmarkStart w:id="62" w:name="_Toc71227836"/>
+      <w:bookmarkStart w:id="63" w:name="_Toc70950409"/>
       <w:bookmarkStart w:id="64" w:name="_Toc70719262"/>
-      <w:bookmarkStart w:id="65" w:name="_Toc70950409"/>
+      <w:bookmarkStart w:id="65" w:name="_Toc70950678"/>
       <w:bookmarkStart w:id="66" w:name="_Toc70949871"/>
       <w:r>
         <w:t>3.1</w:t>
@@ -39827,7 +39828,7 @@
           <w:szCs w:val="21"/>
           <w:lang w:val="en-US" w:eastAsia="zh-CN"/>
         </w:rPr>
-        <w:t>2消息详情</w:t>
+        <w:t>2信誉分详情</w:t>
       </w:r>
       <w:r>
         <w:rPr>
@@ -40091,8 +40092,8 @@
           <w:color w:val="auto"/>
         </w:rPr>
       </w:pPr>
-      <w:bookmarkStart w:id="91" w:name="_Toc134105954"/>
-      <w:bookmarkStart w:id="92" w:name="_Toc2103215160"/>
+      <w:bookmarkStart w:id="91" w:name="_Toc2103215160"/>
+      <w:bookmarkStart w:id="92" w:name="_Toc134105954"/>
       <w:r>
         <w:rPr>
           <w:rFonts w:hint="eastAsia"/>
@@ -41653,8 +41654,8 @@
           <w:numId w:val="0"/>
         </w:numPr>
       </w:pPr>
-      <w:bookmarkStart w:id="99" w:name="_Toc134105960"/>
-      <w:bookmarkStart w:id="100" w:name="_Toc26383"/>
+      <w:bookmarkStart w:id="99" w:name="_Toc26383"/>
+      <w:bookmarkStart w:id="100" w:name="_Toc134105960"/>
       <w:bookmarkStart w:id="101" w:name="_Toc228716360"/>
       <w:r>
         <w:t>3.4</w:t>
@@ -41779,13 +41780,13 @@
         <w:pStyle w:val="26"/>
         <w:spacing w:before="156" w:after="156"/>
       </w:pPr>
-      <w:bookmarkStart w:id="102" w:name="_Toc70949875"/>
-      <w:bookmarkStart w:id="103" w:name="_Toc70950682"/>
-      <w:bookmarkStart w:id="104" w:name="_Toc134105961"/>
-      <w:bookmarkStart w:id="105" w:name="_Toc15260"/>
-      <w:bookmarkStart w:id="106" w:name="_Toc70950413"/>
-      <w:bookmarkStart w:id="107" w:name="_Toc70719266"/>
-      <w:bookmarkStart w:id="108" w:name="_Toc40134390"/>
+      <w:bookmarkStart w:id="102" w:name="_Toc70719266"/>
+      <w:bookmarkStart w:id="103" w:name="_Toc134105961"/>
+      <w:bookmarkStart w:id="104" w:name="_Toc70950682"/>
+      <w:bookmarkStart w:id="105" w:name="_Toc70950413"/>
+      <w:bookmarkStart w:id="106" w:name="_Toc40134390"/>
+      <w:bookmarkStart w:id="107" w:name="_Toc15260"/>
+      <w:bookmarkStart w:id="108" w:name="_Toc70949875"/>
       <w:r>
         <w:rPr>
           <w:rFonts w:hint="eastAsia"/>
@@ -41843,13 +41844,13 @@
         <w:pStyle w:val="28"/>
         <w:ind w:left="0"/>
       </w:pPr>
-      <w:bookmarkStart w:id="111" w:name="_Toc70719268"/>
-      <w:bookmarkStart w:id="112" w:name="_Toc11785"/>
-      <w:bookmarkStart w:id="113" w:name="_Toc70950684"/>
+      <w:bookmarkStart w:id="111" w:name="_Toc228827572"/>
+      <w:bookmarkStart w:id="112" w:name="_Toc134105962"/>
+      <w:bookmarkStart w:id="113" w:name="_Toc70949877"/>
       <w:bookmarkStart w:id="114" w:name="_Toc70950415"/>
-      <w:bookmarkStart w:id="115" w:name="_Toc134105962"/>
-      <w:bookmarkStart w:id="116" w:name="_Toc70949877"/>
-      <w:bookmarkStart w:id="117" w:name="_Toc228827572"/>
+      <w:bookmarkStart w:id="115" w:name="_Toc70950684"/>
+      <w:bookmarkStart w:id="116" w:name="_Toc70719268"/>
+      <w:bookmarkStart w:id="117" w:name="_Toc11785"/>
       <w:r>
         <w:rPr>
           <w:rFonts w:hint="eastAsia"/>
@@ -43818,10 +43819,11 @@
           <w:p>
             <w:pPr>
               <w:rPr>
-                <w:rFonts w:cs="宋体"/>
+                <w:rFonts w:hint="eastAsia" w:eastAsia="宋体" w:cs="宋体"/>
                 <w:b w:val="0"/>
                 <w:bCs/>
                 <w:szCs w:val="21"/>
+                <w:lang w:eastAsia="zh-CN"/>
               </w:rPr>
             </w:pPr>
             <w:r>
@@ -43832,6 +43834,16 @@
                 <w:szCs w:val="21"/>
               </w:rPr>
               <w:t>登录框输入账号、密码和验证码，正确即可登录，错误会提示</w:t>
+            </w:r>
+            <w:r>
+              <w:rPr>
+                <w:rFonts w:hint="eastAsia" w:cs="宋体"/>
+                <w:b w:val="0"/>
+                <w:bCs/>
+                <w:szCs w:val="21"/>
+                <w:lang w:eastAsia="zh-CN"/>
+              </w:rPr>
+              <w:t>。</w:t>
             </w:r>
           </w:p>
         </w:tc>
@@ -43943,10 +43955,11 @@
             <w:pPr>
               <w:jc w:val="center"/>
               <w:rPr>
-                <w:rFonts w:cs="宋体"/>
+                <w:rFonts w:hint="default" w:eastAsia="宋体" w:cs="宋体"/>
                 <w:b w:val="0"/>
                 <w:bCs/>
                 <w:szCs w:val="21"/>
+                <w:lang w:val="en-US" w:eastAsia="zh-CN"/>
               </w:rPr>
             </w:pPr>
             <w:r>
@@ -43955,8 +43968,9 @@
                 <w:b w:val="0"/>
                 <w:bCs/>
                 <w:szCs w:val="21"/>
-              </w:rPr>
-              <w:t>用户管理</w:t>
+                <w:lang w:val="en-US" w:eastAsia="zh-CN"/>
+              </w:rPr>
+              <w:t>邮箱注册验证</w:t>
             </w:r>
           </w:p>
         </w:tc>
@@ -43972,10 +43986,11 @@
           <w:p>
             <w:pPr>
               <w:rPr>
-                <w:rFonts w:cs="宋体"/>
+                <w:rFonts w:hint="default" w:eastAsia="宋体" w:cs="宋体"/>
                 <w:b w:val="0"/>
                 <w:bCs/>
                 <w:szCs w:val="21"/>
+                <w:lang w:val="en-US" w:eastAsia="zh-CN"/>
               </w:rPr>
             </w:pPr>
             <w:r>
@@ -43984,8 +43999,9 @@
                 <w:b w:val="0"/>
                 <w:bCs/>
                 <w:szCs w:val="21"/>
-              </w:rPr>
-              <w:t>点击用户管理中的子菜单，可对信息进行管理操作</w:t>
+                <w:lang w:val="en-US" w:eastAsia="zh-CN"/>
+              </w:rPr>
+              <w:t>注册填写邮箱检测邮箱是否能正确接收邮箱。</w:t>
             </w:r>
           </w:p>
         </w:tc>
@@ -44001,10 +44017,11 @@
           <w:p>
             <w:pPr>
               <w:rPr>
-                <w:rFonts w:cs="宋体"/>
+                <w:rFonts w:hint="default" w:eastAsia="宋体" w:cs="宋体"/>
                 <w:b w:val="0"/>
                 <w:bCs/>
                 <w:szCs w:val="21"/>
+                <w:lang w:val="en-US" w:eastAsia="zh-CN"/>
               </w:rPr>
             </w:pPr>
             <w:r>
@@ -44013,8 +44030,9 @@
                 <w:b w:val="0"/>
                 <w:bCs/>
                 <w:szCs w:val="21"/>
-              </w:rPr>
-              <w:t>用户信息模块负责系统用户管理，权限管理模块负责用户权限配置</w:t>
+                <w:lang w:val="en-US" w:eastAsia="zh-CN"/>
+              </w:rPr>
+              <w:t>邮箱正常接收验证码信息，并且正常注册账号</w:t>
             </w:r>
           </w:p>
         </w:tc>
@@ -44030,10 +44048,11 @@
           <w:p>
             <w:pPr>
               <w:rPr>
-                <w:rFonts w:cs="宋体"/>
+                <w:rFonts w:hint="default" w:cs="宋体"/>
                 <w:b w:val="0"/>
                 <w:bCs/>
                 <w:szCs w:val="21"/>
+                <w:lang w:val="en-US"/>
               </w:rPr>
             </w:pPr>
             <w:r>
@@ -44042,8 +44061,9 @@
                 <w:b w:val="0"/>
                 <w:bCs/>
                 <w:szCs w:val="21"/>
-              </w:rPr>
-              <w:t>用户信息可以对系统的用户进行管理，权限管理可以对用户的权限进行管理</w:t>
+                <w:lang w:val="en-US" w:eastAsia="zh-CN"/>
+              </w:rPr>
+              <w:t>邮箱正常显示验证码，注册通过</w:t>
             </w:r>
           </w:p>
         </w:tc>
@@ -44097,10 +44117,11 @@
             <w:pPr>
               <w:jc w:val="center"/>
               <w:rPr>
-                <w:rFonts w:cs="宋体"/>
+                <w:rFonts w:hint="default" w:eastAsia="宋体" w:cs="宋体"/>
                 <w:b w:val="0"/>
                 <w:bCs/>
                 <w:szCs w:val="21"/>
+                <w:lang w:val="en-US" w:eastAsia="zh-CN"/>
               </w:rPr>
             </w:pPr>
             <w:r>
@@ -44109,8 +44130,9 @@
                 <w:b w:val="0"/>
                 <w:bCs/>
                 <w:szCs w:val="21"/>
-              </w:rPr>
-              <w:t>教务管理</w:t>
+                <w:lang w:val="en-US" w:eastAsia="zh-CN"/>
+              </w:rPr>
+              <w:t>实验室首页可视化大屏</w:t>
             </w:r>
           </w:p>
         </w:tc>
@@ -44126,10 +44148,11 @@
           <w:p>
             <w:pPr>
               <w:rPr>
-                <w:rFonts w:cs="宋体"/>
+                <w:rFonts w:hint="default" w:eastAsia="宋体" w:cs="宋体"/>
                 <w:b w:val="0"/>
                 <w:bCs/>
                 <w:szCs w:val="21"/>
+                <w:lang w:val="en-US" w:eastAsia="zh-CN"/>
               </w:rPr>
             </w:pPr>
             <w:r>
@@ -44138,8 +44161,9 @@
                 <w:b w:val="0"/>
                 <w:bCs/>
                 <w:szCs w:val="21"/>
-              </w:rPr>
-              <w:t>点击教务管理下的学院、系部等子菜单，查看是否可以对相应的信息进行管理</w:t>
+                <w:lang w:val="en-US" w:eastAsia="zh-CN"/>
+              </w:rPr>
+              <w:t>首页数据是否显示成功，数据渲染是否成功。</w:t>
             </w:r>
           </w:p>
         </w:tc>
@@ -44155,10 +44179,11 @@
           <w:p>
             <w:pPr>
               <w:rPr>
-                <w:rFonts w:cs="宋体"/>
+                <w:rFonts w:hint="default" w:eastAsia="宋体" w:cs="宋体"/>
                 <w:b w:val="0"/>
                 <w:bCs/>
                 <w:szCs w:val="21"/>
+                <w:lang w:val="en-US" w:eastAsia="zh-CN"/>
               </w:rPr>
             </w:pPr>
             <w:r>
@@ -44167,8 +44192,9 @@
                 <w:b w:val="0"/>
                 <w:bCs/>
                 <w:szCs w:val="21"/>
-              </w:rPr>
-              <w:t>在对应的页面可以对相应的功能进行操作</w:t>
+                <w:lang w:val="en-US" w:eastAsia="zh-CN"/>
+              </w:rPr>
+              <w:t>可以显示各数据的数据图，如趋势图，状态分布图等</w:t>
             </w:r>
           </w:p>
         </w:tc>
@@ -44184,10 +44210,11 @@
           <w:p>
             <w:pPr>
               <w:rPr>
-                <w:rFonts w:cs="宋体"/>
+                <w:rFonts w:hint="default" w:eastAsia="宋体" w:cs="宋体"/>
                 <w:b w:val="0"/>
                 <w:bCs/>
                 <w:szCs w:val="21"/>
+                <w:lang w:val="en-US" w:eastAsia="zh-CN"/>
               </w:rPr>
             </w:pPr>
             <w:r>
@@ -44196,8 +44223,9 @@
                 <w:b w:val="0"/>
                 <w:bCs/>
                 <w:szCs w:val="21"/>
-              </w:rPr>
-              <w:t>在对应的页面可以对相应的功能进行操作</w:t>
+                <w:lang w:val="en-US" w:eastAsia="zh-CN"/>
+              </w:rPr>
+              <w:t>数据正常渲染</w:t>
             </w:r>
           </w:p>
         </w:tc>
@@ -44280,10 +44308,11 @@
           <w:p>
             <w:pPr>
               <w:rPr>
-                <w:rFonts w:cs="宋体"/>
+                <w:rFonts w:hint="default" w:eastAsia="宋体" w:cs="宋体"/>
                 <w:b w:val="0"/>
                 <w:bCs/>
                 <w:szCs w:val="21"/>
+                <w:lang w:val="en-US" w:eastAsia="zh-CN"/>
               </w:rPr>
             </w:pPr>
             <w:r>
@@ -44292,8 +44321,9 @@
                 <w:b w:val="0"/>
                 <w:bCs/>
                 <w:szCs w:val="21"/>
-              </w:rPr>
-              <w:t>点击实验室管理下的实验室信息或实验室借用子菜单，可以在对应的页面进行对应的操作</w:t>
+                <w:lang w:val="en-US" w:eastAsia="zh-CN"/>
+              </w:rPr>
+              <w:t>对Role权限2-3的人进行不同的测试，权限3的人可以执行删除操作，权限2的人只能进行CRU操作。</w:t>
             </w:r>
           </w:p>
         </w:tc>
@@ -44309,10 +44339,11 @@
           <w:p>
             <w:pPr>
               <w:rPr>
-                <w:rFonts w:cs="宋体"/>
+                <w:rFonts w:hint="default" w:cs="宋体"/>
                 <w:b w:val="0"/>
                 <w:bCs/>
                 <w:szCs w:val="21"/>
+                <w:lang w:val="en-US" w:eastAsia="zh-CN"/>
               </w:rPr>
             </w:pPr>
             <w:r>
@@ -44321,8 +44352,9 @@
                 <w:b w:val="0"/>
                 <w:bCs/>
                 <w:szCs w:val="21"/>
-              </w:rPr>
-              <w:t>实验室页面支持对实验室信息的管理操作；实验室借用页面可查看及删除借用记录</w:t>
+                <w:lang w:val="en-US" w:eastAsia="zh-CN"/>
+              </w:rPr>
+              <w:t>Role 3的权限可以执行删除，Role 2的权限执行删除显示权限不足，Role 2以上的人执行CRU操作成功</w:t>
             </w:r>
           </w:p>
         </w:tc>
@@ -44338,10 +44370,11 @@
           <w:p>
             <w:pPr>
               <w:rPr>
-                <w:rFonts w:cs="宋体"/>
+                <w:rFonts w:hint="default" w:eastAsia="宋体" w:cs="宋体"/>
                 <w:b w:val="0"/>
                 <w:bCs/>
                 <w:szCs w:val="21"/>
+                <w:lang w:val="en-US" w:eastAsia="zh-CN"/>
               </w:rPr>
             </w:pPr>
             <w:r>
@@ -44350,8 +44383,9 @@
                 <w:b w:val="0"/>
                 <w:bCs/>
                 <w:szCs w:val="21"/>
-              </w:rPr>
-              <w:t>在对应的页面可以进行相应的操作</w:t>
+                <w:lang w:val="en-US" w:eastAsia="zh-CN"/>
+              </w:rPr>
+              <w:t>对应操作皆成功</w:t>
             </w:r>
           </w:p>
         </w:tc>
@@ -44405,10 +44439,11 @@
             <w:pPr>
               <w:jc w:val="center"/>
               <w:rPr>
-                <w:rFonts w:cs="宋体"/>
+                <w:rFonts w:hint="default" w:eastAsia="宋体" w:cs="宋体"/>
                 <w:b w:val="0"/>
                 <w:bCs w:val="0"/>
                 <w:szCs w:val="21"/>
+                <w:lang w:val="en-US" w:eastAsia="zh-CN"/>
               </w:rPr>
             </w:pPr>
             <w:r>
@@ -44417,8 +44452,9 @@
                 <w:b w:val="0"/>
                 <w:bCs w:val="0"/>
                 <w:szCs w:val="21"/>
-              </w:rPr>
-              <w:t>实验室课表管理</w:t>
+                <w:lang w:val="en-US" w:eastAsia="zh-CN"/>
+              </w:rPr>
+              <w:t>预约信息管理</w:t>
             </w:r>
           </w:p>
         </w:tc>
@@ -44434,10 +44470,11 @@
           <w:p>
             <w:pPr>
               <w:rPr>
-                <w:rFonts w:cs="宋体"/>
+                <w:rFonts w:hint="default" w:eastAsia="宋体" w:cs="宋体"/>
                 <w:b w:val="0"/>
                 <w:bCs w:val="0"/>
                 <w:szCs w:val="21"/>
+                <w:lang w:val="en-US" w:eastAsia="zh-CN"/>
               </w:rPr>
             </w:pPr>
             <w:r>
@@ -44446,8 +44483,9 @@
                 <w:b w:val="0"/>
                 <w:bCs w:val="0"/>
                 <w:szCs w:val="21"/>
-              </w:rPr>
-              <w:t>点击实验室管理下的实验室课表，可以在此页面对实验的课表进行增删改查操作</w:t>
+                <w:lang w:val="en-US" w:eastAsia="zh-CN"/>
+              </w:rPr>
+              <w:t>对两个子菜单进行不同的测试，查看各菜单页面功能是否正常。</w:t>
             </w:r>
           </w:p>
         </w:tc>
@@ -44463,10 +44501,11 @@
           <w:p>
             <w:pPr>
               <w:rPr>
-                <w:rFonts w:cs="宋体"/>
+                <w:rFonts w:hint="default" w:eastAsia="宋体" w:cs="宋体"/>
                 <w:b w:val="0"/>
                 <w:bCs w:val="0"/>
                 <w:szCs w:val="21"/>
+                <w:lang w:val="en-US" w:eastAsia="zh-CN"/>
               </w:rPr>
             </w:pPr>
             <w:r>
@@ -44475,8 +44514,9 @@
                 <w:b w:val="0"/>
                 <w:bCs w:val="0"/>
                 <w:szCs w:val="21"/>
-              </w:rPr>
-              <w:t>可以对实验室课表进行相应的操作</w:t>
+                <w:lang w:val="en-US" w:eastAsia="zh-CN"/>
+              </w:rPr>
+              <w:t>正常显示，并且可以执行审核操作以及查看操作</w:t>
             </w:r>
           </w:p>
         </w:tc>
@@ -44492,10 +44532,11 @@
           <w:p>
             <w:pPr>
               <w:rPr>
-                <w:rFonts w:cs="宋体"/>
+                <w:rFonts w:hint="default" w:eastAsia="宋体" w:cs="宋体"/>
                 <w:b w:val="0"/>
                 <w:bCs w:val="0"/>
                 <w:szCs w:val="21"/>
+                <w:lang w:val="en-US" w:eastAsia="zh-CN"/>
               </w:rPr>
             </w:pPr>
             <w:r>
@@ -44504,8 +44545,9 @@
                 <w:b w:val="0"/>
                 <w:bCs w:val="0"/>
                 <w:szCs w:val="21"/>
-              </w:rPr>
-              <w:t>可以对实验室课表进行相应的操作</w:t>
+                <w:lang w:val="en-US" w:eastAsia="zh-CN"/>
+              </w:rPr>
+              <w:t>查询操作和审核操作成功</w:t>
             </w:r>
           </w:p>
         </w:tc>
@@ -44551,6 +44593,667 @@
             <w:tcW w:w="731" w:type="pct"/>
             <w:tcBorders>
               <w:top w:val="nil"/>
+              <w:bottom w:val="nil"/>
+            </w:tcBorders>
+            <w:vAlign w:val="center"/>
+          </w:tcPr>
+          <w:p>
+            <w:pPr>
+              <w:jc w:val="center"/>
+              <w:rPr>
+                <w:rFonts w:cs="宋体"/>
+                <w:b w:val="0"/>
+                <w:bCs w:val="0"/>
+                <w:szCs w:val="21"/>
+              </w:rPr>
+            </w:pPr>
+            <w:r>
+              <w:rPr>
+                <w:rFonts w:hint="eastAsia" w:cs="宋体"/>
+                <w:b w:val="0"/>
+                <w:bCs w:val="0"/>
+                <w:szCs w:val="21"/>
+                <w:lang w:val="en-US" w:eastAsia="zh-CN"/>
+              </w:rPr>
+              <w:t>用户</w:t>
+            </w:r>
+            <w:r>
+              <w:rPr>
+                <w:rFonts w:hint="eastAsia" w:cs="宋体"/>
+                <w:b w:val="0"/>
+                <w:bCs w:val="0"/>
+                <w:szCs w:val="21"/>
+              </w:rPr>
+              <w:t>管理</w:t>
+            </w:r>
+          </w:p>
+        </w:tc>
+        <w:tc>
+          <w:tcPr>
+            <w:tcW w:w="1198" w:type="pct"/>
+            <w:tcBorders>
+              <w:top w:val="nil"/>
+              <w:bottom w:val="nil"/>
+            </w:tcBorders>
+            <w:vAlign w:val="center"/>
+          </w:tcPr>
+          <w:p>
+            <w:pPr>
+              <w:rPr>
+                <w:rFonts w:hint="default" w:eastAsia="宋体" w:cs="宋体"/>
+                <w:b w:val="0"/>
+                <w:bCs w:val="0"/>
+                <w:szCs w:val="21"/>
+                <w:lang w:val="en-US" w:eastAsia="zh-CN"/>
+              </w:rPr>
+            </w:pPr>
+            <w:r>
+              <w:rPr>
+                <w:rFonts w:hint="eastAsia" w:cs="宋体"/>
+                <w:b w:val="0"/>
+                <w:bCs w:val="0"/>
+                <w:szCs w:val="21"/>
+                <w:lang w:val="en-US" w:eastAsia="zh-CN"/>
+              </w:rPr>
+              <w:t>Role 3的权限可以执行完整的CRUD功能，其余权限一律不允许。</w:t>
+            </w:r>
+          </w:p>
+        </w:tc>
+        <w:tc>
+          <w:tcPr>
+            <w:tcW w:w="1231" w:type="pct"/>
+            <w:tcBorders>
+              <w:top w:val="nil"/>
+              <w:bottom w:val="nil"/>
+            </w:tcBorders>
+            <w:vAlign w:val="center"/>
+          </w:tcPr>
+          <w:p>
+            <w:pPr>
+              <w:rPr>
+                <w:rFonts w:cs="宋体"/>
+                <w:b w:val="0"/>
+                <w:bCs w:val="0"/>
+                <w:szCs w:val="21"/>
+              </w:rPr>
+            </w:pPr>
+            <w:r>
+              <w:rPr>
+                <w:rFonts w:hint="eastAsia" w:cs="宋体"/>
+                <w:b w:val="0"/>
+                <w:bCs/>
+                <w:szCs w:val="21"/>
+                <w:lang w:val="en-US" w:eastAsia="zh-CN"/>
+              </w:rPr>
+              <w:t>Role 3的权限可以执行完整操作，Role 2-1-0 的权限执行失败</w:t>
+            </w:r>
+          </w:p>
+        </w:tc>
+        <w:tc>
+          <w:tcPr>
+            <w:tcW w:w="1142" w:type="pct"/>
+            <w:tcBorders>
+              <w:top w:val="nil"/>
+              <w:bottom w:val="nil"/>
+            </w:tcBorders>
+            <w:vAlign w:val="center"/>
+          </w:tcPr>
+          <w:p>
+            <w:pPr>
+              <w:rPr>
+                <w:rFonts w:hint="default" w:eastAsia="宋体" w:cs="宋体"/>
+                <w:b w:val="0"/>
+                <w:bCs w:val="0"/>
+                <w:szCs w:val="21"/>
+                <w:lang w:val="en-US" w:eastAsia="zh-CN"/>
+              </w:rPr>
+            </w:pPr>
+            <w:r>
+              <w:rPr>
+                <w:rFonts w:hint="eastAsia" w:cs="宋体"/>
+                <w:b w:val="0"/>
+                <w:bCs w:val="0"/>
+                <w:szCs w:val="21"/>
+                <w:lang w:val="en-US" w:eastAsia="zh-CN"/>
+              </w:rPr>
+              <w:t>Role 3的权限执行了完整的CRUD功能，其余显示权限不足</w:t>
+            </w:r>
+          </w:p>
+        </w:tc>
+        <w:tc>
+          <w:tcPr>
+            <w:tcW w:w="696" w:type="pct"/>
+            <w:tcBorders>
+              <w:top w:val="nil"/>
+              <w:bottom w:val="nil"/>
+            </w:tcBorders>
+            <w:vAlign w:val="center"/>
+          </w:tcPr>
+          <w:p>
+            <w:pPr>
+              <w:jc w:val="center"/>
+              <w:rPr>
+                <w:rFonts w:cs="宋体"/>
+                <w:b w:val="0"/>
+                <w:bCs w:val="0"/>
+                <w:szCs w:val="21"/>
+              </w:rPr>
+            </w:pPr>
+            <w:r>
+              <w:rPr>
+                <w:rFonts w:hint="eastAsia" w:cs="宋体"/>
+                <w:b w:val="0"/>
+                <w:bCs w:val="0"/>
+                <w:szCs w:val="21"/>
+              </w:rPr>
+              <w:t>测试通过</w:t>
+            </w:r>
+          </w:p>
+        </w:tc>
+      </w:tr>
+      <w:tr>
+        <w:trPr>
+          <w:trHeight w:val="579" w:hRule="atLeast"/>
+          <w:tblHeader/>
+          <w:jc w:val="center"/>
+        </w:trPr>
+        <w:tc>
+          <w:tcPr>
+            <w:tcW w:w="731" w:type="pct"/>
+            <w:tcBorders>
+              <w:top w:val="nil"/>
+              <w:bottom w:val="nil"/>
+            </w:tcBorders>
+            <w:vAlign w:val="center"/>
+          </w:tcPr>
+          <w:p>
+            <w:pPr>
+              <w:jc w:val="center"/>
+              <w:rPr>
+                <w:rFonts w:hint="default" w:cs="宋体"/>
+                <w:b w:val="0"/>
+                <w:bCs w:val="0"/>
+                <w:szCs w:val="21"/>
+                <w:lang w:val="en-US" w:eastAsia="zh-CN"/>
+              </w:rPr>
+            </w:pPr>
+            <w:r>
+              <w:rPr>
+                <w:rFonts w:hint="eastAsia" w:cs="宋体"/>
+                <w:b w:val="0"/>
+                <w:bCs w:val="0"/>
+                <w:szCs w:val="21"/>
+                <w:lang w:val="en-US" w:eastAsia="zh-CN"/>
+              </w:rPr>
+              <w:t>时间段管理</w:t>
+            </w:r>
+          </w:p>
+        </w:tc>
+        <w:tc>
+          <w:tcPr>
+            <w:tcW w:w="1198" w:type="pct"/>
+            <w:tcBorders>
+              <w:top w:val="nil"/>
+              <w:bottom w:val="nil"/>
+            </w:tcBorders>
+            <w:vAlign w:val="center"/>
+          </w:tcPr>
+          <w:p>
+            <w:pPr>
+              <w:rPr>
+                <w:rFonts w:hint="default" w:cs="宋体"/>
+                <w:b w:val="0"/>
+                <w:bCs w:val="0"/>
+                <w:szCs w:val="21"/>
+                <w:lang w:val="en-US" w:eastAsia="zh-CN"/>
+              </w:rPr>
+            </w:pPr>
+            <w:r>
+              <w:rPr>
+                <w:rFonts w:hint="eastAsia" w:cs="宋体"/>
+                <w:b w:val="0"/>
+                <w:bCs w:val="0"/>
+                <w:szCs w:val="21"/>
+                <w:lang w:val="en-US" w:eastAsia="zh-CN"/>
+              </w:rPr>
+              <w:t>对可预约的时间段进行测试，查看数据可否正常显示，数据可否正常修改以及新增和删除操作（Role 3可执行删除）。</w:t>
+            </w:r>
+          </w:p>
+        </w:tc>
+        <w:tc>
+          <w:tcPr>
+            <w:tcW w:w="1231" w:type="pct"/>
+            <w:tcBorders>
+              <w:top w:val="nil"/>
+              <w:bottom w:val="nil"/>
+            </w:tcBorders>
+            <w:vAlign w:val="center"/>
+          </w:tcPr>
+          <w:p>
+            <w:pPr>
+              <w:rPr>
+                <w:rFonts w:hint="default" w:cs="宋体"/>
+                <w:b w:val="0"/>
+                <w:bCs/>
+                <w:szCs w:val="21"/>
+                <w:lang w:val="en-US" w:eastAsia="zh-CN"/>
+              </w:rPr>
+            </w:pPr>
+            <w:r>
+              <w:rPr>
+                <w:rFonts w:hint="eastAsia" w:cs="宋体"/>
+                <w:b w:val="0"/>
+                <w:bCs/>
+                <w:szCs w:val="21"/>
+                <w:lang w:val="en-US" w:eastAsia="zh-CN"/>
+              </w:rPr>
+              <w:t>Role 3的权限可以执行完整操作，Role 2的权限可执行查看，修改，新增</w:t>
+            </w:r>
+          </w:p>
+        </w:tc>
+        <w:tc>
+          <w:tcPr>
+            <w:tcW w:w="1142" w:type="pct"/>
+            <w:tcBorders>
+              <w:top w:val="nil"/>
+              <w:bottom w:val="nil"/>
+            </w:tcBorders>
+            <w:vAlign w:val="center"/>
+          </w:tcPr>
+          <w:p>
+            <w:pPr>
+              <w:rPr>
+                <w:rFonts w:hint="default" w:cs="宋体"/>
+                <w:b w:val="0"/>
+                <w:bCs w:val="0"/>
+                <w:szCs w:val="21"/>
+                <w:lang w:val="en-US" w:eastAsia="zh-CN"/>
+              </w:rPr>
+            </w:pPr>
+            <w:r>
+              <w:rPr>
+                <w:rFonts w:hint="eastAsia" w:cs="宋体"/>
+                <w:b w:val="0"/>
+                <w:bCs w:val="0"/>
+                <w:szCs w:val="21"/>
+                <w:lang w:val="en-US" w:eastAsia="zh-CN"/>
+              </w:rPr>
+              <w:t>Role 3的权限执行了完整的CRUD功能，Role 2的权限执行CRU操作成功</w:t>
+            </w:r>
+          </w:p>
+        </w:tc>
+        <w:tc>
+          <w:tcPr>
+            <w:tcW w:w="696" w:type="pct"/>
+            <w:tcBorders>
+              <w:top w:val="nil"/>
+              <w:bottom w:val="nil"/>
+            </w:tcBorders>
+            <w:vAlign w:val="center"/>
+          </w:tcPr>
+          <w:p>
+            <w:pPr>
+              <w:jc w:val="center"/>
+              <w:rPr>
+                <w:rFonts w:hint="default" w:eastAsia="宋体" w:cs="宋体"/>
+                <w:b w:val="0"/>
+                <w:bCs w:val="0"/>
+                <w:szCs w:val="21"/>
+                <w:lang w:val="en-US" w:eastAsia="zh-CN"/>
+              </w:rPr>
+            </w:pPr>
+            <w:r>
+              <w:rPr>
+                <w:rFonts w:hint="eastAsia" w:cs="宋体"/>
+                <w:b w:val="0"/>
+                <w:bCs w:val="0"/>
+                <w:szCs w:val="21"/>
+                <w:lang w:val="en-US" w:eastAsia="zh-CN"/>
+              </w:rPr>
+              <w:t>测试通过</w:t>
+            </w:r>
+          </w:p>
+        </w:tc>
+      </w:tr>
+      <w:tr>
+        <w:trPr>
+          <w:trHeight w:val="579" w:hRule="atLeast"/>
+          <w:tblHeader/>
+          <w:jc w:val="center"/>
+        </w:trPr>
+        <w:tc>
+          <w:tcPr>
+            <w:tcW w:w="731" w:type="pct"/>
+            <w:tcBorders>
+              <w:top w:val="nil"/>
+              <w:bottom w:val="nil"/>
+            </w:tcBorders>
+            <w:vAlign w:val="center"/>
+          </w:tcPr>
+          <w:p>
+            <w:pPr>
+              <w:jc w:val="center"/>
+              <w:rPr>
+                <w:rFonts w:hint="default" w:cs="宋体"/>
+                <w:b w:val="0"/>
+                <w:bCs w:val="0"/>
+                <w:szCs w:val="21"/>
+                <w:lang w:val="en-US" w:eastAsia="zh-CN"/>
+              </w:rPr>
+            </w:pPr>
+            <w:r>
+              <w:rPr>
+                <w:rFonts w:hint="eastAsia" w:cs="宋体"/>
+                <w:b w:val="0"/>
+                <w:bCs w:val="0"/>
+                <w:szCs w:val="21"/>
+                <w:lang w:val="en-US" w:eastAsia="zh-CN"/>
+              </w:rPr>
+              <w:t>消息管理</w:t>
+            </w:r>
+          </w:p>
+        </w:tc>
+        <w:tc>
+          <w:tcPr>
+            <w:tcW w:w="1198" w:type="pct"/>
+            <w:tcBorders>
+              <w:top w:val="nil"/>
+              <w:bottom w:val="nil"/>
+            </w:tcBorders>
+            <w:vAlign w:val="center"/>
+          </w:tcPr>
+          <w:p>
+            <w:pPr>
+              <w:rPr>
+                <w:rFonts w:hint="default" w:cs="宋体"/>
+                <w:b w:val="0"/>
+                <w:bCs w:val="0"/>
+                <w:szCs w:val="21"/>
+                <w:lang w:val="en-US" w:eastAsia="zh-CN"/>
+              </w:rPr>
+            </w:pPr>
+            <w:r>
+              <w:rPr>
+                <w:rFonts w:hint="eastAsia" w:cs="宋体"/>
+                <w:b w:val="0"/>
+                <w:bCs w:val="0"/>
+                <w:szCs w:val="21"/>
+                <w:lang w:val="en-US" w:eastAsia="zh-CN"/>
+              </w:rPr>
+              <w:t>Role 2-3的权限可执行发送系统消息和对某一客户单独发送消息，Role 3的权限可对消息进行删除。</w:t>
+            </w:r>
+          </w:p>
+        </w:tc>
+        <w:tc>
+          <w:tcPr>
+            <w:tcW w:w="1231" w:type="pct"/>
+            <w:tcBorders>
+              <w:top w:val="nil"/>
+              <w:bottom w:val="nil"/>
+            </w:tcBorders>
+            <w:vAlign w:val="center"/>
+          </w:tcPr>
+          <w:p>
+            <w:pPr>
+              <w:rPr>
+                <w:rFonts w:hint="default" w:cs="宋体"/>
+                <w:b w:val="0"/>
+                <w:bCs/>
+                <w:szCs w:val="21"/>
+                <w:lang w:val="en-US" w:eastAsia="zh-CN"/>
+              </w:rPr>
+            </w:pPr>
+            <w:r>
+              <w:rPr>
+                <w:rFonts w:hint="eastAsia" w:cs="宋体"/>
+                <w:b w:val="0"/>
+                <w:bCs/>
+                <w:szCs w:val="21"/>
+                <w:lang w:val="en-US" w:eastAsia="zh-CN"/>
+              </w:rPr>
+              <w:t>Role 0-1的权限无法查看，Role 2以上的权限可查看和发布消息，Role 3的权限可以执行删除</w:t>
+            </w:r>
+          </w:p>
+        </w:tc>
+        <w:tc>
+          <w:tcPr>
+            <w:tcW w:w="1142" w:type="pct"/>
+            <w:tcBorders>
+              <w:top w:val="nil"/>
+              <w:bottom w:val="nil"/>
+            </w:tcBorders>
+            <w:vAlign w:val="center"/>
+          </w:tcPr>
+          <w:p>
+            <w:pPr>
+              <w:rPr>
+                <w:rFonts w:hint="default" w:cs="宋体"/>
+                <w:b w:val="0"/>
+                <w:bCs w:val="0"/>
+                <w:szCs w:val="21"/>
+                <w:lang w:val="en-US" w:eastAsia="zh-CN"/>
+              </w:rPr>
+            </w:pPr>
+            <w:r>
+              <w:rPr>
+                <w:rFonts w:hint="eastAsia" w:cs="宋体"/>
+                <w:b w:val="0"/>
+                <w:bCs w:val="0"/>
+                <w:szCs w:val="21"/>
+                <w:lang w:val="en-US" w:eastAsia="zh-CN"/>
+              </w:rPr>
+              <w:t>Role 0-1 的权限无法看到消息界面，Role 2以上的权限可查看修改和新增，Role 3的权限删除功能</w:t>
+            </w:r>
+          </w:p>
+        </w:tc>
+        <w:tc>
+          <w:tcPr>
+            <w:tcW w:w="696" w:type="pct"/>
+            <w:tcBorders>
+              <w:top w:val="nil"/>
+              <w:bottom w:val="nil"/>
+            </w:tcBorders>
+            <w:vAlign w:val="center"/>
+          </w:tcPr>
+          <w:p>
+            <w:pPr>
+              <w:jc w:val="center"/>
+              <w:rPr>
+                <w:rFonts w:hint="default" w:cs="宋体"/>
+                <w:b w:val="0"/>
+                <w:bCs w:val="0"/>
+                <w:szCs w:val="21"/>
+                <w:lang w:val="en-US" w:eastAsia="zh-CN"/>
+              </w:rPr>
+            </w:pPr>
+            <w:r>
+              <w:rPr>
+                <w:rFonts w:hint="eastAsia" w:cs="宋体"/>
+                <w:b w:val="0"/>
+                <w:bCs w:val="0"/>
+                <w:szCs w:val="21"/>
+                <w:lang w:val="en-US" w:eastAsia="zh-CN"/>
+              </w:rPr>
+              <w:t>测试通过</w:t>
+            </w:r>
+          </w:p>
+        </w:tc>
+      </w:tr>
+      <w:tr>
+        <w:trPr>
+          <w:trHeight w:val="579" w:hRule="atLeast"/>
+          <w:tblHeader/>
+          <w:jc w:val="center"/>
+        </w:trPr>
+        <w:tc>
+          <w:tcPr>
+            <w:tcW w:w="731" w:type="pct"/>
+            <w:tcBorders>
+              <w:top w:val="nil"/>
+              <w:bottom w:val="nil"/>
+            </w:tcBorders>
+            <w:vAlign w:val="center"/>
+          </w:tcPr>
+          <w:p>
+            <w:pPr>
+              <w:jc w:val="center"/>
+              <w:rPr>
+                <w:rFonts w:hint="default" w:cs="宋体"/>
+                <w:b w:val="0"/>
+                <w:bCs w:val="0"/>
+                <w:szCs w:val="21"/>
+                <w:lang w:val="en-US" w:eastAsia="zh-CN"/>
+              </w:rPr>
+            </w:pPr>
+            <w:r>
+              <w:rPr>
+                <w:rFonts w:hint="eastAsia" w:cs="宋体"/>
+                <w:b w:val="0"/>
+                <w:bCs w:val="0"/>
+                <w:szCs w:val="21"/>
+                <w:lang w:val="en-US" w:eastAsia="zh-CN"/>
+              </w:rPr>
+              <w:t>报表导出</w:t>
+            </w:r>
+          </w:p>
+        </w:tc>
+        <w:tc>
+          <w:tcPr>
+            <w:tcW w:w="1198" w:type="pct"/>
+            <w:tcBorders>
+              <w:top w:val="nil"/>
+              <w:bottom w:val="nil"/>
+            </w:tcBorders>
+            <w:vAlign w:val="center"/>
+          </w:tcPr>
+          <w:p>
+            <w:pPr>
+              <w:rPr>
+                <w:rFonts w:hint="default" w:cs="宋体"/>
+                <w:b w:val="0"/>
+                <w:bCs w:val="0"/>
+                <w:szCs w:val="21"/>
+                <w:lang w:val="en-US" w:eastAsia="zh-CN"/>
+              </w:rPr>
+            </w:pPr>
+            <w:r>
+              <w:rPr>
+                <w:rFonts w:hint="eastAsia" w:cs="宋体"/>
+                <w:b w:val="0"/>
+                <w:bCs w:val="0"/>
+                <w:szCs w:val="21"/>
+                <w:lang w:val="en-US" w:eastAsia="zh-CN"/>
+              </w:rPr>
+              <w:t>对报表进行打印，查看是否浏览器下载有Excel 文件，文件是否有数据</w:t>
+            </w:r>
+          </w:p>
+        </w:tc>
+        <w:tc>
+          <w:tcPr>
+            <w:tcW w:w="1231" w:type="pct"/>
+            <w:tcBorders>
+              <w:top w:val="nil"/>
+              <w:bottom w:val="nil"/>
+            </w:tcBorders>
+            <w:vAlign w:val="center"/>
+          </w:tcPr>
+          <w:p>
+            <w:pPr>
+              <w:rPr>
+                <w:rFonts w:hint="default" w:cs="宋体"/>
+                <w:b w:val="0"/>
+                <w:bCs/>
+                <w:szCs w:val="21"/>
+                <w:lang w:val="en-US" w:eastAsia="zh-CN"/>
+              </w:rPr>
+            </w:pPr>
+            <w:r>
+              <w:rPr>
+                <w:rFonts w:hint="eastAsia" w:cs="宋体"/>
+                <w:b w:val="0"/>
+                <w:bCs/>
+                <w:szCs w:val="21"/>
+                <w:lang w:val="en-US" w:eastAsia="zh-CN"/>
+              </w:rPr>
+              <w:t>预期点击导出过后，正常下载了Excel文档，文档也正常打开有数据</w:t>
+            </w:r>
+          </w:p>
+        </w:tc>
+        <w:tc>
+          <w:tcPr>
+            <w:tcW w:w="1142" w:type="pct"/>
+            <w:tcBorders>
+              <w:top w:val="nil"/>
+              <w:bottom w:val="nil"/>
+            </w:tcBorders>
+            <w:vAlign w:val="center"/>
+          </w:tcPr>
+          <w:p>
+            <w:pPr>
+              <w:rPr>
+                <w:rFonts w:hint="default" w:cs="宋体"/>
+                <w:b w:val="0"/>
+                <w:bCs w:val="0"/>
+                <w:szCs w:val="21"/>
+                <w:lang w:val="en-US" w:eastAsia="zh-CN"/>
+              </w:rPr>
+            </w:pPr>
+            <w:r>
+              <w:rPr>
+                <w:rFonts w:hint="eastAsia" w:cs="宋体"/>
+                <w:b w:val="0"/>
+                <w:bCs w:val="0"/>
+                <w:szCs w:val="21"/>
+                <w:lang w:val="en-US" w:eastAsia="zh-CN"/>
+              </w:rPr>
+              <w:t>浏览器显示下载过后的文档，文档打开显示了预约数据和统计数据</w:t>
+            </w:r>
+          </w:p>
+        </w:tc>
+        <w:tc>
+          <w:tcPr>
+            <w:tcW w:w="696" w:type="pct"/>
+            <w:tcBorders>
+              <w:top w:val="nil"/>
+              <w:bottom w:val="nil"/>
+            </w:tcBorders>
+            <w:vAlign w:val="center"/>
+          </w:tcPr>
+          <w:p>
+            <w:pPr>
+              <w:jc w:val="center"/>
+              <w:rPr>
+                <w:rFonts w:hint="default" w:cs="宋体"/>
+                <w:b w:val="0"/>
+                <w:bCs w:val="0"/>
+                <w:szCs w:val="21"/>
+                <w:lang w:val="en-US" w:eastAsia="zh-CN"/>
+              </w:rPr>
+            </w:pPr>
+            <w:r>
+              <w:rPr>
+                <w:rFonts w:hint="eastAsia" w:cs="宋体"/>
+                <w:b w:val="0"/>
+                <w:bCs w:val="0"/>
+                <w:szCs w:val="21"/>
+                <w:lang w:val="en-US" w:eastAsia="zh-CN"/>
+              </w:rPr>
+              <w:t>测试通过</w:t>
+            </w:r>
+          </w:p>
+        </w:tc>
+      </w:tr>
+      <w:tr>
+        <w:trPr>
+          <w:trHeight w:val="579" w:hRule="atLeast"/>
+          <w:tblHeader/>
+          <w:jc w:val="center"/>
+        </w:trPr>
+        <w:tc>
+          <w:tcPr>
+            <w:tcW w:w="731" w:type="pct"/>
+            <w:tcBorders>
+              <w:top w:val="nil"/>
               <w:bottom w:val="single" w:color="auto" w:sz="4" w:space="0"/>
             </w:tcBorders>
             <w:vAlign w:val="center"/>
@@ -44559,10 +45262,11 @@
             <w:pPr>
               <w:jc w:val="center"/>
               <w:rPr>
-                <w:rFonts w:cs="宋体"/>
+                <w:rFonts w:hint="default" w:cs="宋体"/>
                 <w:b w:val="0"/>
                 <w:bCs w:val="0"/>
                 <w:szCs w:val="21"/>
+                <w:lang w:val="en-US" w:eastAsia="zh-CN"/>
               </w:rPr>
             </w:pPr>
             <w:r>
@@ -44571,8 +45275,9 @@
                 <w:b w:val="0"/>
                 <w:bCs w:val="0"/>
                 <w:szCs w:val="21"/>
-              </w:rPr>
-              <w:t>设备管理</w:t>
+                <w:lang w:val="en-US" w:eastAsia="zh-CN"/>
+              </w:rPr>
+              <w:t>信誉分管理</w:t>
             </w:r>
           </w:p>
         </w:tc>
@@ -44588,10 +45293,11 @@
           <w:p>
             <w:pPr>
               <w:rPr>
-                <w:rFonts w:cs="宋体"/>
+                <w:rFonts w:hint="default" w:cs="宋体"/>
                 <w:b w:val="0"/>
                 <w:bCs w:val="0"/>
                 <w:szCs w:val="21"/>
+                <w:lang w:val="en-US" w:eastAsia="zh-CN"/>
               </w:rPr>
             </w:pPr>
             <w:r>
@@ -44600,8 +45306,9 @@
                 <w:b w:val="0"/>
                 <w:bCs w:val="0"/>
                 <w:szCs w:val="21"/>
-              </w:rPr>
-              <w:t>点击设备管理下的设备信息和设备借用选项，可在对应页面完成相关操作</w:t>
+                <w:lang w:val="en-US" w:eastAsia="zh-CN"/>
+              </w:rPr>
+              <w:t>使用Role 3的权限的用户去调整信誉分，Role 2的用户去调整信誉分</w:t>
             </w:r>
           </w:p>
         </w:tc>
@@ -44617,20 +45324,22 @@
           <w:p>
             <w:pPr>
               <w:rPr>
-                <w:rFonts w:cs="宋体"/>
-                <w:b w:val="0"/>
-                <w:bCs w:val="0"/>
-                <w:szCs w:val="21"/>
+                <w:rFonts w:hint="default" w:cs="宋体"/>
+                <w:b w:val="0"/>
+                <w:bCs/>
+                <w:szCs w:val="21"/>
+                <w:lang w:val="en-US" w:eastAsia="zh-CN"/>
               </w:rPr>
             </w:pPr>
             <w:r>
               <w:rPr>
                 <w:rFonts w:hint="eastAsia" w:cs="宋体"/>
                 <w:b w:val="0"/>
-                <w:bCs w:val="0"/>
-                <w:szCs w:val="21"/>
-              </w:rPr>
-              <w:t>设备页面可对设备信息进行管理操作；设备借用页面可查看及删除借用记录。</w:t>
+                <w:bCs/>
+                <w:szCs w:val="21"/>
+                <w:lang w:val="en-US" w:eastAsia="zh-CN"/>
+              </w:rPr>
+              <w:t>Role 3的用户可以调整，Role 2以下的用户无法调整</w:t>
             </w:r>
           </w:p>
         </w:tc>
@@ -44646,10 +45355,11 @@
           <w:p>
             <w:pPr>
               <w:rPr>
-                <w:rFonts w:cs="宋体"/>
+                <w:rFonts w:hint="default" w:cs="宋体"/>
                 <w:b w:val="0"/>
                 <w:bCs w:val="0"/>
                 <w:szCs w:val="21"/>
+                <w:lang w:val="en-US" w:eastAsia="zh-CN"/>
               </w:rPr>
             </w:pPr>
             <w:r>
@@ -44658,8 +45368,9 @@
                 <w:b w:val="0"/>
                 <w:bCs w:val="0"/>
                 <w:szCs w:val="21"/>
-              </w:rPr>
-              <w:t>在对应的页面可以进行相应的操作</w:t>
+                <w:lang w:val="en-US" w:eastAsia="zh-CN"/>
+              </w:rPr>
+              <w:t>Role 3的用户调整成功，Role 2的用户没有调整按钮</w:t>
             </w:r>
           </w:p>
         </w:tc>
@@ -44676,10 +45387,11 @@
             <w:pPr>
               <w:jc w:val="center"/>
               <w:rPr>
-                <w:rFonts w:cs="宋体"/>
+                <w:rFonts w:hint="default" w:cs="宋体"/>
                 <w:b w:val="0"/>
                 <w:bCs w:val="0"/>
                 <w:szCs w:val="21"/>
+                <w:lang w:val="en-US" w:eastAsia="zh-CN"/>
               </w:rPr>
             </w:pPr>
             <w:r>
@@ -44688,6 +45400,7 @@
                 <w:b w:val="0"/>
                 <w:bCs w:val="0"/>
                 <w:szCs w:val="21"/>
+                <w:lang w:val="en-US" w:eastAsia="zh-CN"/>
               </w:rPr>
               <w:t>测试通过</w:t>
             </w:r>
@@ -44763,7 +45476,41 @@
           <w:bCs/>
           <w:sz w:val="24"/>
         </w:rPr>
-        <w:t>在项目准备时，首先选用了Java1.8这个版本作为开发的编程语言，此版本有相对稳定的特性，深得开发人员的一致好评，虽然版本较久，但是也不是很落后，基本上日常需要用到的库都比较齐全。在开发过程中，发现管理员端从头开始的开发的过程比较繁琐，基本上代码和流程都差不多，就是一个不断重复的过程，所以就使用了RuoYi权限框架作为后端和管理员端，这样可以节省很多时间。经过一段时间的不断开发和修改过程中，项目在预定的时间前顺利完成了。</w:t>
+        <w:t>在项目准备时，首先选用了Java</w:t>
+      </w:r>
+      <w:r>
+        <w:rPr>
+          <w:rFonts w:hint="eastAsia" w:cs="宋体"/>
+          <w:bCs/>
+          <w:sz w:val="24"/>
+          <w:lang w:val="en-US" w:eastAsia="zh-CN"/>
+        </w:rPr>
+        <w:t xml:space="preserve"> 17</w:t>
+      </w:r>
+      <w:r>
+        <w:rPr>
+          <w:rFonts w:hint="eastAsia" w:cs="宋体"/>
+          <w:bCs/>
+          <w:sz w:val="24"/>
+        </w:rPr>
+        <w:t>这个版本作为开发的编程语言，此版本有相对稳定的特性，深得开发人员的一致好评，虽然版本较久，但是</w:t>
+      </w:r>
+      <w:r>
+        <w:rPr>
+          <w:rFonts w:hint="eastAsia" w:cs="宋体"/>
+          <w:bCs/>
+          <w:sz w:val="24"/>
+          <w:lang w:val="en-US" w:eastAsia="zh-CN"/>
+        </w:rPr>
+        <w:t>也是属于稳定开发版</w:t>
+      </w:r>
+      <w:r>
+        <w:rPr>
+          <w:rFonts w:hint="eastAsia" w:cs="宋体"/>
+          <w:bCs/>
+          <w:sz w:val="24"/>
+        </w:rPr>
+        <w:t>，基本上日常需要用到的库都比较齐全。在开发过程中，发现管理员端从头开始的开发的过程比较繁琐，基本上代码和流程都差不多，就是一个不断重复的过程，所以就使用了RuoYi权限框架作为后端和管理员端，这样可以节省很多时间。经过一段时间的不断开发和修改过程中，项目在预定的时间前顺利完成了。</w:t>
       </w:r>
     </w:p>
     <w:p>
@@ -44813,8 +45560,8 @@
           <w:szCs w:val="28"/>
         </w:rPr>
       </w:pPr>
-      <w:bookmarkStart w:id="121" w:name="_Toc103697807"/>
-      <w:bookmarkStart w:id="122" w:name="_Toc134105965"/>
+      <w:bookmarkStart w:id="121" w:name="_Toc134105965"/>
+      <w:bookmarkStart w:id="122" w:name="_Toc103697807"/>
       <w:bookmarkStart w:id="123" w:name="_Toc575884599"/>
       <w:bookmarkStart w:id="124" w:name="_Toc1813"/>
       <w:r>
@@ -45035,6 +45782,7 @@
         <w:overflowPunct w:val="0"/>
         <w:spacing w:line="300" w:lineRule="auto"/>
         <w:rPr>
+          <w:rFonts w:hint="eastAsia"/>
           <w:u w:color="000000"/>
         </w:rPr>
       </w:pPr>
@@ -45053,16 +45801,10 @@
         <w:overflowPunct w:val="0"/>
         <w:spacing w:line="300" w:lineRule="auto"/>
         <w:rPr>
-          <w:u w:color="000000"/>
-        </w:rPr>
-      </w:pPr>
-      <w:r>
-        <w:rPr>
           <w:rFonts w:hint="eastAsia"/>
           <w:u w:color="000000"/>
         </w:rPr>
-        <w:t>[12]蒋谨,汤海林.基于RuoYi开源框架的低代码开发[J].现代计算机,2024,30(14):112-116.</w:t>
-      </w:r>
+      </w:pPr>
     </w:p>
     <w:p>
       <w:pPr>
@@ -45071,16 +45813,10 @@
         <w:overflowPunct w:val="0"/>
         <w:spacing w:line="300" w:lineRule="auto"/>
         <w:rPr>
-          <w:u w:color="000000"/>
-        </w:rPr>
-      </w:pPr>
-      <w:r>
-        <w:rPr>
           <w:rFonts w:hint="eastAsia"/>
           <w:u w:color="000000"/>
         </w:rPr>
-        <w:t>[13]于兴国.基于嵌入式平台的实验室智能值守系统的设计与实现[D].北京邮电大学,2024.</w:t>
-      </w:r>
+      </w:pPr>
     </w:p>
     <w:p>
       <w:pPr>
@@ -45097,7 +45833,7 @@
           <w:rFonts w:hint="eastAsia"/>
           <w:u w:color="000000"/>
         </w:rPr>
-        <w:t>[14]张竞波,赵移.计算机设备领借用(出入库)信息管理系统设计与实现[J].电脑知识与技术,2023,19(02):53-56.</w:t>
+        <w:t>[13]于兴国.基于嵌入式平台的实验室智能值守系统的设计与实现[D].北京邮电大学,2024.</w:t>
       </w:r>
     </w:p>
     <w:p>
@@ -45115,7 +45851,7 @@
           <w:rFonts w:hint="eastAsia"/>
           <w:u w:color="000000"/>
         </w:rPr>
-        <w:t>[15]杜啸楠,银莉.基于E-R模型的培训网站数据库设计[J].电子技术,2022,51(12):178-179.</w:t>
+        <w:t>[14]张竞波,赵移.计算机设备领借用(出入库)信息管理系统设计与实现[J].电脑知识与技术,2023,19(02):53-56.</w:t>
       </w:r>
     </w:p>
     <w:p>
@@ -45133,7 +45869,37 @@
           <w:rFonts w:hint="eastAsia"/>
           <w:u w:color="000000"/>
         </w:rPr>
-        <w:t>[16]滕毅,马焯文.基于UniApp的校园拼车多端小程序设计与实现[J].电子制作,2022,30(16):43-46.[17]王倩,李宇阳,荆山,等.高校学生实验室综合管理平台的设计与实现[C].济南大学信息科学与工程学院;济南大学教育技术与网络信息中心;2018:6.</w:t>
+        <w:t>[15]杜啸楠,银莉.基于E-R模型的培训网站数据库设计[J].电子技术,2022,51(12):178-179.</w:t>
+      </w:r>
+    </w:p>
+    <w:p>
+      <w:pPr>
+        <w:kinsoku w:val="0"/>
+        <w:wordWrap w:val="0"/>
+        <w:overflowPunct w:val="0"/>
+        <w:spacing w:line="300" w:lineRule="auto"/>
+        <w:rPr>
+          <w:rFonts w:hint="eastAsia"/>
+          <w:u w:color="000000"/>
+        </w:rPr>
+      </w:pPr>
+    </w:p>
+    <w:p>
+      <w:pPr>
+        <w:kinsoku w:val="0"/>
+        <w:wordWrap w:val="0"/>
+        <w:overflowPunct w:val="0"/>
+        <w:spacing w:line="300" w:lineRule="auto"/>
+        <w:rPr>
+          <w:u w:color="000000"/>
+        </w:rPr>
+      </w:pPr>
+      <w:r>
+        <w:rPr>
+          <w:rFonts w:hint="eastAsia"/>
+          <w:u w:color="000000"/>
+        </w:rPr>
+        <w:t>[17]王倩,李宇阳,荆山,等.高校学生实验室综合管理平台的设计与实现[C].济南大学信息科学与工程学院;济南大学教育技术与网络信息中心;2018:6.</w:t>
       </w:r>
     </w:p>
     <w:p>
@@ -45220,13 +45986,13 @@
           <w:sz w:val="28"/>
         </w:rPr>
       </w:pPr>
-      <w:bookmarkStart w:id="125" w:name="_Toc17889"/>
-      <w:bookmarkStart w:id="126" w:name="_Toc70719272"/>
-      <w:bookmarkStart w:id="127" w:name="_Toc134105966"/>
-      <w:bookmarkStart w:id="128" w:name="_Toc70949881"/>
-      <w:bookmarkStart w:id="129" w:name="_Toc70950688"/>
-      <w:bookmarkStart w:id="130" w:name="_Toc70950419"/>
-      <w:bookmarkStart w:id="131" w:name="_Toc183658364"/>
+      <w:bookmarkStart w:id="125" w:name="_Toc70950688"/>
+      <w:bookmarkStart w:id="126" w:name="_Toc70949881"/>
+      <w:bookmarkStart w:id="127" w:name="_Toc70950419"/>
+      <w:bookmarkStart w:id="128" w:name="_Toc70719272"/>
+      <w:bookmarkStart w:id="129" w:name="_Toc17889"/>
+      <w:bookmarkStart w:id="130" w:name="_Toc183658364"/>
+      <w:bookmarkStart w:id="131" w:name="_Toc134105966"/>
       <w:r>
         <w:rPr>
           <w:rFonts w:hint="eastAsia" w:ascii="黑体" w:hAnsi="黑体" w:eastAsia="黑体" w:cs="黑体"/>
@@ -47787,7 +48553,7 @@
 </file>
 
 <file path=customXml/item2.xml><?xml version="1.0" encoding="utf-8"?>
-<b:Sources xmlns="http://schemas.openxmlformats.org/officeDocument/2006/bibliography" xmlns:b="http://schemas.openxmlformats.org/officeDocument/2006/bibliography" Version="6" SelectedStyle="\APASixthEditionOfficeOnline.xsl" StyleName="APA"/>
+<b:Sources xmlns="http://schemas.openxmlformats.org/officeDocument/2006/bibliography" xmlns:b="http://schemas.openxmlformats.org/officeDocument/2006/bibliography" Version="6" StyleName="APA" SelectedStyle="\APASixthEditionOfficeOnline.xsl"/>
 </file>
 
 <file path=customXml/itemProps1.xml><?xml version="1.0" encoding="utf-8"?>

--- a/论文.docx
+++ b/论文.docx
@@ -441,7 +441,7 @@
                     <pic:cNvPicPr/>
                   </pic:nvPicPr>
                   <pic:blipFill>
-                    <a:blip r:embed="rId34" cstate="print"/>
+                    <a:blip r:embed="rId32" cstate="print"/>
                     <a:srcRect/>
                     <a:stretch>
                       <a:fillRect/>
@@ -1248,7 +1248,22 @@
           <w:rFonts w:hint="eastAsia"/>
           <w:sz w:val="24"/>
         </w:rPr>
-        <w:t>经贵州民族大学数据科学与信息工程学院张佳佳老师的全程指导，本人自主完成了毕业研究项目的全部设计与撰写工作。本人郑重承诺，本研究严格遵循学术伦理规范，未出现任何形式的学术失范行为，包括但不限于伪造数据、不当引用或侵占他人成果。文中所有引用资料均已规范标注，除此之外不包含任何他人已发表或未发表的研究成果。对于在研究过程中给予重要指导或提供关键支持的个人及单位，本人均在正文相应位置通过规范学术标注方式予以明确致谢。本声明所述内容完全属实，若因学术诚信问题引发相关法律争议，本人愿承担全部责任</w:t>
+        <w:t>经贵州民族大学数据科学与信息工程学院</w:t>
+      </w:r>
+      <w:r>
+        <w:rPr>
+          <w:rFonts w:hint="eastAsia"/>
+          <w:sz w:val="24"/>
+          <w:lang w:val="en-US" w:eastAsia="zh-CN"/>
+        </w:rPr>
+        <w:t>**</w:t>
+      </w:r>
+      <w:r>
+        <w:rPr>
+          <w:rFonts w:hint="eastAsia"/>
+          <w:sz w:val="24"/>
+        </w:rPr>
+        <w:t>老师的全程指导，本人自主完成了毕业研究项目的全部设计与撰写工作。本人郑重承诺，本研究严格遵循学术伦理规范，未出现任何形式的学术失范行为，包括但不限于伪造数据、不当引用或侵占他人成果。文中所有引用资料均已规范标注，除此之外不包含任何他人已发表或未发表的研究成果。对于在研究过程中给予重要指导或提供关键支持的个人及单位，本人均在正文相应位置通过规范学术标注方式予以明确致谢。本声明所述内容完全属实，若因学术诚信问题引发相关法律争议，本人愿承担全部责任</w:t>
       </w:r>
       <w:r>
         <w:rPr>
@@ -1414,7 +1429,7 @@
             <w:rPr>
               <w:lang w:val="zh-CN"/>
             </w:rPr>
-            <w:instrText xml:space="preserve"> HYPERLINK \l _Toc280133815 </w:instrText>
+            <w:instrText xml:space="preserve"> HYPERLINK \l _Toc465822721 </w:instrText>
           </w:r>
           <w:r>
             <w:rPr>
@@ -1437,7 +1452,7 @@
             <w:fldChar w:fldCharType="begin"/>
           </w:r>
           <w:r>
-            <w:instrText xml:space="preserve"> PAGEREF _Toc280133815 \h </w:instrText>
+            <w:instrText xml:space="preserve"> PAGEREF _Toc465822721 \h </w:instrText>
           </w:r>
           <w:r>
             <w:fldChar w:fldCharType="separate"/>
@@ -1472,7 +1487,7 @@
             <w:rPr>
               <w:lang w:val="zh-CN"/>
             </w:rPr>
-            <w:instrText xml:space="preserve"> HYPERLINK \l _Toc924874481 </w:instrText>
+            <w:instrText xml:space="preserve"> HYPERLINK \l _Toc1504578532 </w:instrText>
           </w:r>
           <w:r>
             <w:rPr>
@@ -1494,7 +1509,7 @@
             <w:fldChar w:fldCharType="begin"/>
           </w:r>
           <w:r>
-            <w:instrText xml:space="preserve"> PAGEREF _Toc924874481 \h </w:instrText>
+            <w:instrText xml:space="preserve"> PAGEREF _Toc1504578532 \h </w:instrText>
           </w:r>
           <w:r>
             <w:fldChar w:fldCharType="separate"/>
@@ -1529,7 +1544,7 @@
             <w:rPr>
               <w:lang w:val="zh-CN"/>
             </w:rPr>
-            <w:instrText xml:space="preserve"> HYPERLINK \l _Toc878765181 </w:instrText>
+            <w:instrText xml:space="preserve"> HYPERLINK \l _Toc831443899 </w:instrText>
           </w:r>
           <w:r>
             <w:rPr>
@@ -1550,7 +1565,7 @@
             <w:fldChar w:fldCharType="begin"/>
           </w:r>
           <w:r>
-            <w:instrText xml:space="preserve"> PAGEREF _Toc878765181 \h </w:instrText>
+            <w:instrText xml:space="preserve"> PAGEREF _Toc831443899 \h </w:instrText>
           </w:r>
           <w:r>
             <w:fldChar w:fldCharType="separate"/>
@@ -1585,7 +1600,7 @@
             <w:rPr>
               <w:lang w:val="zh-CN"/>
             </w:rPr>
-            <w:instrText xml:space="preserve"> HYPERLINK \l _Toc1161356648 </w:instrText>
+            <w:instrText xml:space="preserve"> HYPERLINK \l _Toc401519464 </w:instrText>
           </w:r>
           <w:r>
             <w:rPr>
@@ -1606,7 +1621,7 @@
             <w:fldChar w:fldCharType="begin"/>
           </w:r>
           <w:r>
-            <w:instrText xml:space="preserve"> PAGEREF _Toc1161356648 \h </w:instrText>
+            <w:instrText xml:space="preserve"> PAGEREF _Toc401519464 \h </w:instrText>
           </w:r>
           <w:r>
             <w:fldChar w:fldCharType="separate"/>
@@ -1641,7 +1656,7 @@
             <w:rPr>
               <w:lang w:val="zh-CN"/>
             </w:rPr>
-            <w:instrText xml:space="preserve"> HYPERLINK \l _Toc442315353 </w:instrText>
+            <w:instrText xml:space="preserve"> HYPERLINK \l _Toc944012574 </w:instrText>
           </w:r>
           <w:r>
             <w:rPr>
@@ -1662,7 +1677,7 @@
             <w:fldChar w:fldCharType="begin"/>
           </w:r>
           <w:r>
-            <w:instrText xml:space="preserve"> PAGEREF _Toc442315353 \h </w:instrText>
+            <w:instrText xml:space="preserve"> PAGEREF _Toc944012574 \h </w:instrText>
           </w:r>
           <w:r>
             <w:fldChar w:fldCharType="separate"/>
@@ -1697,7 +1712,7 @@
             <w:rPr>
               <w:lang w:val="zh-CN"/>
             </w:rPr>
-            <w:instrText xml:space="preserve"> HYPERLINK \l _Toc1553235604 </w:instrText>
+            <w:instrText xml:space="preserve"> HYPERLINK \l _Toc410147182 </w:instrText>
           </w:r>
           <w:r>
             <w:rPr>
@@ -1718,7 +1733,7 @@
             <w:fldChar w:fldCharType="begin"/>
           </w:r>
           <w:r>
-            <w:instrText xml:space="preserve"> PAGEREF _Toc1553235604 \h </w:instrText>
+            <w:instrText xml:space="preserve"> PAGEREF _Toc410147182 \h </w:instrText>
           </w:r>
           <w:r>
             <w:fldChar w:fldCharType="separate"/>
@@ -1753,7 +1768,7 @@
             <w:rPr>
               <w:lang w:val="zh-CN"/>
             </w:rPr>
-            <w:instrText xml:space="preserve"> HYPERLINK \l _Toc419583496 </w:instrText>
+            <w:instrText xml:space="preserve"> HYPERLINK \l _Toc2068664651 </w:instrText>
           </w:r>
           <w:r>
             <w:rPr>
@@ -1765,7 +1780,7 @@
             <w:rPr>
               <w:rFonts w:hint="eastAsia"/>
             </w:rPr>
-            <w:t>1.2.2 经济可行性分析分析</w:t>
+            <w:t>1.2.2 经济可行性分析</w:t>
           </w:r>
           <w:r>
             <w:tab/>
@@ -1774,7 +1789,7 @@
             <w:fldChar w:fldCharType="begin"/>
           </w:r>
           <w:r>
-            <w:instrText xml:space="preserve"> PAGEREF _Toc419583496 \h </w:instrText>
+            <w:instrText xml:space="preserve"> PAGEREF _Toc2068664651 \h </w:instrText>
           </w:r>
           <w:r>
             <w:fldChar w:fldCharType="separate"/>
@@ -1809,7 +1824,7 @@
             <w:rPr>
               <w:lang w:val="zh-CN"/>
             </w:rPr>
-            <w:instrText xml:space="preserve"> HYPERLINK \l _Toc1751004171 </w:instrText>
+            <w:instrText xml:space="preserve"> HYPERLINK \l _Toc286544427 </w:instrText>
           </w:r>
           <w:r>
             <w:rPr>
@@ -1830,13 +1845,13 @@
             <w:fldChar w:fldCharType="begin"/>
           </w:r>
           <w:r>
-            <w:instrText xml:space="preserve"> PAGEREF _Toc1751004171 \h </w:instrText>
+            <w:instrText xml:space="preserve"> PAGEREF _Toc286544427 \h </w:instrText>
           </w:r>
           <w:r>
             <w:fldChar w:fldCharType="separate"/>
           </w:r>
           <w:r>
-            <w:t>1</w:t>
+            <w:t>2</w:t>
           </w:r>
           <w:r>
             <w:fldChar w:fldCharType="end"/>
@@ -1865,7 +1880,7 @@
             <w:rPr>
               <w:lang w:val="zh-CN"/>
             </w:rPr>
-            <w:instrText xml:space="preserve"> HYPERLINK \l _Toc11203509 </w:instrText>
+            <w:instrText xml:space="preserve"> HYPERLINK \l _Toc1293848015 </w:instrText>
           </w:r>
           <w:r>
             <w:rPr>
@@ -1886,13 +1901,13 @@
             <w:fldChar w:fldCharType="begin"/>
           </w:r>
           <w:r>
-            <w:instrText xml:space="preserve"> PAGEREF _Toc11203509 \h </w:instrText>
+            <w:instrText xml:space="preserve"> PAGEREF _Toc1293848015 \h </w:instrText>
           </w:r>
           <w:r>
             <w:fldChar w:fldCharType="separate"/>
           </w:r>
           <w:r>
-            <w:t>1</w:t>
+            <w:t>2</w:t>
           </w:r>
           <w:r>
             <w:fldChar w:fldCharType="end"/>
@@ -1921,7 +1936,7 @@
             <w:rPr>
               <w:lang w:val="zh-CN"/>
             </w:rPr>
-            <w:instrText xml:space="preserve"> HYPERLINK \l _Toc1466298474 </w:instrText>
+            <w:instrText xml:space="preserve"> HYPERLINK \l _Toc284178583 </w:instrText>
           </w:r>
           <w:r>
             <w:rPr>
@@ -1942,7 +1957,7 @@
             <w:fldChar w:fldCharType="begin"/>
           </w:r>
           <w:r>
-            <w:instrText xml:space="preserve"> PAGEREF _Toc1466298474 \h </w:instrText>
+            <w:instrText xml:space="preserve"> PAGEREF _Toc284178583 \h </w:instrText>
           </w:r>
           <w:r>
             <w:fldChar w:fldCharType="separate"/>
@@ -1977,7 +1992,7 @@
             <w:rPr>
               <w:lang w:val="zh-CN"/>
             </w:rPr>
-            <w:instrText xml:space="preserve"> HYPERLINK \l _Toc1703603193 </w:instrText>
+            <w:instrText xml:space="preserve"> HYPERLINK \l _Toc185813553 </w:instrText>
           </w:r>
           <w:r>
             <w:rPr>
@@ -1998,7 +2013,7 @@
             <w:fldChar w:fldCharType="begin"/>
           </w:r>
           <w:r>
-            <w:instrText xml:space="preserve"> PAGEREF _Toc1703603193 \h </w:instrText>
+            <w:instrText xml:space="preserve"> PAGEREF _Toc185813553 \h </w:instrText>
           </w:r>
           <w:r>
             <w:fldChar w:fldCharType="separate"/>
@@ -2033,7 +2048,7 @@
             <w:rPr>
               <w:lang w:val="zh-CN"/>
             </w:rPr>
-            <w:instrText xml:space="preserve"> HYPERLINK \l _Toc59399300 </w:instrText>
+            <w:instrText xml:space="preserve"> HYPERLINK \l _Toc527162533 </w:instrText>
           </w:r>
           <w:r>
             <w:rPr>
@@ -2054,7 +2069,7 @@
             <w:fldChar w:fldCharType="begin"/>
           </w:r>
           <w:r>
-            <w:instrText xml:space="preserve"> PAGEREF _Toc59399300 \h </w:instrText>
+            <w:instrText xml:space="preserve"> PAGEREF _Toc527162533 \h </w:instrText>
           </w:r>
           <w:r>
             <w:fldChar w:fldCharType="separate"/>
@@ -2089,7 +2104,7 @@
             <w:rPr>
               <w:lang w:val="zh-CN"/>
             </w:rPr>
-            <w:instrText xml:space="preserve"> HYPERLINK \l _Toc1891622892 </w:instrText>
+            <w:instrText xml:space="preserve"> HYPERLINK \l _Toc1650648256 </w:instrText>
           </w:r>
           <w:r>
             <w:rPr>
@@ -2110,7 +2125,7 @@
             <w:fldChar w:fldCharType="begin"/>
           </w:r>
           <w:r>
-            <w:instrText xml:space="preserve"> PAGEREF _Toc1891622892 \h </w:instrText>
+            <w:instrText xml:space="preserve"> PAGEREF _Toc1650648256 \h </w:instrText>
           </w:r>
           <w:r>
             <w:fldChar w:fldCharType="separate"/>
@@ -2145,7 +2160,7 @@
             <w:rPr>
               <w:lang w:val="zh-CN"/>
             </w:rPr>
-            <w:instrText xml:space="preserve"> HYPERLINK \l _Toc1158035656 </w:instrText>
+            <w:instrText xml:space="preserve"> HYPERLINK \l _Toc1251486646 </w:instrText>
           </w:r>
           <w:r>
             <w:rPr>
@@ -2166,7 +2181,7 @@
             <w:fldChar w:fldCharType="begin"/>
           </w:r>
           <w:r>
-            <w:instrText xml:space="preserve"> PAGEREF _Toc1158035656 \h </w:instrText>
+            <w:instrText xml:space="preserve"> PAGEREF _Toc1251486646 \h </w:instrText>
           </w:r>
           <w:r>
             <w:fldChar w:fldCharType="separate"/>
@@ -2201,7 +2216,7 @@
             <w:rPr>
               <w:lang w:val="zh-CN"/>
             </w:rPr>
-            <w:instrText xml:space="preserve"> HYPERLINK \l _Toc460977631 </w:instrText>
+            <w:instrText xml:space="preserve"> HYPERLINK \l _Toc1281220604 </w:instrText>
           </w:r>
           <w:r>
             <w:rPr>
@@ -2222,7 +2237,7 @@
             <w:fldChar w:fldCharType="begin"/>
           </w:r>
           <w:r>
-            <w:instrText xml:space="preserve"> PAGEREF _Toc460977631 \h </w:instrText>
+            <w:instrText xml:space="preserve"> PAGEREF _Toc1281220604 \h </w:instrText>
           </w:r>
           <w:r>
             <w:fldChar w:fldCharType="separate"/>
@@ -2257,7 +2272,7 @@
             <w:rPr>
               <w:lang w:val="zh-CN"/>
             </w:rPr>
-            <w:instrText xml:space="preserve"> HYPERLINK \l _Toc1677529488 </w:instrText>
+            <w:instrText xml:space="preserve"> HYPERLINK \l _Toc656162959 </w:instrText>
           </w:r>
           <w:r>
             <w:rPr>
@@ -2287,7 +2302,7 @@
             <w:fldChar w:fldCharType="begin"/>
           </w:r>
           <w:r>
-            <w:instrText xml:space="preserve"> PAGEREF _Toc1677529488 \h </w:instrText>
+            <w:instrText xml:space="preserve"> PAGEREF _Toc656162959 \h </w:instrText>
           </w:r>
           <w:r>
             <w:fldChar w:fldCharType="separate"/>
@@ -2322,7 +2337,7 @@
             <w:rPr>
               <w:lang w:val="zh-CN"/>
             </w:rPr>
-            <w:instrText xml:space="preserve"> HYPERLINK \l _Toc2072787000 </w:instrText>
+            <w:instrText xml:space="preserve"> HYPERLINK \l _Toc802324568 </w:instrText>
           </w:r>
           <w:r>
             <w:rPr>
@@ -2346,7 +2361,7 @@
             <w:fldChar w:fldCharType="begin"/>
           </w:r>
           <w:r>
-            <w:instrText xml:space="preserve"> PAGEREF _Toc2072787000 \h </w:instrText>
+            <w:instrText xml:space="preserve"> PAGEREF _Toc802324568 \h </w:instrText>
           </w:r>
           <w:r>
             <w:fldChar w:fldCharType="separate"/>
@@ -2381,7 +2396,7 @@
             <w:rPr>
               <w:lang w:val="zh-CN"/>
             </w:rPr>
-            <w:instrText xml:space="preserve"> HYPERLINK \l _Toc851387366 </w:instrText>
+            <w:instrText xml:space="preserve"> HYPERLINK \l _Toc619194863 </w:instrText>
           </w:r>
           <w:r>
             <w:rPr>
@@ -2405,7 +2420,7 @@
             <w:fldChar w:fldCharType="begin"/>
           </w:r>
           <w:r>
-            <w:instrText xml:space="preserve"> PAGEREF _Toc851387366 \h </w:instrText>
+            <w:instrText xml:space="preserve"> PAGEREF _Toc619194863 \h </w:instrText>
           </w:r>
           <w:r>
             <w:fldChar w:fldCharType="separate"/>
@@ -2440,7 +2455,7 @@
             <w:rPr>
               <w:lang w:val="zh-CN"/>
             </w:rPr>
-            <w:instrText xml:space="preserve"> HYPERLINK \l _Toc583920401 </w:instrText>
+            <w:instrText xml:space="preserve"> HYPERLINK \l _Toc102309079 </w:instrText>
           </w:r>
           <w:r>
             <w:rPr>
@@ -2464,7 +2479,7 @@
             <w:fldChar w:fldCharType="begin"/>
           </w:r>
           <w:r>
-            <w:instrText xml:space="preserve"> PAGEREF _Toc583920401 \h </w:instrText>
+            <w:instrText xml:space="preserve"> PAGEREF _Toc102309079 \h </w:instrText>
           </w:r>
           <w:r>
             <w:fldChar w:fldCharType="separate"/>
@@ -2499,7 +2514,7 @@
             <w:rPr>
               <w:lang w:val="zh-CN"/>
             </w:rPr>
-            <w:instrText xml:space="preserve"> HYPERLINK \l _Toc2097396464 </w:instrText>
+            <w:instrText xml:space="preserve"> HYPERLINK \l _Toc1521773153 </w:instrText>
           </w:r>
           <w:r>
             <w:rPr>
@@ -2520,7 +2535,7 @@
             <w:fldChar w:fldCharType="begin"/>
           </w:r>
           <w:r>
-            <w:instrText xml:space="preserve"> PAGEREF _Toc2097396464 \h </w:instrText>
+            <w:instrText xml:space="preserve"> PAGEREF _Toc1521773153 \h </w:instrText>
           </w:r>
           <w:r>
             <w:fldChar w:fldCharType="separate"/>
@@ -2555,7 +2570,7 @@
             <w:rPr>
               <w:lang w:val="zh-CN"/>
             </w:rPr>
-            <w:instrText xml:space="preserve"> HYPERLINK \l _Toc2145788590 </w:instrText>
+            <w:instrText xml:space="preserve"> HYPERLINK \l _Toc2058630348 </w:instrText>
           </w:r>
           <w:r>
             <w:rPr>
@@ -2579,7 +2594,7 @@
             <w:fldChar w:fldCharType="begin"/>
           </w:r>
           <w:r>
-            <w:instrText xml:space="preserve"> PAGEREF _Toc2145788590 \h </w:instrText>
+            <w:instrText xml:space="preserve"> PAGEREF _Toc2058630348 \h </w:instrText>
           </w:r>
           <w:r>
             <w:fldChar w:fldCharType="separate"/>
@@ -2614,7 +2629,7 @@
             <w:rPr>
               <w:lang w:val="zh-CN"/>
             </w:rPr>
-            <w:instrText xml:space="preserve"> HYPERLINK \l _Toc1575948059 </w:instrText>
+            <w:instrText xml:space="preserve"> HYPERLINK \l _Toc1291222019 </w:instrText>
           </w:r>
           <w:r>
             <w:rPr>
@@ -2644,7 +2659,7 @@
             <w:fldChar w:fldCharType="begin"/>
           </w:r>
           <w:r>
-            <w:instrText xml:space="preserve"> PAGEREF _Toc1575948059 \h </w:instrText>
+            <w:instrText xml:space="preserve"> PAGEREF _Toc1291222019 \h </w:instrText>
           </w:r>
           <w:r>
             <w:fldChar w:fldCharType="separate"/>
@@ -2679,7 +2694,7 @@
             <w:rPr>
               <w:lang w:val="zh-CN"/>
             </w:rPr>
-            <w:instrText xml:space="preserve"> HYPERLINK \l _Toc2043209162 </w:instrText>
+            <w:instrText xml:space="preserve"> HYPERLINK \l _Toc1246220398 </w:instrText>
           </w:r>
           <w:r>
             <w:rPr>
@@ -2709,7 +2724,7 @@
             <w:fldChar w:fldCharType="begin"/>
           </w:r>
           <w:r>
-            <w:instrText xml:space="preserve"> PAGEREF _Toc2043209162 \h </w:instrText>
+            <w:instrText xml:space="preserve"> PAGEREF _Toc1246220398 \h </w:instrText>
           </w:r>
           <w:r>
             <w:fldChar w:fldCharType="separate"/>
@@ -2744,7 +2759,7 @@
             <w:rPr>
               <w:lang w:val="zh-CN"/>
             </w:rPr>
-            <w:instrText xml:space="preserve"> HYPERLINK \l _Toc1952870204 </w:instrText>
+            <w:instrText xml:space="preserve"> HYPERLINK \l _Toc818219995 </w:instrText>
           </w:r>
           <w:r>
             <w:rPr>
@@ -2775,7 +2790,7 @@
             <w:fldChar w:fldCharType="begin"/>
           </w:r>
           <w:r>
-            <w:instrText xml:space="preserve"> PAGEREF _Toc1952870204 \h </w:instrText>
+            <w:instrText xml:space="preserve"> PAGEREF _Toc818219995 \h </w:instrText>
           </w:r>
           <w:r>
             <w:fldChar w:fldCharType="separate"/>
@@ -2810,7 +2825,7 @@
             <w:rPr>
               <w:lang w:val="zh-CN"/>
             </w:rPr>
-            <w:instrText xml:space="preserve"> HYPERLINK \l _Toc1896941527 </w:instrText>
+            <w:instrText xml:space="preserve"> HYPERLINK \l _Toc1485664224 </w:instrText>
           </w:r>
           <w:r>
             <w:rPr>
@@ -2840,7 +2855,7 @@
             <w:fldChar w:fldCharType="begin"/>
           </w:r>
           <w:r>
-            <w:instrText xml:space="preserve"> PAGEREF _Toc1896941527 \h </w:instrText>
+            <w:instrText xml:space="preserve"> PAGEREF _Toc1485664224 \h </w:instrText>
           </w:r>
           <w:r>
             <w:fldChar w:fldCharType="separate"/>
@@ -2875,7 +2890,7 @@
             <w:rPr>
               <w:lang w:val="zh-CN"/>
             </w:rPr>
-            <w:instrText xml:space="preserve"> HYPERLINK \l _Toc354020927 </w:instrText>
+            <w:instrText xml:space="preserve"> HYPERLINK \l _Toc766249099 </w:instrText>
           </w:r>
           <w:r>
             <w:rPr>
@@ -2905,7 +2920,7 @@
             <w:fldChar w:fldCharType="begin"/>
           </w:r>
           <w:r>
-            <w:instrText xml:space="preserve"> PAGEREF _Toc354020927 \h </w:instrText>
+            <w:instrText xml:space="preserve"> PAGEREF _Toc766249099 \h </w:instrText>
           </w:r>
           <w:r>
             <w:fldChar w:fldCharType="separate"/>
@@ -2940,7 +2955,7 @@
             <w:rPr>
               <w:lang w:val="zh-CN"/>
             </w:rPr>
-            <w:instrText xml:space="preserve"> HYPERLINK \l _Toc1500017899 </w:instrText>
+            <w:instrText xml:space="preserve"> HYPERLINK \l _Toc2036659481 </w:instrText>
           </w:r>
           <w:r>
             <w:rPr>
@@ -2977,7 +2992,7 @@
             <w:fldChar w:fldCharType="begin"/>
           </w:r>
           <w:r>
-            <w:instrText xml:space="preserve"> PAGEREF _Toc1500017899 \h </w:instrText>
+            <w:instrText xml:space="preserve"> PAGEREF _Toc2036659481 \h </w:instrText>
           </w:r>
           <w:r>
             <w:fldChar w:fldCharType="separate"/>
@@ -3012,7 +3027,7 @@
             <w:rPr>
               <w:lang w:val="zh-CN"/>
             </w:rPr>
-            <w:instrText xml:space="preserve"> HYPERLINK \l _Toc1490296360 </w:instrText>
+            <w:instrText xml:space="preserve"> HYPERLINK \l _Toc1394047634 </w:instrText>
           </w:r>
           <w:r>
             <w:rPr>
@@ -3049,7 +3064,7 @@
             <w:fldChar w:fldCharType="begin"/>
           </w:r>
           <w:r>
-            <w:instrText xml:space="preserve"> PAGEREF _Toc1490296360 \h </w:instrText>
+            <w:instrText xml:space="preserve"> PAGEREF _Toc1394047634 \h </w:instrText>
           </w:r>
           <w:r>
             <w:fldChar w:fldCharType="separate"/>
@@ -3084,7 +3099,7 @@
             <w:rPr>
               <w:lang w:val="zh-CN"/>
             </w:rPr>
-            <w:instrText xml:space="preserve"> HYPERLINK \l _Toc1309147559 </w:instrText>
+            <w:instrText xml:space="preserve"> HYPERLINK \l _Toc711995868 </w:instrText>
           </w:r>
           <w:r>
             <w:rPr>
@@ -3115,7 +3130,7 @@
             <w:fldChar w:fldCharType="begin"/>
           </w:r>
           <w:r>
-            <w:instrText xml:space="preserve"> PAGEREF _Toc1309147559 \h </w:instrText>
+            <w:instrText xml:space="preserve"> PAGEREF _Toc711995868 \h </w:instrText>
           </w:r>
           <w:r>
             <w:fldChar w:fldCharType="separate"/>
@@ -3150,7 +3165,7 @@
             <w:rPr>
               <w:lang w:val="zh-CN"/>
             </w:rPr>
-            <w:instrText xml:space="preserve"> HYPERLINK \l _Toc1873060598 </w:instrText>
+            <w:instrText xml:space="preserve"> HYPERLINK \l _Toc735672392 </w:instrText>
           </w:r>
           <w:r>
             <w:rPr>
@@ -3193,7 +3208,7 @@
             <w:fldChar w:fldCharType="begin"/>
           </w:r>
           <w:r>
-            <w:instrText xml:space="preserve"> PAGEREF _Toc1873060598 \h </w:instrText>
+            <w:instrText xml:space="preserve"> PAGEREF _Toc735672392 \h </w:instrText>
           </w:r>
           <w:r>
             <w:fldChar w:fldCharType="separate"/>
@@ -3228,7 +3243,7 @@
             <w:rPr>
               <w:lang w:val="zh-CN"/>
             </w:rPr>
-            <w:instrText xml:space="preserve"> HYPERLINK \l _Toc566689213 </w:instrText>
+            <w:instrText xml:space="preserve"> HYPERLINK \l _Toc1382536565 </w:instrText>
           </w:r>
           <w:r>
             <w:rPr>
@@ -3265,7 +3280,7 @@
             <w:fldChar w:fldCharType="begin"/>
           </w:r>
           <w:r>
-            <w:instrText xml:space="preserve"> PAGEREF _Toc566689213 \h </w:instrText>
+            <w:instrText xml:space="preserve"> PAGEREF _Toc1382536565 \h </w:instrText>
           </w:r>
           <w:r>
             <w:fldChar w:fldCharType="separate"/>
@@ -3300,7 +3315,7 @@
             <w:rPr>
               <w:lang w:val="zh-CN"/>
             </w:rPr>
-            <w:instrText xml:space="preserve"> HYPERLINK \l _Toc255628446 </w:instrText>
+            <w:instrText xml:space="preserve"> HYPERLINK \l _Toc518987415 </w:instrText>
           </w:r>
           <w:r>
             <w:rPr>
@@ -3337,7 +3352,7 @@
             <w:fldChar w:fldCharType="begin"/>
           </w:r>
           <w:r>
-            <w:instrText xml:space="preserve"> PAGEREF _Toc255628446 \h </w:instrText>
+            <w:instrText xml:space="preserve"> PAGEREF _Toc518987415 \h </w:instrText>
           </w:r>
           <w:r>
             <w:fldChar w:fldCharType="separate"/>
@@ -3372,7 +3387,7 @@
             <w:rPr>
               <w:lang w:val="zh-CN"/>
             </w:rPr>
-            <w:instrText xml:space="preserve"> HYPERLINK \l _Toc1379997922 </w:instrText>
+            <w:instrText xml:space="preserve"> HYPERLINK \l _Toc1690393438 </w:instrText>
           </w:r>
           <w:r>
             <w:rPr>
@@ -3409,7 +3424,7 @@
             <w:fldChar w:fldCharType="begin"/>
           </w:r>
           <w:r>
-            <w:instrText xml:space="preserve"> PAGEREF _Toc1379997922 \h </w:instrText>
+            <w:instrText xml:space="preserve"> PAGEREF _Toc1690393438 \h </w:instrText>
           </w:r>
           <w:r>
             <w:fldChar w:fldCharType="separate"/>
@@ -3444,7 +3459,7 @@
             <w:rPr>
               <w:lang w:val="zh-CN"/>
             </w:rPr>
-            <w:instrText xml:space="preserve"> HYPERLINK \l _Toc801687454 </w:instrText>
+            <w:instrText xml:space="preserve"> HYPERLINK \l _Toc1381346303 </w:instrText>
           </w:r>
           <w:r>
             <w:rPr>
@@ -3481,7 +3496,7 @@
             <w:fldChar w:fldCharType="begin"/>
           </w:r>
           <w:r>
-            <w:instrText xml:space="preserve"> PAGEREF _Toc801687454 \h </w:instrText>
+            <w:instrText xml:space="preserve"> PAGEREF _Toc1381346303 \h </w:instrText>
           </w:r>
           <w:r>
             <w:fldChar w:fldCharType="separate"/>
@@ -3516,7 +3531,7 @@
             <w:rPr>
               <w:lang w:val="zh-CN"/>
             </w:rPr>
-            <w:instrText xml:space="preserve"> HYPERLINK \l _Toc648638100 </w:instrText>
+            <w:instrText xml:space="preserve"> HYPERLINK \l _Toc1989090451 </w:instrText>
           </w:r>
           <w:r>
             <w:rPr>
@@ -3546,7 +3561,7 @@
             <w:fldChar w:fldCharType="begin"/>
           </w:r>
           <w:r>
-            <w:instrText xml:space="preserve"> PAGEREF _Toc648638100 \h </w:instrText>
+            <w:instrText xml:space="preserve"> PAGEREF _Toc1989090451 \h </w:instrText>
           </w:r>
           <w:r>
             <w:fldChar w:fldCharType="separate"/>
@@ -3581,7 +3596,7 @@
             <w:rPr>
               <w:lang w:val="zh-CN"/>
             </w:rPr>
-            <w:instrText xml:space="preserve"> HYPERLINK \l _Toc1033554528 </w:instrText>
+            <w:instrText xml:space="preserve"> HYPERLINK \l _Toc765277108 </w:instrText>
           </w:r>
           <w:r>
             <w:rPr>
@@ -3611,7 +3626,7 @@
             <w:fldChar w:fldCharType="begin"/>
           </w:r>
           <w:r>
-            <w:instrText xml:space="preserve"> PAGEREF _Toc1033554528 \h </w:instrText>
+            <w:instrText xml:space="preserve"> PAGEREF _Toc765277108 \h </w:instrText>
           </w:r>
           <w:r>
             <w:fldChar w:fldCharType="separate"/>
@@ -3646,7 +3661,7 @@
             <w:rPr>
               <w:lang w:val="zh-CN"/>
             </w:rPr>
-            <w:instrText xml:space="preserve"> HYPERLINK \l _Toc2103215160 </w:instrText>
+            <w:instrText xml:space="preserve"> HYPERLINK \l _Toc732792273 </w:instrText>
           </w:r>
           <w:r>
             <w:rPr>
@@ -3676,7 +3691,7 @@
             <w:fldChar w:fldCharType="begin"/>
           </w:r>
           <w:r>
-            <w:instrText xml:space="preserve"> PAGEREF _Toc2103215160 \h </w:instrText>
+            <w:instrText xml:space="preserve"> PAGEREF _Toc732792273 \h </w:instrText>
           </w:r>
           <w:r>
             <w:fldChar w:fldCharType="separate"/>
@@ -3711,7 +3726,7 @@
             <w:rPr>
               <w:lang w:val="zh-CN"/>
             </w:rPr>
-            <w:instrText xml:space="preserve"> HYPERLINK \l _Toc1156364500 </w:instrText>
+            <w:instrText xml:space="preserve"> HYPERLINK \l _Toc221016766 </w:instrText>
           </w:r>
           <w:r>
             <w:rPr>
@@ -3748,7 +3763,7 @@
             <w:fldChar w:fldCharType="begin"/>
           </w:r>
           <w:r>
-            <w:instrText xml:space="preserve"> PAGEREF _Toc1156364500 \h </w:instrText>
+            <w:instrText xml:space="preserve"> PAGEREF _Toc221016766 \h </w:instrText>
           </w:r>
           <w:r>
             <w:fldChar w:fldCharType="separate"/>
@@ -3783,7 +3798,7 @@
             <w:rPr>
               <w:lang w:val="zh-CN"/>
             </w:rPr>
-            <w:instrText xml:space="preserve"> HYPERLINK \l _Toc291146150 </w:instrText>
+            <w:instrText xml:space="preserve"> HYPERLINK \l _Toc1629560499 </w:instrText>
           </w:r>
           <w:r>
             <w:rPr>
@@ -3820,7 +3835,7 @@
             <w:fldChar w:fldCharType="begin"/>
           </w:r>
           <w:r>
-            <w:instrText xml:space="preserve"> PAGEREF _Toc291146150 \h </w:instrText>
+            <w:instrText xml:space="preserve"> PAGEREF _Toc1629560499 \h </w:instrText>
           </w:r>
           <w:r>
             <w:fldChar w:fldCharType="separate"/>
@@ -3855,7 +3870,7 @@
             <w:rPr>
               <w:lang w:val="zh-CN"/>
             </w:rPr>
-            <w:instrText xml:space="preserve"> HYPERLINK \l _Toc1325595184 </w:instrText>
+            <w:instrText xml:space="preserve"> HYPERLINK \l _Toc1164356502 </w:instrText>
           </w:r>
           <w:r>
             <w:rPr>
@@ -3892,7 +3907,7 @@
             <w:fldChar w:fldCharType="begin"/>
           </w:r>
           <w:r>
-            <w:instrText xml:space="preserve"> PAGEREF _Toc1325595184 \h </w:instrText>
+            <w:instrText xml:space="preserve"> PAGEREF _Toc1164356502 \h </w:instrText>
           </w:r>
           <w:r>
             <w:fldChar w:fldCharType="separate"/>
@@ -3927,7 +3942,7 @@
             <w:rPr>
               <w:lang w:val="zh-CN"/>
             </w:rPr>
-            <w:instrText xml:space="preserve"> HYPERLINK \l _Toc1282903510 </w:instrText>
+            <w:instrText xml:space="preserve"> HYPERLINK \l _Toc1468737650 </w:instrText>
           </w:r>
           <w:r>
             <w:rPr>
@@ -3949,7 +3964,7 @@
               <w:rFonts w:hint="eastAsia"/>
               <w:lang w:val="en-US" w:eastAsia="zh-CN"/>
             </w:rPr>
-            <w:t>5报表导出</w:t>
+            <w:t>6导出</w:t>
           </w:r>
           <w:r>
             <w:rPr>
@@ -3964,7 +3979,7 @@
             <w:fldChar w:fldCharType="begin"/>
           </w:r>
           <w:r>
-            <w:instrText xml:space="preserve"> PAGEREF _Toc1282903510 \h </w:instrText>
+            <w:instrText xml:space="preserve"> PAGEREF _Toc1468737650 \h </w:instrText>
           </w:r>
           <w:r>
             <w:fldChar w:fldCharType="separate"/>
@@ -3999,7 +4014,7 @@
             <w:rPr>
               <w:lang w:val="zh-CN"/>
             </w:rPr>
-            <w:instrText xml:space="preserve"> HYPERLINK \l _Toc1023476690 </w:instrText>
+            <w:instrText xml:space="preserve"> HYPERLINK \l _Toc1896644932 </w:instrText>
           </w:r>
           <w:r>
             <w:rPr>
@@ -4021,7 +4036,7 @@
               <w:rFonts w:hint="eastAsia"/>
               <w:lang w:val="en-US" w:eastAsia="zh-CN"/>
             </w:rPr>
-            <w:t>5信誉分</w:t>
+            <w:t>7信誉分</w:t>
           </w:r>
           <w:r>
             <w:rPr>
@@ -4036,7 +4051,7 @@
             <w:fldChar w:fldCharType="begin"/>
           </w:r>
           <w:r>
-            <w:instrText xml:space="preserve"> PAGEREF _Toc1023476690 \h </w:instrText>
+            <w:instrText xml:space="preserve"> PAGEREF _Toc1896644932 \h </w:instrText>
           </w:r>
           <w:r>
             <w:fldChar w:fldCharType="separate"/>
@@ -4071,7 +4086,7 @@
             <w:rPr>
               <w:lang w:val="zh-CN"/>
             </w:rPr>
-            <w:instrText xml:space="preserve"> HYPERLINK \l _Toc228716360 </w:instrText>
+            <w:instrText xml:space="preserve"> HYPERLINK \l _Toc1811599703 </w:instrText>
           </w:r>
           <w:r>
             <w:rPr>
@@ -4095,7 +4110,7 @@
             <w:fldChar w:fldCharType="begin"/>
           </w:r>
           <w:r>
-            <w:instrText xml:space="preserve"> PAGEREF _Toc228716360 \h </w:instrText>
+            <w:instrText xml:space="preserve"> PAGEREF _Toc1811599703 \h </w:instrText>
           </w:r>
           <w:r>
             <w:fldChar w:fldCharType="separate"/>
@@ -4130,7 +4145,7 @@
             <w:rPr>
               <w:lang w:val="zh-CN"/>
             </w:rPr>
-            <w:instrText xml:space="preserve"> HYPERLINK \l _Toc40134390 </w:instrText>
+            <w:instrText xml:space="preserve"> HYPERLINK \l _Toc533061155 </w:instrText>
           </w:r>
           <w:r>
             <w:rPr>
@@ -4151,7 +4166,7 @@
             <w:fldChar w:fldCharType="begin"/>
           </w:r>
           <w:r>
-            <w:instrText xml:space="preserve"> PAGEREF _Toc40134390 \h </w:instrText>
+            <w:instrText xml:space="preserve"> PAGEREF _Toc533061155 \h </w:instrText>
           </w:r>
           <w:r>
             <w:fldChar w:fldCharType="separate"/>
@@ -4186,7 +4201,7 @@
             <w:rPr>
               <w:lang w:val="zh-CN"/>
             </w:rPr>
-            <w:instrText xml:space="preserve"> HYPERLINK \l _Toc228827572 </w:instrText>
+            <w:instrText xml:space="preserve"> HYPERLINK \l _Toc2004540448 </w:instrText>
           </w:r>
           <w:r>
             <w:rPr>
@@ -4198,20 +4213,7 @@
             <w:rPr>
               <w:rFonts w:hint="eastAsia"/>
             </w:rPr>
-            <w:t xml:space="preserve">4.1 </w:t>
-          </w:r>
-          <w:r>
-            <w:rPr>
-              <w:rFonts w:hint="eastAsia"/>
-              <w:lang w:val="en-US" w:eastAsia="zh-CN"/>
-            </w:rPr>
-            <w:t>ToC端</w:t>
-          </w:r>
-          <w:r>
-            <w:rPr>
-              <w:rFonts w:hint="eastAsia"/>
-            </w:rPr>
-            <w:t>用户模块功能测试</w:t>
+            <w:t>4.1 用户模块功能测试</w:t>
           </w:r>
           <w:r>
             <w:tab/>
@@ -4220,7 +4222,7 @@
             <w:fldChar w:fldCharType="begin"/>
           </w:r>
           <w:r>
-            <w:instrText xml:space="preserve"> PAGEREF _Toc228827572 \h </w:instrText>
+            <w:instrText xml:space="preserve"> PAGEREF _Toc2004540448 \h </w:instrText>
           </w:r>
           <w:r>
             <w:fldChar w:fldCharType="separate"/>
@@ -4255,7 +4257,7 @@
             <w:rPr>
               <w:lang w:val="zh-CN"/>
             </w:rPr>
-            <w:instrText xml:space="preserve"> HYPERLINK \l _Toc1909274474 </w:instrText>
+            <w:instrText xml:space="preserve"> HYPERLINK \l _Toc587855400 </w:instrText>
           </w:r>
           <w:r>
             <w:rPr>
@@ -4276,7 +4278,7 @@
             <w:fldChar w:fldCharType="begin"/>
           </w:r>
           <w:r>
-            <w:instrText xml:space="preserve"> PAGEREF _Toc1909274474 \h </w:instrText>
+            <w:instrText xml:space="preserve"> PAGEREF _Toc587855400 \h </w:instrText>
           </w:r>
           <w:r>
             <w:fldChar w:fldCharType="separate"/>
@@ -4311,7 +4313,7 @@
             <w:rPr>
               <w:lang w:val="zh-CN"/>
             </w:rPr>
-            <w:instrText xml:space="preserve"> HYPERLINK \l _Toc1475431044 </w:instrText>
+            <w:instrText xml:space="preserve"> HYPERLINK \l _Toc1660931600 </w:instrText>
           </w:r>
           <w:r>
             <w:rPr>
@@ -4332,13 +4334,13 @@
             <w:fldChar w:fldCharType="begin"/>
           </w:r>
           <w:r>
-            <w:instrText xml:space="preserve"> PAGEREF _Toc1475431044 \h </w:instrText>
+            <w:instrText xml:space="preserve"> PAGEREF _Toc1660931600 \h </w:instrText>
           </w:r>
           <w:r>
             <w:fldChar w:fldCharType="separate"/>
           </w:r>
           <w:r>
-            <w:t>30</w:t>
+            <w:t>31</w:t>
           </w:r>
           <w:r>
             <w:fldChar w:fldCharType="end"/>
@@ -4367,7 +4369,7 @@
             <w:rPr>
               <w:lang w:val="zh-CN"/>
             </w:rPr>
-            <w:instrText xml:space="preserve"> HYPERLINK \l _Toc575884599 </w:instrText>
+            <w:instrText xml:space="preserve"> HYPERLINK \l _Toc137473847 </w:instrText>
           </w:r>
           <w:r>
             <w:rPr>
@@ -4389,13 +4391,13 @@
             <w:fldChar w:fldCharType="begin"/>
           </w:r>
           <w:r>
-            <w:instrText xml:space="preserve"> PAGEREF _Toc575884599 \h </w:instrText>
+            <w:instrText xml:space="preserve"> PAGEREF _Toc137473847 \h </w:instrText>
           </w:r>
           <w:r>
             <w:fldChar w:fldCharType="separate"/>
           </w:r>
           <w:r>
-            <w:t>31</w:t>
+            <w:t>32</w:t>
           </w:r>
           <w:r>
             <w:fldChar w:fldCharType="end"/>
@@ -4424,7 +4426,7 @@
             <w:rPr>
               <w:lang w:val="zh-CN"/>
             </w:rPr>
-            <w:instrText xml:space="preserve"> HYPERLINK \l _Toc183658364 </w:instrText>
+            <w:instrText xml:space="preserve"> HYPERLINK \l _Toc1978026004 </w:instrText>
           </w:r>
           <w:r>
             <w:rPr>
@@ -4448,13 +4450,13 @@
             <w:fldChar w:fldCharType="begin"/>
           </w:r>
           <w:r>
-            <w:instrText xml:space="preserve"> PAGEREF _Toc183658364 \h </w:instrText>
+            <w:instrText xml:space="preserve"> PAGEREF _Toc1978026004 \h </w:instrText>
           </w:r>
           <w:r>
             <w:fldChar w:fldCharType="separate"/>
           </w:r>
           <w:r>
-            <w:t>32</w:t>
+            <w:t>33</w:t>
           </w:r>
           <w:r>
             <w:fldChar w:fldCharType="end"/>
@@ -4562,7 +4564,7 @@
         </w:rPr>
       </w:pPr>
       <w:bookmarkStart w:id="0" w:name="_Toc134105927"/>
-      <w:bookmarkStart w:id="1" w:name="_Toc280133815"/>
+      <w:bookmarkStart w:id="1" w:name="_Toc465822721"/>
       <w:bookmarkStart w:id="2" w:name="_Toc16156"/>
       <w:r>
         <w:rPr>
@@ -4707,14 +4709,14 @@
         <w:rPr>
           <w:rFonts w:hint="eastAsia"/>
         </w:rPr>
-        <w:t>个身份。学生</w:t>
+        <w:t>个身份。</w:t>
       </w:r>
       <w:r>
         <w:rPr>
           <w:rFonts w:hint="eastAsia"/>
           <w:lang w:val="en-US" w:eastAsia="zh-CN"/>
         </w:rPr>
-        <w:t>和老师</w:t>
+        <w:t>四个身份皆</w:t>
       </w:r>
       <w:r>
         <w:rPr>
@@ -4918,7 +4920,7 @@
       </w:pPr>
       <w:bookmarkStart w:id="5" w:name="_Toc366"/>
       <w:bookmarkStart w:id="6" w:name="_Toc134105928"/>
-      <w:bookmarkStart w:id="7" w:name="_Toc924874481"/>
+      <w:bookmarkStart w:id="7" w:name="_Toc1504578532"/>
       <w:r>
         <w:rPr>
           <w:rFonts w:eastAsia="黑体"/>
@@ -4939,17 +4941,15 @@
         <w:ind w:firstLine="420"/>
         <w:rPr>
           <w:rFonts w:hint="eastAsia" w:eastAsia="宋体"/>
-          <w:bCs/>
-          <w:szCs w:val="21"/>
+          <w:lang w:val="en-US" w:eastAsia="zh-CN"/>
         </w:rPr>
       </w:pPr>
       <w:r>
         <w:rPr>
           <w:rFonts w:hint="eastAsia" w:eastAsia="宋体"/>
-          <w:bCs/>
-          <w:szCs w:val="21"/>
-        </w:rPr>
-        <w:t>In today's information age, with the rapid development of technology, people are increasingly emphasizing the use of tools to enhance work efficiency. However, in the traditional laboratory management process, due to the wide variety of laboratories and experimental equipment, as well as complex management, each borrowing requires filling out forms and undergoing approval. Some laboratories and equipment even require multi-level approval, making the borrowing process cumbersome and greatly reducing the utilization efficiency of laboratories and equipment. Currently, the development of mini-programs is gaining momentum, with their "open and use" feature being the most prominent. Therefore, developing a laboratory management mini-program can effectively simplify the laboratory management process and borrowing approval procedures, enhancing management efficiency.</w:t>
+          <w:lang w:val="en-US" w:eastAsia="zh-CN"/>
+        </w:rPr>
+        <w:t>In the current era of informationization, with the rapid development of technology, people are increasingly emphasizing the use of tools to enhance work efficiency. However, in the traditional laboratory management process, due to the wide variety of laboratories and experimental equipment and the complexity of management, each borrowing requires filling out forms and going through approval procedures. Some laboratories and equipment even require multi-level approval, making the borrowing process cumbersome and greatly reducing the utilization efficiency of laboratories and equipment. Currently, the development of mini-programs is booming, with the "open and use" feature being the most prominent. Therefore, developing a laboratory management mini-program can effectively simplify the management process and borrowing approval procedures of laboratories, and improve management efficiency.</w:t>
       </w:r>
     </w:p>
     <w:p>
@@ -4958,28 +4958,16 @@
         <w:ind w:firstLine="420"/>
         <w:rPr>
           <w:rFonts w:hint="eastAsia" w:eastAsia="宋体"/>
-          <w:bCs/>
-          <w:szCs w:val="21"/>
+          <w:lang w:val="en-US" w:eastAsia="zh-CN"/>
         </w:rPr>
       </w:pPr>
       <w:r>
         <w:rPr>
           <w:rFonts w:hint="eastAsia" w:eastAsia="宋体"/>
-          <w:bCs/>
-          <w:szCs w:val="21"/>
-        </w:rPr>
-        <w:t>The system adopts a front-end and back-end separation architecture, with the front end consisting of an administrator webpage and a user mini-program, and the main technologies used in the back end being Spring Boot, Mybatis-Plus, and AOP aspect-oriented programming. For the database, MySQL has been chosen as the system's data storage tool. The front-end administrator project is developed using Vue, while the mini-program project is developed using WeChat developer tools. The administrator side manages users, laboratories, report exports, WebSocket notification message management, and appointment information; the user side mini-program is divided into four roles: student, teacher, administrator, and super administrator. Students and teachers can apply for the use of laboratories and equipment through the mini-program side, while administrators are responsible for approving submitted applications, and super administrators have all permissions. All four roles can view experimental status, laboratory schedules, and other information through the mini-program side. After testing, all functions of the laboratory management mini-program have been basically implemented, with high stability and good performance, fully meeting user needs and bringing a new, efficient, and convenient experience to laboratory management.</w:t>
-      </w:r>
-    </w:p>
-    <w:p>
-      <w:pPr>
-        <w:spacing w:line="300" w:lineRule="auto"/>
-        <w:ind w:firstLine="420"/>
-        <w:rPr>
-          <w:bCs/>
-          <w:szCs w:val="21"/>
-        </w:rPr>
-      </w:pPr>
+          <w:lang w:val="en-US" w:eastAsia="zh-CN"/>
+        </w:rPr>
+        <w:t>The system adopts a front-end and back-end separation architecture. The front-end consists of an administrator web page and a user mini-program, while the back-end mainly uses Spring Boot, Mybatis-Plus, and AOP aspect-oriented programming. For the database, MySQL is selected as the data storage tool. The front-end administrator project is developed with Vue, and the mini-program project is developed using the WeChat Developer Tools. The administrator end manages users, laboratories, report exports, WebSocket notification message management, and reservation information. The user end mini-program has four identities: student, teacher, administrator, and super administrator. All four identities can apply to use laboratories and equipment through the mini-program end. The administrator is responsible for approving the applications that have been submitted, and the super administrator has all permissions. All four roles can view the status of experiments, laboratory schedules, and other information through the mini-program end. After testing, all the functions of the laboratory management mini-program have been basically realized, with high stability and good performance, fully meeting the usage needs of users and bringing a new experience of high efficiency and convenience to laboratory management.</w:t>
+      </w:r>
     </w:p>
     <w:p>
       <w:pPr>
@@ -5080,9 +5068,9 @@
         <w:pStyle w:val="26"/>
         <w:spacing w:before="156" w:after="156"/>
       </w:pPr>
-      <w:bookmarkStart w:id="8" w:name="_Toc878765181"/>
-      <w:bookmarkStart w:id="9" w:name="_Toc17459"/>
-      <w:bookmarkStart w:id="10" w:name="_Toc134105929"/>
+      <w:bookmarkStart w:id="8" w:name="_Toc17459"/>
+      <w:bookmarkStart w:id="9" w:name="_Toc134105929"/>
+      <w:bookmarkStart w:id="10" w:name="_Toc831443899"/>
       <w:bookmarkStart w:id="11" w:name="_Toc71064782"/>
       <w:bookmarkStart w:id="12" w:name="_Toc69038672"/>
       <w:r>
@@ -5115,8 +5103,8 @@
         <w:jc w:val="left"/>
         <w:textAlignment w:val="auto"/>
       </w:pPr>
-      <w:bookmarkStart w:id="13" w:name="_Toc1161356648"/>
-      <w:bookmarkStart w:id="14" w:name="_Toc134105930"/>
+      <w:bookmarkStart w:id="13" w:name="_Toc134105930"/>
+      <w:bookmarkStart w:id="14" w:name="_Toc401519464"/>
       <w:r>
         <w:rPr>
           <w:rFonts w:hint="eastAsia"/>
@@ -5291,7 +5279,7 @@
           <w:rFonts w:hint="eastAsia"/>
         </w:rPr>
       </w:pPr>
-      <w:bookmarkStart w:id="20" w:name="_Toc442315353"/>
+      <w:bookmarkStart w:id="20" w:name="_Toc944012574"/>
       <w:r>
         <w:rPr>
           <w:rFonts w:hint="eastAsia"/>
@@ -5334,7 +5322,7 @@
           <w:rFonts w:hint="eastAsia"/>
         </w:rPr>
       </w:pPr>
-      <w:bookmarkStart w:id="21" w:name="_Toc1553235604"/>
+      <w:bookmarkStart w:id="21" w:name="_Toc410147182"/>
       <w:r>
         <w:rPr>
           <w:rFonts w:hint="eastAsia"/>
@@ -5416,12 +5404,12 @@
           <w:rFonts w:hint="eastAsia"/>
         </w:rPr>
       </w:pPr>
-      <w:bookmarkStart w:id="22" w:name="_Toc419583496"/>
+      <w:bookmarkStart w:id="22" w:name="_Toc2068664651"/>
       <w:r>
         <w:rPr>
           <w:rFonts w:hint="eastAsia"/>
         </w:rPr>
-        <w:t>经济可行性分析分析</w:t>
+        <w:t>经济可行性分析</w:t>
       </w:r>
       <w:bookmarkEnd w:id="22"/>
     </w:p>
@@ -5432,16 +5420,86 @@
       </w:pPr>
       <w:r>
         <w:rPr>
+          <w:rFonts w:hint="eastAsia" w:eastAsia="宋体"/>
+          <w:lang w:val="en-US" w:eastAsia="zh-CN"/>
+        </w:rPr>
+        <w:t>开发实验室管理小程序相对于其他类型的应用来说，成本上会少得多。</w:t>
+      </w:r>
+      <w:r>
+        <w:rPr>
+          <w:rFonts w:hint="default" w:eastAsia="宋体"/>
+          <w:lang w:val="en-US" w:eastAsia="zh-CN"/>
+        </w:rPr>
+        <w:t>正如艾智勇在关于图书馆移动服务优化的研究中指出，相较于原生应用程序，小程序开发技术门槛较低且维护成本相对有限，适合经费有限的机构使用</w:t>
+      </w:r>
+      <w:r>
+        <w:rPr>
+          <w:rStyle w:val="21"/>
+          <w:rFonts w:hint="eastAsia" w:ascii="宋体" w:hAnsi="宋体" w:cs="宋体"/>
+          <w:sz w:val="24"/>
+          <w:vertAlign w:val="superscript"/>
+        </w:rPr>
+        <w:t>[</w:t>
+      </w:r>
+      <w:r>
+        <w:rPr>
+          <w:rStyle w:val="21"/>
+          <w:rFonts w:hint="eastAsia" w:ascii="宋体" w:hAnsi="宋体" w:cs="宋体"/>
+          <w:sz w:val="24"/>
+          <w:vertAlign w:val="superscript"/>
+          <w:lang w:val="en-US" w:eastAsia="zh-CN"/>
+        </w:rPr>
+        <w:t>4</w:t>
+      </w:r>
+      <w:r>
+        <w:rPr>
+          <w:rStyle w:val="21"/>
+          <w:rFonts w:hint="eastAsia" w:ascii="宋体" w:hAnsi="宋体" w:cs="宋体"/>
+          <w:sz w:val="24"/>
+          <w:vertAlign w:val="superscript"/>
+        </w:rPr>
+        <w:t>]</w:t>
+      </w:r>
+      <w:r>
+        <w:rPr>
+          <w:rFonts w:hint="default" w:eastAsia="宋体"/>
+          <w:lang w:val="en-US" w:eastAsia="zh-CN"/>
+        </w:rPr>
+        <w:t>。</w:t>
+      </w:r>
+      <w:r>
+        <w:rPr>
           <w:rFonts w:hint="eastAsia"/>
         </w:rPr>
-        <w:t>开发实验室管理小程序相对于其他类型的应用来说，成本上会少得多，因为实验室小程序不是面对所有用户的，只是面向各高校或者各机构，每个机构都是一个单独的系统，所以使用的人数也比较固定。而且每个机构使用的体量都不大，在用户数量上基本没有什么太大的变化，所以租用服务器也会节省一大笔开销</w:t>
-      </w:r>
-      <w:r>
-        <w:rPr>
-          <w:rFonts w:hint="eastAsia"/>
+        <w:t>只是面向各高校或者各机构，每个机构都是一个单独的系统，所以使用的人数也比较固定。而且每个机构使用的体量都不大，在用户数量上基本没有什么太大的变化，所以租用服务器也会节省一大笔开销</w:t>
+      </w:r>
+      <w:r>
+        <w:rPr>
+          <w:rStyle w:val="21"/>
+          <w:rFonts w:hint="eastAsia" w:ascii="宋体" w:hAnsi="宋体" w:cs="宋体"/>
+          <w:sz w:val="24"/>
           <w:vertAlign w:val="superscript"/>
         </w:rPr>
-        <w:t>[6]</w:t>
+        <w:t>[</w:t>
+      </w:r>
+      <w:r>
+        <w:rPr>
+          <w:rStyle w:val="21"/>
+          <w:rFonts w:hint="eastAsia" w:ascii="宋体" w:hAnsi="宋体" w:cs="宋体"/>
+          <w:sz w:val="24"/>
+          <w:vertAlign w:val="superscript"/>
+          <w:lang w:val="en-US" w:eastAsia="zh-CN"/>
+        </w:rPr>
+        <w:t>5</w:t>
+      </w:r>
+      <w:r>
+        <w:rPr>
+          <w:rStyle w:val="21"/>
+          <w:rFonts w:hint="eastAsia" w:ascii="宋体" w:hAnsi="宋体" w:cs="宋体"/>
+          <w:sz w:val="24"/>
+          <w:vertAlign w:val="superscript"/>
+        </w:rPr>
+        <w:t>]</w:t>
       </w:r>
       <w:r>
         <w:rPr>
@@ -5472,7 +5530,7 @@
           <w:rFonts w:hint="eastAsia"/>
         </w:rPr>
       </w:pPr>
-      <w:bookmarkStart w:id="23" w:name="_Toc1751004171"/>
+      <w:bookmarkStart w:id="23" w:name="_Toc286544427"/>
       <w:r>
         <w:rPr>
           <w:rFonts w:hint="eastAsia"/>
@@ -5503,7 +5561,7 @@
           <w:rFonts w:hint="eastAsia"/>
         </w:rPr>
       </w:pPr>
-      <w:bookmarkStart w:id="24" w:name="_Toc11203509"/>
+      <w:bookmarkStart w:id="24" w:name="_Toc1293848015"/>
       <w:r>
         <w:rPr>
           <w:rFonts w:hint="eastAsia"/>
@@ -5532,7 +5590,22 @@
           <w:rFonts w:hint="eastAsia"/>
           <w:vertAlign w:val="superscript"/>
         </w:rPr>
-        <w:t>[7]</w:t>
+        <w:t>[</w:t>
+      </w:r>
+      <w:r>
+        <w:rPr>
+          <w:rFonts w:hint="eastAsia"/>
+          <w:vertAlign w:val="superscript"/>
+          <w:lang w:val="en-US" w:eastAsia="zh-CN"/>
+        </w:rPr>
+        <w:t>6</w:t>
+      </w:r>
+      <w:r>
+        <w:rPr>
+          <w:rFonts w:hint="eastAsia"/>
+          <w:vertAlign w:val="superscript"/>
+        </w:rPr>
+        <w:t>]</w:t>
       </w:r>
       <w:r>
         <w:rPr>
@@ -5971,7 +6044,7 @@
           <w:rFonts w:hint="eastAsia"/>
         </w:rPr>
       </w:pPr>
-      <w:bookmarkStart w:id="25" w:name="_Toc1466298474"/>
+      <w:bookmarkStart w:id="25" w:name="_Toc284178583"/>
       <w:r>
         <w:rPr>
           <w:rFonts w:hint="eastAsia"/>
@@ -6066,10 +6139,10 @@
                     </pic:cNvPicPr>
                   </pic:nvPicPr>
                   <pic:blipFill>
-                    <a:blip r:embed="rId35">
+                    <a:blip r:embed="rId33">
                       <a:extLst>
                         <a:ext uri="{96DAC541-7B7A-43D3-8B79-37D633B846F1}">
-                          <asvg:svgBlip xmlns:asvg="http://schemas.microsoft.com/office/drawing/2016/SVG/main" r:embed="rId36"/>
+                          <asvg:svgBlip xmlns:asvg="http://schemas.microsoft.com/office/drawing/2016/SVG/main" r:embed="rId34"/>
                         </a:ext>
                       </a:extLst>
                     </a:blip>
@@ -6171,9 +6244,9 @@
           <w:rFonts w:hint="eastAsia"/>
         </w:rPr>
       </w:pPr>
-      <w:bookmarkStart w:id="26" w:name="_Toc1703603193"/>
-      <w:bookmarkStart w:id="27" w:name="_Toc28779"/>
-      <w:bookmarkStart w:id="28" w:name="_Toc134105934"/>
+      <w:bookmarkStart w:id="26" w:name="_Toc28779"/>
+      <w:bookmarkStart w:id="27" w:name="_Toc134105934"/>
+      <w:bookmarkStart w:id="28" w:name="_Toc185813553"/>
       <w:r>
         <w:rPr>
           <w:rFonts w:hint="eastAsia"/>
@@ -6221,15 +6294,7 @@
           <w:sz w:val="24"/>
           <w:vertAlign w:val="superscript"/>
         </w:rPr>
-        <w:t>[10]</w:t>
-      </w:r>
-      <w:r>
-        <w:rPr>
-          <w:rFonts w:hint="eastAsia" w:cs="宋体"/>
-          <w:bCs/>
-          <w:sz w:val="24"/>
-        </w:rPr>
-        <w:t>，也可以从图中看出，在整个实验室管理系统的管理周期中，最重要的是审批流程，一个好的流程设计可以在很大程度上让用户在系统的体验感上更好</w:t>
+        <w:t>[</w:t>
       </w:r>
       <w:r>
         <w:rPr>
@@ -6237,8 +6302,54 @@
           <w:bCs/>
           <w:sz w:val="24"/>
           <w:vertAlign w:val="superscript"/>
-        </w:rPr>
-        <w:t>[11]</w:t>
+          <w:lang w:val="en-US" w:eastAsia="zh-CN"/>
+        </w:rPr>
+        <w:t>7</w:t>
+      </w:r>
+      <w:r>
+        <w:rPr>
+          <w:rFonts w:hint="eastAsia" w:cs="宋体"/>
+          <w:bCs/>
+          <w:sz w:val="24"/>
+          <w:vertAlign w:val="superscript"/>
+        </w:rPr>
+        <w:t>]</w:t>
+      </w:r>
+      <w:r>
+        <w:rPr>
+          <w:rFonts w:hint="eastAsia" w:cs="宋体"/>
+          <w:bCs/>
+          <w:sz w:val="24"/>
+        </w:rPr>
+        <w:t>，也可以从图中看出，在整个实验室管理系统的管理周期中，最重要的是审批流程，一个好的流程设计可以在很大程度上让用户在系统的体验感上更好</w:t>
+      </w:r>
+      <w:r>
+        <w:rPr>
+          <w:rFonts w:hint="eastAsia" w:cs="宋体"/>
+          <w:bCs/>
+          <w:sz w:val="24"/>
+          <w:vertAlign w:val="superscript"/>
+        </w:rPr>
+        <w:t>[</w:t>
+      </w:r>
+      <w:r>
+        <w:rPr>
+          <w:rFonts w:hint="default" w:cs="宋体"/>
+          <w:bCs/>
+          <w:sz w:val="24"/>
+          <w:vertAlign w:val="superscript"/>
+          <w:lang w:val="en-US"/>
+        </w:rPr>
+        <w:t>8</w:t>
+      </w:r>
+      <w:r>
+        <w:rPr>
+          <w:rFonts w:hint="eastAsia" w:cs="宋体"/>
+          <w:bCs/>
+          <w:sz w:val="24"/>
+          <w:vertAlign w:val="superscript"/>
+        </w:rPr>
+        <w:t>]</w:t>
       </w:r>
       <w:r>
         <w:rPr>
@@ -6256,7 +6367,7 @@
       </w:pPr>
       <w:bookmarkStart w:id="29" w:name="_Toc134105935"/>
       <w:bookmarkStart w:id="30" w:name="_Toc22942"/>
-      <w:bookmarkStart w:id="31" w:name="_Toc59399300"/>
+      <w:bookmarkStart w:id="31" w:name="_Toc527162533"/>
       <w:r>
         <w:rPr>
           <w:rFonts w:hint="eastAsia"/>
@@ -6294,9 +6405,9 @@
           <w:rFonts w:hint="eastAsia"/>
         </w:rPr>
       </w:pPr>
-      <w:bookmarkStart w:id="32" w:name="_Toc1891622892"/>
-      <w:bookmarkStart w:id="33" w:name="_Toc30436"/>
-      <w:bookmarkStart w:id="34" w:name="_Toc134105936"/>
+      <w:bookmarkStart w:id="32" w:name="_Toc30436"/>
+      <w:bookmarkStart w:id="33" w:name="_Toc134105936"/>
+      <w:bookmarkStart w:id="34" w:name="_Toc1650648256"/>
       <w:r>
         <w:rPr>
           <w:rFonts w:hint="eastAsia"/>
@@ -6309,38 +6420,37 @@
     </w:p>
     <w:p>
       <w:pPr>
-        <w:spacing w:line="300" w:lineRule="auto"/>
-        <w:ind w:firstLine="480" w:firstLineChars="200"/>
-        <w:rPr>
-          <w:rFonts w:hint="eastAsia" w:eastAsia="宋体" w:cs="宋体"/>
-          <w:bCs/>
-          <w:sz w:val="24"/>
-        </w:rPr>
-      </w:pPr>
-      <w:r>
-        <w:rPr>
-          <w:rFonts w:hint="eastAsia" w:eastAsia="宋体" w:cs="宋体"/>
-          <w:bCs/>
-          <w:sz w:val="24"/>
-        </w:rPr>
-        <w:t>本系统采用的总体架构是前后端分离，前端部分涉及到的技术有Vue、Element以及</w:t>
-      </w:r>
-      <w:r>
+        <w:keepNext w:val="0"/>
+        <w:keepLines w:val="0"/>
+        <w:pageBreakBefore w:val="0"/>
+        <w:widowControl/>
+        <w:suppressLineNumbers w:val="0"/>
+        <w:kinsoku/>
+        <w:wordWrap/>
+        <w:overflowPunct/>
+        <w:topLinePunct w:val="0"/>
+        <w:autoSpaceDE/>
+        <w:autoSpaceDN/>
+        <w:bidi w:val="0"/>
+        <w:adjustRightInd/>
+        <w:snapToGrid/>
+        <w:ind w:firstLine="420" w:firstLineChars="0"/>
+        <w:jc w:val="left"/>
+        <w:textAlignment w:val="auto"/>
         <w:rPr>
           <w:rFonts w:hint="eastAsia" w:eastAsia="宋体" w:cs="宋体"/>
           <w:bCs/>
           <w:sz w:val="24"/>
           <w:lang w:val="en-US" w:eastAsia="zh-CN"/>
         </w:rPr>
-        <w:t>WXML/WXSS/JS</w:t>
-      </w:r>
+      </w:pPr>
       <w:r>
         <w:rPr>
           <w:rFonts w:hint="eastAsia" w:eastAsia="宋体" w:cs="宋体"/>
           <w:bCs/>
           <w:sz w:val="24"/>
         </w:rPr>
-        <w:t>等；后端</w:t>
+        <w:t>本系统采用的总体架构是前后端分离，前端部分涉及到的技术有Vue、Element以及</w:t>
       </w:r>
       <w:r>
         <w:rPr>
@@ -6349,7 +6459,7 @@
           <w:sz w:val="24"/>
           <w:lang w:val="en-US" w:eastAsia="zh-CN"/>
         </w:rPr>
-        <w:t>主要涉及到的技术是</w:t>
+        <w:t>WXML/WXSS/JS</w:t>
       </w:r>
       <w:r>
         <w:rPr>
@@ -6357,24 +6467,7 @@
           <w:bCs/>
           <w:sz w:val="24"/>
         </w:rPr>
-        <w:t>Spring Boot</w:t>
-      </w:r>
-      <w:r>
-        <w:rPr>
-          <w:rFonts w:hint="eastAsia" w:eastAsia="宋体" w:cs="宋体"/>
-          <w:bCs/>
-          <w:sz w:val="24"/>
-          <w:lang w:eastAsia="zh-CN"/>
-        </w:rPr>
-        <w:t>、</w:t>
-      </w:r>
-      <w:r>
-        <w:rPr>
-          <w:rFonts w:hint="eastAsia" w:eastAsia="宋体" w:cs="宋体"/>
-          <w:bCs/>
-          <w:sz w:val="24"/>
-        </w:rPr>
-        <w:t>Mybatis</w:t>
+        <w:t>等；</w:t>
       </w:r>
       <w:r>
         <w:rPr>
@@ -6383,15 +6476,53 @@
           <w:sz w:val="24"/>
           <w:lang w:val="en-US" w:eastAsia="zh-CN"/>
         </w:rPr>
-        <w:t>-Plus、Redis、Redisson</w:t>
-      </w:r>
-      <w:r>
-        <w:rPr>
-          <w:rFonts w:hint="eastAsia" w:eastAsia="宋体" w:cs="宋体"/>
+        <w:t>后端使用SpringBoot + MyBatis-Plus + Redis搭建框架，该框架比较成熟和稳定，可以为后续开发省力省时。</w:t>
+      </w:r>
+      <w:r>
+        <w:rPr>
+          <w:rFonts w:hint="default" w:eastAsia="宋体" w:cs="宋体"/>
           <w:bCs/>
           <w:sz w:val="24"/>
-        </w:rPr>
-        <w:t>等；在数据库上，选用</w:t>
+          <w:lang w:val="en-US" w:eastAsia="zh-CN"/>
+        </w:rPr>
+        <w:t>在缓存资源管理方面，相关研究提出通过动态热度评估与分级策略可有效提升Redis在高并发场景下的命中率与运行稳定性</w:t>
+      </w:r>
+      <w:r>
+        <w:rPr>
+          <w:rFonts w:hint="eastAsia" w:cs="宋体"/>
+          <w:bCs/>
+          <w:sz w:val="24"/>
+          <w:vertAlign w:val="superscript"/>
+        </w:rPr>
+        <w:t>[</w:t>
+      </w:r>
+      <w:r>
+        <w:rPr>
+          <w:rFonts w:hint="default" w:cs="宋体"/>
+          <w:bCs/>
+          <w:sz w:val="24"/>
+          <w:vertAlign w:val="superscript"/>
+          <w:lang w:val="en-US"/>
+        </w:rPr>
+        <w:t>9</w:t>
+      </w:r>
+      <w:r>
+        <w:rPr>
+          <w:rFonts w:hint="eastAsia" w:cs="宋体"/>
+          <w:bCs/>
+          <w:sz w:val="24"/>
+          <w:vertAlign w:val="superscript"/>
+        </w:rPr>
+        <w:t>]</w:t>
+      </w:r>
+      <w:r>
+        <w:rPr>
+          <w:rFonts w:hint="default" w:eastAsia="宋体" w:cs="宋体"/>
+          <w:bCs/>
+          <w:sz w:val="24"/>
+          <w:lang w:val="en-US" w:eastAsia="zh-CN"/>
+        </w:rPr>
+        <w:t>。本系统结合实验室预约业务特点，对高频访问的实验室信息、时间段配置等数据采用缓存预热策略，并配合Redisson分布式锁保障数据一致性。</w:t>
       </w:r>
       <w:r>
         <w:rPr>
@@ -6400,15 +6531,44 @@
           <w:sz w:val="24"/>
           <w:lang w:val="en-US" w:eastAsia="zh-CN"/>
         </w:rPr>
-        <w:t>性能及稳定性更好</w:t>
-      </w:r>
-      <w:r>
-        <w:rPr>
-          <w:rFonts w:hint="eastAsia" w:eastAsia="宋体" w:cs="宋体"/>
+        <w:t>为了降低模块耦合度，系统引入了面向方面编程（AOP）思想。</w:t>
+      </w:r>
+      <w:r>
+        <w:rPr>
+          <w:rFonts w:hint="default" w:eastAsia="宋体" w:cs="宋体"/>
           <w:bCs/>
           <w:sz w:val="24"/>
-        </w:rPr>
-        <w:t>的MySQL</w:t>
+          <w:lang w:val="en-US" w:eastAsia="zh-CN"/>
+        </w:rPr>
+        <w:t>相关研究表明，利用 AOP 技术可以实现横向业务逻辑（如权限、日志）与核心业务的剥离，从而提升框架的执行效率与维护性</w:t>
+      </w:r>
+      <w:r>
+        <w:rPr>
+          <w:rFonts w:hint="eastAsia" w:cs="宋体"/>
+          <w:bCs/>
+          <w:sz w:val="24"/>
+          <w:vertAlign w:val="superscript"/>
+        </w:rPr>
+        <w:t>[</w:t>
+      </w:r>
+      <w:r>
+        <w:rPr>
+          <w:rFonts w:hint="default" w:cs="宋体"/>
+          <w:bCs/>
+          <w:sz w:val="24"/>
+          <w:vertAlign w:val="superscript"/>
+          <w:lang w:val="en-US"/>
+        </w:rPr>
+        <w:t>10</w:t>
+      </w:r>
+      <w:r>
+        <w:rPr>
+          <w:rFonts w:hint="eastAsia" w:cs="宋体"/>
+          <w:bCs/>
+          <w:sz w:val="24"/>
+          <w:vertAlign w:val="superscript"/>
+        </w:rPr>
+        <w:t>]</w:t>
       </w:r>
       <w:r>
         <w:rPr>
@@ -6417,32 +6577,44 @@
           <w:sz w:val="24"/>
           <w:lang w:val="en-US" w:eastAsia="zh-CN"/>
         </w:rPr>
-        <w:t>8.0</w:t>
+        <w:t>。在系统功能架构方面，刘涛等提出的实验室综合管理服务信息系统采用'顶层设计、按需建设'理念，集成实验教学、设备管理、安全监控等核心模块</w:t>
+      </w:r>
+      <w:r>
+        <w:rPr>
+          <w:rFonts w:hint="eastAsia" w:cs="宋体"/>
+          <w:bCs/>
+          <w:sz w:val="24"/>
+          <w:vertAlign w:val="superscript"/>
+        </w:rPr>
+        <w:t>[1</w:t>
+      </w:r>
+      <w:r>
+        <w:rPr>
+          <w:rFonts w:hint="default" w:cs="宋体"/>
+          <w:bCs/>
+          <w:sz w:val="24"/>
+          <w:vertAlign w:val="superscript"/>
+          <w:lang w:val="en-US"/>
+        </w:rPr>
+        <w:t>1</w:t>
+      </w:r>
+      <w:r>
+        <w:rPr>
+          <w:rFonts w:hint="eastAsia" w:cs="宋体"/>
+          <w:bCs/>
+          <w:sz w:val="24"/>
+          <w:vertAlign w:val="superscript"/>
+        </w:rPr>
+        <w:t>]</w:t>
       </w:r>
       <w:r>
         <w:rPr>
           <w:rFonts w:hint="eastAsia" w:eastAsia="宋体" w:cs="宋体"/>
           <w:bCs/>
           <w:sz w:val="24"/>
-        </w:rPr>
-        <w:t>版本，通过对系统前期的技术和开发软件进行规整，可以加快系统的开发效率，让系统的完整性得到了保障</w:t>
-      </w:r>
-      <w:r>
-        <w:rPr>
-          <w:rFonts w:hint="eastAsia" w:cs="宋体"/>
-          <w:bCs/>
-          <w:sz w:val="24"/>
           <w:lang w:val="en-US" w:eastAsia="zh-CN"/>
         </w:rPr>
-        <w:t>**</w:t>
-      </w:r>
-      <w:r>
-        <w:rPr>
-          <w:rFonts w:hint="eastAsia" w:eastAsia="宋体" w:cs="宋体"/>
-          <w:bCs/>
-          <w:sz w:val="24"/>
-        </w:rPr>
-        <w:t>。</w:t>
+        <w:t>，为本系统的模块划分与业务协同提供了实践参考。</w:t>
       </w:r>
     </w:p>
     <w:p>
@@ -6478,15 +6650,51 @@
           <w:sz w:val="24"/>
           <w:vertAlign w:val="superscript"/>
         </w:rPr>
-        <w:t>[13]</w:t>
+        <w:t>[1</w:t>
       </w:r>
       <w:r>
         <w:rPr>
           <w:rFonts w:hint="eastAsia" w:cs="宋体"/>
           <w:bCs/>
           <w:sz w:val="24"/>
-        </w:rPr>
-        <w:t>。管理员主要是对整个系统相关的数据进行挂你和维护。通过各身份的紧密联系，组成了一个完整的实验室管理系统。</w:t>
+          <w:vertAlign w:val="superscript"/>
+          <w:lang w:val="en-US" w:eastAsia="zh-CN"/>
+        </w:rPr>
+        <w:t>2</w:t>
+      </w:r>
+      <w:r>
+        <w:rPr>
+          <w:rFonts w:hint="eastAsia" w:cs="宋体"/>
+          <w:bCs/>
+          <w:sz w:val="24"/>
+          <w:vertAlign w:val="superscript"/>
+        </w:rPr>
+        <w:t>]</w:t>
+      </w:r>
+      <w:r>
+        <w:rPr>
+          <w:rFonts w:hint="eastAsia" w:cs="宋体"/>
+          <w:bCs/>
+          <w:sz w:val="24"/>
+        </w:rPr>
+        <w:t>。管理员主要是对整个系统相关的数据进行</w:t>
+      </w:r>
+      <w:r>
+        <w:rPr>
+          <w:rFonts w:hint="eastAsia" w:cs="宋体"/>
+          <w:bCs/>
+          <w:sz w:val="24"/>
+          <w:lang w:val="en-US" w:eastAsia="zh-CN"/>
+        </w:rPr>
+        <w:t>管理</w:t>
+      </w:r>
+      <w:r>
+        <w:rPr>
+          <w:rFonts w:hint="eastAsia" w:cs="宋体"/>
+          <w:bCs/>
+          <w:sz w:val="24"/>
+        </w:rPr>
+        <w:t>和维护。通过各身份的紧密联系，组成了一个完整的实验室管理系统。</w:t>
       </w:r>
     </w:p>
     <w:p>
@@ -6507,6 +6715,8 @@
         </w:rPr>
         <w:t>本系统的功能模块图如图2-1所示。</w:t>
       </w:r>
+      <w:bookmarkStart w:id="132" w:name="_GoBack"/>
+      <w:bookmarkEnd w:id="132"/>
     </w:p>
     <w:p>
       <w:pPr>
@@ -6541,10 +6751,10 @@
                     </pic:cNvPicPr>
                   </pic:nvPicPr>
                   <pic:blipFill>
-                    <a:blip r:embed="rId37">
+                    <a:blip r:embed="rId35">
                       <a:extLst>
                         <a:ext uri="{96DAC541-7B7A-43D3-8B79-37D633B846F1}">
-                          <asvg:svgBlip xmlns:asvg="http://schemas.microsoft.com/office/drawing/2016/SVG/main" r:embed="rId38"/>
+                          <asvg:svgBlip xmlns:asvg="http://schemas.microsoft.com/office/drawing/2016/SVG/main" r:embed="rId36"/>
                         </a:ext>
                       </a:extLst>
                     </a:blip>
@@ -6640,7 +6850,7 @@
         </w:rPr>
       </w:pPr>
       <w:bookmarkStart w:id="37" w:name="_Toc134105937"/>
-      <w:bookmarkStart w:id="38" w:name="_Toc1158035656"/>
+      <w:bookmarkStart w:id="38" w:name="_Toc1251486646"/>
       <w:r>
         <w:rPr>
           <w:rFonts w:hint="eastAsia"/>
@@ -6672,7 +6882,7 @@
           <w:rFonts w:hint="eastAsia"/>
         </w:rPr>
       </w:pPr>
-      <w:bookmarkStart w:id="39" w:name="_Toc460977631"/>
+      <w:bookmarkStart w:id="39" w:name="_Toc1281220604"/>
       <w:r>
         <w:rPr>
           <w:rFonts w:hint="eastAsia"/>
@@ -6736,7 +6946,22 @@
           <w:rFonts w:hint="eastAsia"/>
           <w:vertAlign w:val="superscript"/>
         </w:rPr>
-        <w:t>[14]</w:t>
+        <w:t>[1</w:t>
+      </w:r>
+      <w:r>
+        <w:rPr>
+          <w:rFonts w:hint="default"/>
+          <w:vertAlign w:val="superscript"/>
+          <w:lang w:val="en-US"/>
+        </w:rPr>
+        <w:t>3</w:t>
+      </w:r>
+      <w:r>
+        <w:rPr>
+          <w:rFonts w:hint="eastAsia"/>
+          <w:vertAlign w:val="superscript"/>
+        </w:rPr>
+        <w:t>]</w:t>
       </w:r>
       <w:r>
         <w:rPr>
@@ -6778,10 +7003,10 @@
                     </pic:cNvPicPr>
                   </pic:nvPicPr>
                   <pic:blipFill>
-                    <a:blip r:embed="rId39">
+                    <a:blip r:embed="rId37">
                       <a:extLst>
                         <a:ext uri="{96DAC541-7B7A-43D3-8B79-37D633B846F1}">
-                          <asvg:svgBlip xmlns:asvg="http://schemas.microsoft.com/office/drawing/2016/SVG/main" r:embed="rId40"/>
+                          <asvg:svgBlip xmlns:asvg="http://schemas.microsoft.com/office/drawing/2016/SVG/main" r:embed="rId38"/>
                         </a:ext>
                       </a:extLst>
                     </a:blip>
@@ -6857,8 +7082,8 @@
         </w:numPr>
       </w:pPr>
       <w:bookmarkStart w:id="40" w:name="_Toc6022"/>
-      <w:bookmarkStart w:id="41" w:name="_Toc1677529488"/>
-      <w:bookmarkStart w:id="42" w:name="_Toc134105938"/>
+      <w:bookmarkStart w:id="41" w:name="_Toc134105938"/>
+      <w:bookmarkStart w:id="42" w:name="_Toc656162959"/>
       <w:r>
         <w:rPr>
           <w:rFonts w:hint="eastAsia"/>
@@ -6894,7 +7119,22 @@
           <w:rFonts w:hint="eastAsia"/>
           <w:vertAlign w:val="superscript"/>
         </w:rPr>
-        <w:t>[15]</w:t>
+        <w:t>[1</w:t>
+      </w:r>
+      <w:r>
+        <w:rPr>
+          <w:rFonts w:hint="default"/>
+          <w:vertAlign w:val="superscript"/>
+          <w:lang w:val="en-US"/>
+        </w:rPr>
+        <w:t>4</w:t>
+      </w:r>
+      <w:r>
+        <w:rPr>
+          <w:rFonts w:hint="eastAsia"/>
+          <w:vertAlign w:val="superscript"/>
+        </w:rPr>
+        <w:t>]</w:t>
       </w:r>
       <w:r>
         <w:rPr>
@@ -6915,7 +7155,7 @@
         </w:rPr>
       </w:pPr>
       <w:bookmarkStart w:id="43" w:name="_Toc134105939"/>
-      <w:bookmarkStart w:id="44" w:name="_Toc2072787000"/>
+      <w:bookmarkStart w:id="44" w:name="_Toc802324568"/>
       <w:r>
         <w:rPr>
           <w:color w:val="auto"/>
@@ -6943,8 +7183,8 @@
     </w:p>
     <w:p>
       <w:pPr>
-        <w:spacing w:line="300" w:lineRule="auto"/>
-        <w:ind w:firstLine="480" w:firstLineChars="200"/>
+        <w:pStyle w:val="27"/>
+        <w:ind w:firstLine="480"/>
         <w:rPr>
           <w:rFonts w:cs="宋体"/>
           <w:bCs/>
@@ -6953,26 +7193,50 @@
       </w:pPr>
       <w:r>
         <w:rPr>
+          <w:rFonts w:hint="eastAsia" w:eastAsia="宋体"/>
+        </w:rPr>
+        <w:t>众所周知，完善的数据库模型设计是确保项目在开发过程中保持完整性、易维护性以及可持续性的关键因素。因此，在进行数据库的数据结构设计之前，有必要先对数据库的数据模型进行建模。</w:t>
+      </w:r>
+      <w:r>
+        <w:rPr>
+          <w:rFonts w:hint="eastAsia" w:eastAsia="宋体"/>
+          <w:lang w:val="en-US" w:eastAsia="zh-CN"/>
+        </w:rPr>
+        <w:t>通过模型图，可以清晰地展示每个实体的基本字段以及实体与实体之间的关系。这不仅有助于提升数据库表设计的完整性，还能加深开发过程中对系统业务逻辑的理解。</w:t>
+      </w:r>
+      <w:r>
+        <w:rPr>
+          <w:rFonts w:hint="default" w:eastAsia="宋体"/>
+          <w:lang w:val="en-US" w:eastAsia="zh-CN"/>
+        </w:rPr>
+        <w:t>良好的概念设计能为系统留下清晰的元数据记录，避免数据库在后续维护中沦为难以梳理的“黑盒子”，从而降低类似数据库反向查询系统所需的高昂梳理成本</w:t>
+      </w:r>
+      <w:r>
+        <w:rPr>
           <w:rFonts w:hint="eastAsia"/>
-          <w:sz w:val="24"/>
-        </w:rPr>
-        <w:t>众所周知，完善的数据库模型设计是确保项目在开发过程中保持完整性、易维护性以及可持续性的关键因素。因此，在进行数据库的数据结构设计之前，有必要先对数据库的数据模型进行建模。通过模型图，可以清晰地展示每个实体的基本字段以及实体与实体之间的关系。这不仅有助于提升数据库表设计的完整性，还能加深开发过程中对系统业务逻辑的理解</w:t>
+          <w:vertAlign w:val="superscript"/>
+        </w:rPr>
+        <w:t>[1</w:t>
+      </w:r>
+      <w:r>
+        <w:rPr>
+          <w:rFonts w:hint="default"/>
+          <w:vertAlign w:val="superscript"/>
+          <w:lang w:val="en-US"/>
+        </w:rPr>
+        <w:t>5</w:t>
       </w:r>
       <w:r>
         <w:rPr>
           <w:rFonts w:hint="eastAsia"/>
-          <w:sz w:val="24"/>
           <w:vertAlign w:val="superscript"/>
+        </w:rPr>
+        <w:t>]</w:t>
+      </w:r>
+      <w:r>
+        <w:rPr>
+          <w:rFonts w:hint="default" w:eastAsia="宋体"/>
           <w:lang w:val="en-US" w:eastAsia="zh-CN"/>
-        </w:rPr>
-        <w:t>**</w:t>
-      </w:r>
-      <w:bookmarkStart w:id="132" w:name="_GoBack"/>
-      <w:bookmarkEnd w:id="132"/>
-      <w:r>
-        <w:rPr>
-          <w:rFonts w:hint="eastAsia"/>
-          <w:sz w:val="24"/>
         </w:rPr>
         <w:t>。</w:t>
       </w:r>
@@ -6999,8 +7263,8 @@
           <w:color w:val="auto"/>
         </w:rPr>
       </w:pPr>
-      <w:bookmarkStart w:id="46" w:name="_Toc851387366"/>
-      <w:bookmarkStart w:id="47" w:name="_Toc134105940"/>
+      <w:bookmarkStart w:id="46" w:name="_Toc134105940"/>
+      <w:bookmarkStart w:id="47" w:name="_Toc619194863"/>
       <w:r>
         <w:rPr>
           <w:color w:val="auto"/>
@@ -27976,7 +28240,7 @@
           <w:rFonts w:hint="eastAsia" w:ascii="黑体" w:hAnsi="黑体" w:eastAsia="黑体" w:cs="黑体"/>
           <w:lang w:val="en-US" w:eastAsia="zh-CN"/>
         </w:rPr>
-        <w:t>user_credit（信誉表表）</w:t>
+        <w:t>user_credit（信誉分表）</w:t>
       </w:r>
     </w:p>
     <w:tbl>
@@ -37087,7 +37351,7 @@
           <w:numId w:val="0"/>
         </w:numPr>
       </w:pPr>
-      <w:bookmarkStart w:id="51" w:name="_Toc583920401"/>
+      <w:bookmarkStart w:id="51" w:name="_Toc102309079"/>
       <w:r>
         <w:t>2.4</w:t>
       </w:r>
@@ -37164,7 +37428,41 @@
           <w:bCs/>
           <w:sz w:val="24"/>
         </w:rPr>
-        <w:t>用户需求分析: 详细分析了学生、教师和管理员三类用户的具体需求，明确了各类用户的核心功能诉求。</w:t>
+        <w:t>用户需求分析: 详细分析了学生</w:t>
+      </w:r>
+      <w:r>
+        <w:rPr>
+          <w:rFonts w:hint="eastAsia" w:cs="宋体"/>
+          <w:bCs/>
+          <w:sz w:val="24"/>
+          <w:lang w:val="en-US" w:eastAsia="zh-CN"/>
+        </w:rPr>
+        <w:t>与</w:t>
+      </w:r>
+      <w:r>
+        <w:rPr>
+          <w:rFonts w:hint="eastAsia" w:eastAsia="宋体" w:cs="宋体"/>
+          <w:bCs/>
+          <w:sz w:val="24"/>
+        </w:rPr>
+        <w:t>教师和管理员</w:t>
+      </w:r>
+      <w:r>
+        <w:rPr>
+          <w:rFonts w:hint="eastAsia" w:cs="宋体"/>
+          <w:bCs/>
+          <w:sz w:val="24"/>
+          <w:lang w:val="en-US" w:eastAsia="zh-CN"/>
+        </w:rPr>
+        <w:t>和超级管理员四</w:t>
+      </w:r>
+      <w:r>
+        <w:rPr>
+          <w:rFonts w:hint="eastAsia" w:eastAsia="宋体" w:cs="宋体"/>
+          <w:bCs/>
+          <w:sz w:val="24"/>
+        </w:rPr>
+        <w:t>类用户的具体需求，明确了各类用户的核心功能诉求。</w:t>
       </w:r>
     </w:p>
     <w:p>
@@ -37183,7 +37481,41 @@
           <w:bCs/>
           <w:sz w:val="24"/>
         </w:rPr>
-        <w:t>功能性需求: 将系统划分为用户管理、实验室管理、预约管理、时间段管理、消息通知、文件管理和报表管理七大模块，并对每个模块的功能进行了详细描述。</w:t>
+        <w:t>功能性需求: 将系统划分为用户管理、实验室管理、预约管理、时间段管理、消息通知、文件管理</w:t>
+      </w:r>
+      <w:r>
+        <w:rPr>
+          <w:rFonts w:hint="eastAsia" w:cs="宋体"/>
+          <w:bCs/>
+          <w:sz w:val="24"/>
+          <w:lang w:eastAsia="zh-CN"/>
+        </w:rPr>
+        <w:t>、</w:t>
+      </w:r>
+      <w:r>
+        <w:rPr>
+          <w:rFonts w:hint="eastAsia" w:eastAsia="宋体" w:cs="宋体"/>
+          <w:bCs/>
+          <w:sz w:val="24"/>
+        </w:rPr>
+        <w:t>报表管理</w:t>
+      </w:r>
+      <w:r>
+        <w:rPr>
+          <w:rFonts w:hint="eastAsia" w:cs="宋体"/>
+          <w:bCs/>
+          <w:sz w:val="24"/>
+          <w:lang w:val="en-US" w:eastAsia="zh-CN"/>
+        </w:rPr>
+        <w:t>和信誉分管理八</w:t>
+      </w:r>
+      <w:r>
+        <w:rPr>
+          <w:rFonts w:hint="eastAsia" w:eastAsia="宋体" w:cs="宋体"/>
+          <w:bCs/>
+          <w:sz w:val="24"/>
+        </w:rPr>
+        <w:t>大模块，并对每个模块的功能进行了详细描述。</w:t>
       </w:r>
     </w:p>
     <w:p>
@@ -37358,12 +37690,12 @@
         <w:spacing w:before="156" w:after="156"/>
       </w:pPr>
       <w:bookmarkStart w:id="52" w:name="_Toc134105942"/>
-      <w:bookmarkStart w:id="53" w:name="_Toc2097396464"/>
-      <w:bookmarkStart w:id="54" w:name="_Toc14365"/>
-      <w:bookmarkStart w:id="55" w:name="_Toc70950408"/>
-      <w:bookmarkStart w:id="56" w:name="_Toc70719261"/>
-      <w:bookmarkStart w:id="57" w:name="_Toc70949870"/>
-      <w:bookmarkStart w:id="58" w:name="_Toc70950677"/>
+      <w:bookmarkStart w:id="53" w:name="_Toc14365"/>
+      <w:bookmarkStart w:id="54" w:name="_Toc70950408"/>
+      <w:bookmarkStart w:id="55" w:name="_Toc70719261"/>
+      <w:bookmarkStart w:id="56" w:name="_Toc70949870"/>
+      <w:bookmarkStart w:id="57" w:name="_Toc70950677"/>
+      <w:bookmarkStart w:id="58" w:name="_Toc1521773153"/>
       <w:r>
         <w:rPr>
           <w:rFonts w:hint="eastAsia"/>
@@ -37388,8 +37720,8 @@
       </w:pPr>
       <w:bookmarkStart w:id="59" w:name="_Toc10625"/>
       <w:bookmarkStart w:id="60" w:name="_Toc134105943"/>
-      <w:bookmarkStart w:id="61" w:name="_Toc2145788590"/>
-      <w:bookmarkStart w:id="62" w:name="_Toc71227836"/>
+      <w:bookmarkStart w:id="61" w:name="_Toc71227836"/>
+      <w:bookmarkStart w:id="62" w:name="_Toc2058630348"/>
       <w:bookmarkStart w:id="63" w:name="_Toc70950409"/>
       <w:bookmarkStart w:id="64" w:name="_Toc70719262"/>
       <w:bookmarkStart w:id="65" w:name="_Toc70950678"/>
@@ -37467,7 +37799,7 @@
           <w:sz w:val="24"/>
           <w:lang w:val="en-US" w:eastAsia="zh-CN"/>
         </w:rPr>
-        <w:t>+MyBatis-Plus+Redis搭建框架</w:t>
+        <w:t>+MyBatis-Plus+Redis搭建后端项目</w:t>
       </w:r>
       <w:r>
         <w:rPr>
@@ -37475,7 +37807,7 @@
           <w:bCs/>
           <w:sz w:val="24"/>
         </w:rPr>
-        <w:t>，该框架比较成熟和稳定，可以为后续开发省力省时。用户端的前端主要使用</w:t>
+        <w:t>，该</w:t>
       </w:r>
       <w:r>
         <w:rPr>
@@ -37484,6 +37816,23 @@
           <w:sz w:val="24"/>
           <w:lang w:val="en-US" w:eastAsia="zh-CN"/>
         </w:rPr>
+        <w:t>项目使用的框架以及插件都</w:t>
+      </w:r>
+      <w:r>
+        <w:rPr>
+          <w:rFonts w:hint="eastAsia" w:cs="宋体"/>
+          <w:bCs/>
+          <w:sz w:val="24"/>
+        </w:rPr>
+        <w:t>比较成熟和稳定，可以为后续开发省力省时。用户端的前端主要使用</w:t>
+      </w:r>
+      <w:r>
+        <w:rPr>
+          <w:rFonts w:hint="eastAsia" w:cs="宋体"/>
+          <w:bCs/>
+          <w:sz w:val="24"/>
+          <w:lang w:val="en-US" w:eastAsia="zh-CN"/>
+        </w:rPr>
         <w:t>小程序原生</w:t>
       </w:r>
       <w:r>
@@ -37501,7 +37850,26 @@
           <w:sz w:val="24"/>
           <w:vertAlign w:val="superscript"/>
         </w:rPr>
-        <w:t>[18]</w:t>
+        <w:t>[1</w:t>
+      </w:r>
+      <w:r>
+        <w:rPr>
+          <w:rFonts w:hint="eastAsia" w:cs="宋体"/>
+          <w:bCs/>
+          <w:sz w:val="24"/>
+          <w:vertAlign w:val="superscript"/>
+          <w:lang w:val="en-US" w:eastAsia="zh-CN"/>
+        </w:rPr>
+        <w:t>6</w:t>
+      </w:r>
+      <w:r>
+        <w:rPr>
+          <w:rFonts w:hint="eastAsia" w:cs="宋体"/>
+          <w:bCs/>
+          <w:sz w:val="24"/>
+          <w:vertAlign w:val="superscript"/>
+        </w:rPr>
+        <w:t>]</w:t>
       </w:r>
       <w:r>
         <w:rPr>
@@ -37521,7 +37889,7 @@
         </w:numPr>
       </w:pPr>
       <w:bookmarkStart w:id="67" w:name="_Toc134105944"/>
-      <w:bookmarkStart w:id="68" w:name="_Toc1575948059"/>
+      <w:bookmarkStart w:id="68" w:name="_Toc1291222019"/>
       <w:r>
         <w:rPr>
           <w:rFonts w:hint="eastAsia"/>
@@ -37556,7 +37924,41 @@
           <w:bCs/>
           <w:sz w:val="24"/>
         </w:rPr>
-        <w:t>这款小程序专注于提升用户体验，其页面设计简洁明快，按钮与图标的风格紧贴当代用户的操作偏好，极大地降低了用户的学习门槛，使得操作简便直观，易于上手。小程序功能丰富，主要涵盖了实验室与设备信息的便捷查询、设备的借用管理，以及实验室课程表的即时查阅。此外，用户还能实时掌握实验室当前的借用状态</w:t>
+        <w:t>这款小程序专注于提升用户体验，其页面设计简洁明快，按钮与图标的风格紧贴当代用户的操作偏好，极大地降低了用户的学习门槛，使得操作简便直观，易于上手。小程序功能丰富，主要涵盖了实验室与</w:t>
+      </w:r>
+      <w:r>
+        <w:rPr>
+          <w:rFonts w:hint="eastAsia" w:cs="宋体"/>
+          <w:bCs/>
+          <w:sz w:val="24"/>
+          <w:lang w:val="en-US" w:eastAsia="zh-CN"/>
+        </w:rPr>
+        <w:t>用户基本</w:t>
+      </w:r>
+      <w:r>
+        <w:rPr>
+          <w:rFonts w:hint="eastAsia" w:cs="宋体"/>
+          <w:bCs/>
+          <w:sz w:val="24"/>
+        </w:rPr>
+        <w:t>信息</w:t>
+      </w:r>
+      <w:r>
+        <w:rPr>
+          <w:rFonts w:hint="eastAsia" w:cs="宋体"/>
+          <w:bCs/>
+          <w:sz w:val="24"/>
+          <w:lang w:val="en-US" w:eastAsia="zh-CN"/>
+        </w:rPr>
+        <w:t>以及信誉分和消息通知</w:t>
+      </w:r>
+      <w:r>
+        <w:rPr>
+          <w:rFonts w:hint="eastAsia" w:cs="宋体"/>
+          <w:bCs/>
+          <w:sz w:val="24"/>
+        </w:rPr>
+        <w:t>的便捷查询。此外，用户还能实时掌握实验室当前的借用状态</w:t>
       </w:r>
       <w:r>
         <w:rPr>
@@ -37565,7 +37967,26 @@
           <w:sz w:val="24"/>
           <w:vertAlign w:val="superscript"/>
         </w:rPr>
-        <w:t>[19]</w:t>
+        <w:t>[1</w:t>
+      </w:r>
+      <w:r>
+        <w:rPr>
+          <w:rFonts w:hint="eastAsia" w:cs="宋体"/>
+          <w:bCs/>
+          <w:sz w:val="24"/>
+          <w:vertAlign w:val="superscript"/>
+          <w:lang w:val="en-US" w:eastAsia="zh-CN"/>
+        </w:rPr>
+        <w:t>7</w:t>
+      </w:r>
+      <w:r>
+        <w:rPr>
+          <w:rFonts w:hint="eastAsia" w:cs="宋体"/>
+          <w:bCs/>
+          <w:sz w:val="24"/>
+          <w:vertAlign w:val="superscript"/>
+        </w:rPr>
+        <w:t>]</w:t>
       </w:r>
       <w:r>
         <w:rPr>
@@ -37592,7 +38013,7 @@
         </w:rPr>
       </w:pPr>
       <w:bookmarkStart w:id="69" w:name="_Toc134105945"/>
-      <w:bookmarkStart w:id="70" w:name="_Toc2043209162"/>
+      <w:bookmarkStart w:id="70" w:name="_Toc1246220398"/>
       <w:r>
         <w:rPr>
           <w:rFonts w:hint="eastAsia"/>
@@ -37695,7 +38116,7 @@
                     </pic:cNvPicPr>
                   </pic:nvPicPr>
                   <pic:blipFill>
-                    <a:blip r:embed="rId41"/>
+                    <a:blip r:embed="rId39"/>
                     <a:stretch>
                       <a:fillRect/>
                     </a:stretch>
@@ -37769,7 +38190,7 @@
         </w:rPr>
       </w:pPr>
       <w:bookmarkStart w:id="71" w:name="_Toc134105946"/>
-      <w:bookmarkStart w:id="72" w:name="_Toc1952870204"/>
+      <w:bookmarkStart w:id="72" w:name="_Toc818219995"/>
       <w:r>
         <w:rPr>
           <w:rFonts w:hint="eastAsia"/>
@@ -37884,7 +38305,7 @@
                     </pic:cNvPicPr>
                   </pic:nvPicPr>
                   <pic:blipFill>
-                    <a:blip r:embed="rId42"/>
+                    <a:blip r:embed="rId40"/>
                     <a:stretch>
                       <a:fillRect/>
                     </a:stretch>
@@ -37962,7 +38383,7 @@
         </w:rPr>
       </w:pPr>
       <w:bookmarkStart w:id="73" w:name="_Toc134105947"/>
-      <w:bookmarkStart w:id="74" w:name="_Toc1896941527"/>
+      <w:bookmarkStart w:id="74" w:name="_Toc1485664224"/>
       <w:r>
         <w:rPr>
           <w:rFonts w:hint="eastAsia"/>
@@ -38060,7 +38481,7 @@
                     </pic:cNvPicPr>
                   </pic:nvPicPr>
                   <pic:blipFill>
-                    <a:blip r:embed="rId43"/>
+                    <a:blip r:embed="rId41"/>
                     <a:stretch>
                       <a:fillRect/>
                     </a:stretch>
@@ -38157,7 +38578,7 @@
         </w:rPr>
       </w:pPr>
       <w:bookmarkStart w:id="75" w:name="_Toc134105948"/>
-      <w:bookmarkStart w:id="76" w:name="_Toc354020927"/>
+      <w:bookmarkStart w:id="76" w:name="_Toc766249099"/>
       <w:r>
         <w:rPr>
           <w:rFonts w:hint="eastAsia"/>
@@ -38291,7 +38712,7 @@
         </w:rPr>
       </w:pPr>
       <w:bookmarkStart w:id="77" w:name="_Toc134105949"/>
-      <w:bookmarkStart w:id="78" w:name="_Toc1500017899"/>
+      <w:bookmarkStart w:id="78" w:name="_Toc2036659481"/>
       <w:r>
         <w:rPr>
           <w:rFonts w:hint="eastAsia"/>
@@ -38408,7 +38829,7 @@
                     </pic:cNvPicPr>
                   </pic:nvPicPr>
                   <pic:blipFill>
-                    <a:blip r:embed="rId44"/>
+                    <a:blip r:embed="rId42"/>
                     <a:stretch>
                       <a:fillRect/>
                     </a:stretch>
@@ -38506,7 +38927,7 @@
         </w:rPr>
       </w:pPr>
       <w:bookmarkStart w:id="79" w:name="_Toc134105950"/>
-      <w:bookmarkStart w:id="80" w:name="_Toc1490296360"/>
+      <w:bookmarkStart w:id="80" w:name="_Toc1394047634"/>
       <w:r>
         <w:rPr>
           <w:rFonts w:hint="eastAsia"/>
@@ -38595,7 +39016,7 @@
                     </pic:cNvPicPr>
                   </pic:nvPicPr>
                   <pic:blipFill>
-                    <a:blip r:embed="rId45"/>
+                    <a:blip r:embed="rId43"/>
                     <a:stretch>
                       <a:fillRect/>
                     </a:stretch>
@@ -38680,7 +39101,7 @@
         </w:rPr>
       </w:pPr>
       <w:bookmarkStart w:id="81" w:name="_Toc134105951"/>
-      <w:bookmarkStart w:id="82" w:name="_Toc1309147559"/>
+      <w:bookmarkStart w:id="82" w:name="_Toc711995868"/>
       <w:r>
         <w:rPr>
           <w:rFonts w:hint="eastAsia"/>
@@ -38771,7 +39192,7 @@
                     </pic:cNvPicPr>
                   </pic:nvPicPr>
                   <pic:blipFill>
-                    <a:blip r:embed="rId46"/>
+                    <a:blip r:embed="rId44"/>
                     <a:stretch>
                       <a:fillRect/>
                     </a:stretch>
@@ -38852,7 +39273,7 @@
           <w:color w:val="auto"/>
         </w:rPr>
       </w:pPr>
-      <w:bookmarkStart w:id="83" w:name="_Toc1873060598"/>
+      <w:bookmarkStart w:id="83" w:name="_Toc735672392"/>
       <w:r>
         <w:rPr>
           <w:rFonts w:hint="eastAsia"/>
@@ -38945,7 +39366,7 @@
                     </pic:cNvPicPr>
                   </pic:nvPicPr>
                   <pic:blipFill>
-                    <a:blip r:embed="rId47"/>
+                    <a:blip r:embed="rId45"/>
                     <a:stretch>
                       <a:fillRect/>
                     </a:stretch>
@@ -39040,7 +39461,7 @@
           <w:color w:val="auto"/>
         </w:rPr>
       </w:pPr>
-      <w:bookmarkStart w:id="84" w:name="_Toc566689213"/>
+      <w:bookmarkStart w:id="84" w:name="_Toc1382536565"/>
       <w:r>
         <w:rPr>
           <w:rFonts w:hint="eastAsia"/>
@@ -39184,7 +39605,7 @@
                     </pic:cNvPicPr>
                   </pic:nvPicPr>
                   <pic:blipFill>
-                    <a:blip r:embed="rId48"/>
+                    <a:blip r:embed="rId46"/>
                     <a:stretch>
                       <a:fillRect/>
                     </a:stretch>
@@ -39258,7 +39679,7 @@
           <w:lang w:val="en-US" w:eastAsia="zh-CN"/>
         </w:rPr>
       </w:pPr>
-      <w:bookmarkStart w:id="85" w:name="_Toc255628446"/>
+      <w:bookmarkStart w:id="85" w:name="_Toc518987415"/>
       <w:r>
         <w:rPr>
           <w:rFonts w:hint="eastAsia"/>
@@ -39381,7 +39802,7 @@
                     </pic:cNvPicPr>
                   </pic:nvPicPr>
                   <pic:blipFill>
-                    <a:blip r:embed="rId49"/>
+                    <a:blip r:embed="rId47"/>
                     <a:stretch>
                       <a:fillRect/>
                     </a:stretch>
@@ -39424,7 +39845,7 @@
                     </pic:cNvPicPr>
                   </pic:nvPicPr>
                   <pic:blipFill>
-                    <a:blip r:embed="rId50"/>
+                    <a:blip r:embed="rId48"/>
                     <a:stretch>
                       <a:fillRect/>
                     </a:stretch>
@@ -39488,7 +39909,7 @@
           <w:numId w:val="0"/>
         </w:numPr>
       </w:pPr>
-      <w:bookmarkStart w:id="86" w:name="_Toc1379997922"/>
+      <w:bookmarkStart w:id="86" w:name="_Toc1690393438"/>
       <w:r>
         <w:rPr>
           <w:rFonts w:hint="eastAsia"/>
@@ -39596,7 +40017,7 @@
                     </pic:cNvPicPr>
                   </pic:nvPicPr>
                   <pic:blipFill>
-                    <a:blip r:embed="rId51"/>
+                    <a:blip r:embed="rId49"/>
                     <a:stretch>
                       <a:fillRect/>
                     </a:stretch>
@@ -39681,7 +40102,7 @@
           <w:lang w:val="en-US" w:eastAsia="zh-CN"/>
         </w:rPr>
       </w:pPr>
-      <w:bookmarkStart w:id="87" w:name="_Toc801687454"/>
+      <w:bookmarkStart w:id="87" w:name="_Toc1381346303"/>
       <w:r>
         <w:rPr>
           <w:rFonts w:hint="eastAsia"/>
@@ -39778,7 +40199,7 @@
                     </pic:cNvPicPr>
                   </pic:nvPicPr>
                   <pic:blipFill>
-                    <a:blip r:embed="rId52"/>
+                    <a:blip r:embed="rId50"/>
                     <a:stretch>
                       <a:fillRect/>
                     </a:stretch>
@@ -39867,7 +40288,7 @@
           <w:numId w:val="0"/>
         </w:numPr>
       </w:pPr>
-      <w:bookmarkStart w:id="88" w:name="_Toc648638100"/>
+      <w:bookmarkStart w:id="88" w:name="_Toc1989090451"/>
       <w:r>
         <w:rPr>
           <w:rFonts w:hint="eastAsia"/>
@@ -39944,7 +40365,7 @@
         </w:rPr>
       </w:pPr>
       <w:bookmarkStart w:id="89" w:name="_Toc134105953"/>
-      <w:bookmarkStart w:id="90" w:name="_Toc1033554528"/>
+      <w:bookmarkStart w:id="90" w:name="_Toc765277108"/>
       <w:r>
         <w:rPr>
           <w:rFonts w:hint="eastAsia"/>
@@ -40027,7 +40448,7 @@
                     </pic:cNvPicPr>
                   </pic:nvPicPr>
                   <pic:blipFill>
-                    <a:blip r:embed="rId53"/>
+                    <a:blip r:embed="rId51"/>
                     <a:stretch>
                       <a:fillRect/>
                     </a:stretch>
@@ -40092,8 +40513,8 @@
           <w:color w:val="auto"/>
         </w:rPr>
       </w:pPr>
-      <w:bookmarkStart w:id="91" w:name="_Toc2103215160"/>
-      <w:bookmarkStart w:id="92" w:name="_Toc134105954"/>
+      <w:bookmarkStart w:id="91" w:name="_Toc134105954"/>
+      <w:bookmarkStart w:id="92" w:name="_Toc732792273"/>
       <w:r>
         <w:rPr>
           <w:rFonts w:hint="eastAsia"/>
@@ -40161,14 +40582,38 @@
           <w:sz w:val="24"/>
           <w:lang w:val="en-US" w:eastAsia="zh-CN"/>
         </w:rPr>
-        <w:t>编辑可以修改用户信息。点击重置密码可以一建重置为123456密码，然后没有进行邮箱验证的可以发送验证码进行验证。禁用按钮为逻辑删而不是物理删</w:t>
+        <w:t>编辑可以修改用户信息。点击重置密码可以一建重置为1234</w:t>
+      </w:r>
+      <w:r>
+        <w:rPr>
+          <w:rFonts w:hint="eastAsia" w:eastAsia="宋体"/>
+          <w:sz w:val="24"/>
+          <w:lang w:val="en-US" w:eastAsia="zh-CN"/>
+        </w:rPr>
+        <w:t>56密码，然后没有进行邮箱验证的可以发送验证码进行验证。禁用按钮为逻辑删而不是物理删</w:t>
+      </w:r>
+      <w:r>
+        <w:rPr>
+          <w:rFonts w:hint="eastAsia" w:eastAsia="宋体"/>
+          <w:sz w:val="24"/>
+          <w:lang w:eastAsia="zh-CN"/>
+        </w:rPr>
+        <w:t>，</w:t>
+      </w:r>
+      <w:r>
+        <w:rPr>
+          <w:rFonts w:hint="eastAsia" w:eastAsia="宋体"/>
+          <w:sz w:val="24"/>
+          <w:lang w:val="en-US" w:eastAsia="zh-CN"/>
+        </w:rPr>
+        <w:t>且只有权限Role 3的权限可以进行删除操作。</w:t>
       </w:r>
       <w:r>
         <w:rPr>
           <w:rFonts w:hint="eastAsia"/>
           <w:sz w:val="24"/>
         </w:rPr>
-        <w:t>，如图3-12所示。</w:t>
+        <w:t>如图3-12所示。</w:t>
       </w:r>
     </w:p>
     <w:p>
@@ -40198,7 +40643,7 @@
                     </pic:cNvPicPr>
                   </pic:nvPicPr>
                   <pic:blipFill>
-                    <a:blip r:embed="rId54"/>
+                    <a:blip r:embed="rId52"/>
                     <a:stretch>
                       <a:fillRect/>
                     </a:stretch>
@@ -40313,7 +40758,7 @@
                     </pic:cNvPicPr>
                   </pic:nvPicPr>
                   <pic:blipFill>
-                    <a:blip r:embed="rId55"/>
+                    <a:blip r:embed="rId53"/>
                     <a:stretch>
                       <a:fillRect/>
                     </a:stretch>
@@ -40410,7 +40855,7 @@
         </w:rPr>
       </w:pPr>
       <w:bookmarkStart w:id="93" w:name="_Toc134105955"/>
-      <w:bookmarkStart w:id="94" w:name="_Toc1156364500"/>
+      <w:bookmarkStart w:id="94" w:name="_Toc221016766"/>
       <w:r>
         <w:rPr>
           <w:rFonts w:hint="eastAsia"/>
@@ -40501,7 +40946,7 @@
                     </pic:cNvPicPr>
                   </pic:nvPicPr>
                   <pic:blipFill>
-                    <a:blip r:embed="rId56"/>
+                    <a:blip r:embed="rId54"/>
                     <a:stretch>
                       <a:fillRect/>
                     </a:stretch>
@@ -40656,7 +41101,7 @@
                     </pic:cNvPicPr>
                   </pic:nvPicPr>
                   <pic:blipFill>
-                    <a:blip r:embed="rId57"/>
+                    <a:blip r:embed="rId55"/>
                     <a:stretch>
                       <a:fillRect/>
                     </a:stretch>
@@ -40758,7 +41203,7 @@
           <w:color w:val="auto"/>
         </w:rPr>
       </w:pPr>
-      <w:bookmarkStart w:id="95" w:name="_Toc291146150"/>
+      <w:bookmarkStart w:id="95" w:name="_Toc1629560499"/>
       <w:r>
         <w:rPr>
           <w:rFonts w:hint="eastAsia"/>
@@ -40869,7 +41314,7 @@
                     </pic:cNvPicPr>
                   </pic:nvPicPr>
                   <pic:blipFill>
-                    <a:blip r:embed="rId58"/>
+                    <a:blip r:embed="rId56"/>
                     <a:stretch>
                       <a:fillRect/>
                     </a:stretch>
@@ -40971,7 +41416,7 @@
           <w:color w:val="auto"/>
         </w:rPr>
       </w:pPr>
-      <w:bookmarkStart w:id="96" w:name="_Toc1325595184"/>
+      <w:bookmarkStart w:id="96" w:name="_Toc1164356502"/>
       <w:r>
         <w:rPr>
           <w:rFonts w:hint="eastAsia"/>
@@ -41063,7 +41508,7 @@
                     </pic:cNvPicPr>
                   </pic:nvPicPr>
                   <pic:blipFill>
-                    <a:blip r:embed="rId59"/>
+                    <a:blip r:embed="rId57"/>
                     <a:stretch>
                       <a:fillRect/>
                     </a:stretch>
@@ -41159,7 +41604,7 @@
           <w:color w:val="auto"/>
         </w:rPr>
       </w:pPr>
-      <w:bookmarkStart w:id="97" w:name="_Toc1282903510"/>
+      <w:bookmarkStart w:id="97" w:name="_Toc1468737650"/>
       <w:r>
         <w:rPr>
           <w:rFonts w:hint="eastAsia"/>
@@ -41179,7 +41624,7 @@
           <w:color w:val="auto"/>
           <w:lang w:val="en-US" w:eastAsia="zh-CN"/>
         </w:rPr>
-        <w:t>5报表导出</w:t>
+        <w:t>6导出</w:t>
       </w:r>
       <w:r>
         <w:rPr>
@@ -41270,7 +41715,7 @@
                     </pic:cNvPicPr>
                   </pic:nvPicPr>
                   <pic:blipFill>
-                    <a:blip r:embed="rId60"/>
+                    <a:blip r:embed="rId58"/>
                     <a:stretch>
                       <a:fillRect/>
                     </a:stretch>
@@ -41367,7 +41812,7 @@
                     </pic:cNvPicPr>
                   </pic:nvPicPr>
                   <pic:blipFill>
-                    <a:blip r:embed="rId61"/>
+                    <a:blip r:embed="rId59"/>
                     <a:stretch>
                       <a:fillRect/>
                     </a:stretch>
@@ -41455,7 +41900,7 @@
           <w:color w:val="auto"/>
         </w:rPr>
       </w:pPr>
-      <w:bookmarkStart w:id="98" w:name="_Toc1023476690"/>
+      <w:bookmarkStart w:id="98" w:name="_Toc1896644932"/>
       <w:r>
         <w:rPr>
           <w:rFonts w:hint="eastAsia"/>
@@ -41475,7 +41920,7 @@
           <w:color w:val="auto"/>
           <w:lang w:val="en-US" w:eastAsia="zh-CN"/>
         </w:rPr>
-        <w:t>5信誉分</w:t>
+        <w:t>7信誉分</w:t>
       </w:r>
       <w:r>
         <w:rPr>
@@ -41565,7 +42010,7 @@
                     </pic:cNvPicPr>
                   </pic:nvPicPr>
                   <pic:blipFill>
-                    <a:blip r:embed="rId62"/>
+                    <a:blip r:embed="rId60"/>
                     <a:stretch>
                       <a:fillRect/>
                     </a:stretch>
@@ -41656,7 +42101,7 @@
       </w:pPr>
       <w:bookmarkStart w:id="99" w:name="_Toc26383"/>
       <w:bookmarkStart w:id="100" w:name="_Toc134105960"/>
-      <w:bookmarkStart w:id="101" w:name="_Toc228716360"/>
+      <w:bookmarkStart w:id="101" w:name="_Toc1811599703"/>
       <w:r>
         <w:t>3.4</w:t>
       </w:r>
@@ -41784,9 +42229,9 @@
       <w:bookmarkStart w:id="103" w:name="_Toc134105961"/>
       <w:bookmarkStart w:id="104" w:name="_Toc70950682"/>
       <w:bookmarkStart w:id="105" w:name="_Toc70950413"/>
-      <w:bookmarkStart w:id="106" w:name="_Toc40134390"/>
-      <w:bookmarkStart w:id="107" w:name="_Toc15260"/>
-      <w:bookmarkStart w:id="108" w:name="_Toc70949875"/>
+      <w:bookmarkStart w:id="106" w:name="_Toc15260"/>
+      <w:bookmarkStart w:id="107" w:name="_Toc70949875"/>
+      <w:bookmarkStart w:id="108" w:name="_Toc533061155"/>
       <w:r>
         <w:rPr>
           <w:rFonts w:hint="eastAsia"/>
@@ -41828,7 +42273,26 @@
           <w:sz w:val="24"/>
           <w:vertAlign w:val="superscript"/>
         </w:rPr>
-        <w:t>[20]</w:t>
+        <w:t>[</w:t>
+      </w:r>
+      <w:r>
+        <w:rPr>
+          <w:rFonts w:hint="eastAsia" w:cs="宋体"/>
+          <w:bCs/>
+          <w:sz w:val="24"/>
+          <w:vertAlign w:val="superscript"/>
+          <w:lang w:val="en-US" w:eastAsia="zh-CN"/>
+        </w:rPr>
+        <w:t>18</w:t>
+      </w:r>
+      <w:r>
+        <w:rPr>
+          <w:rFonts w:hint="eastAsia" w:cs="宋体"/>
+          <w:bCs/>
+          <w:sz w:val="24"/>
+          <w:vertAlign w:val="superscript"/>
+        </w:rPr>
+        <w:t>]</w:t>
       </w:r>
       <w:r>
         <w:rPr>
@@ -41844,20 +42308,13 @@
         <w:pStyle w:val="28"/>
         <w:ind w:left="0"/>
       </w:pPr>
-      <w:bookmarkStart w:id="111" w:name="_Toc228827572"/>
-      <w:bookmarkStart w:id="112" w:name="_Toc134105962"/>
-      <w:bookmarkStart w:id="113" w:name="_Toc70949877"/>
-      <w:bookmarkStart w:id="114" w:name="_Toc70950415"/>
-      <w:bookmarkStart w:id="115" w:name="_Toc70950684"/>
-      <w:bookmarkStart w:id="116" w:name="_Toc70719268"/>
-      <w:bookmarkStart w:id="117" w:name="_Toc11785"/>
-      <w:r>
-        <w:rPr>
-          <w:rFonts w:hint="eastAsia"/>
-          <w:lang w:val="en-US" w:eastAsia="zh-CN"/>
-        </w:rPr>
-        <w:t>ToC端</w:t>
-      </w:r>
+      <w:bookmarkStart w:id="111" w:name="_Toc134105962"/>
+      <w:bookmarkStart w:id="112" w:name="_Toc70949877"/>
+      <w:bookmarkStart w:id="113" w:name="_Toc70950415"/>
+      <w:bookmarkStart w:id="114" w:name="_Toc70950684"/>
+      <w:bookmarkStart w:id="115" w:name="_Toc70719268"/>
+      <w:bookmarkStart w:id="116" w:name="_Toc11785"/>
+      <w:bookmarkStart w:id="117" w:name="_Toc2004540448"/>
       <w:r>
         <w:rPr>
           <w:rFonts w:hint="eastAsia"/>
@@ -43517,6 +43974,27 @@
           </w:tcPr>
           <w:p>
             <w:pPr>
+              <w:rPr>
+                <w:rFonts w:hint="eastAsia" w:ascii="宋体" w:hAnsi="宋体" w:eastAsia="宋体" w:cs="宋体"/>
+                <w:b w:val="0"/>
+                <w:bCs w:val="0"/>
+                <w:szCs w:val="21"/>
+                <w:lang w:val="en-US" w:eastAsia="zh-CN"/>
+              </w:rPr>
+            </w:pPr>
+            <w:r>
+              <w:rPr>
+                <w:rFonts w:hint="eastAsia" w:ascii="宋体" w:hAnsi="宋体" w:eastAsia="宋体" w:cs="宋体"/>
+                <w:b w:val="0"/>
+                <w:bCs w:val="0"/>
+                <w:szCs w:val="21"/>
+                <w:lang w:val="en-US" w:eastAsia="zh-CN"/>
+              </w:rPr>
+              <w:t>测试通过（功能预留）</w:t>
+            </w:r>
+          </w:p>
+          <w:p>
+            <w:pPr>
               <w:jc w:val="center"/>
               <w:rPr>
                 <w:rFonts w:hint="default" w:ascii="宋体" w:hAnsi="宋体" w:eastAsia="宋体" w:cs="宋体"/>
@@ -43526,16 +44004,6 @@
                 <w:lang w:val="en-US" w:eastAsia="zh-CN"/>
               </w:rPr>
             </w:pPr>
-            <w:r>
-              <w:rPr>
-                <w:rFonts w:hint="eastAsia" w:ascii="宋体" w:hAnsi="宋体" w:cs="宋体"/>
-                <w:b w:val="0"/>
-                <w:bCs w:val="0"/>
-                <w:szCs w:val="21"/>
-                <w:lang w:val="en-US" w:eastAsia="zh-CN"/>
-              </w:rPr>
-              <w:t>测试不通过</w:t>
-            </w:r>
           </w:p>
         </w:tc>
       </w:tr>
@@ -43557,7 +44025,7 @@
         <w:pStyle w:val="28"/>
         <w:ind w:left="0"/>
       </w:pPr>
-      <w:bookmarkStart w:id="119" w:name="_Toc1909274474"/>
+      <w:bookmarkStart w:id="119" w:name="_Toc587855400"/>
       <w:r>
         <w:rPr>
           <w:rFonts w:hint="eastAsia"/>
@@ -45449,7 +45917,7 @@
           <w:sz w:val="24"/>
         </w:rPr>
       </w:pPr>
-      <w:bookmarkStart w:id="120" w:name="_Toc1475431044"/>
+      <w:bookmarkStart w:id="120" w:name="_Toc1660931600"/>
       <w:r>
         <w:rPr>
           <w:rFonts w:hint="eastAsia"/>
@@ -45462,12 +45930,17 @@
     </w:p>
     <w:p>
       <w:pPr>
-        <w:spacing w:line="300" w:lineRule="auto"/>
-        <w:ind w:firstLine="480" w:firstLineChars="200"/>
-        <w:rPr>
-          <w:rFonts w:cs="宋体"/>
+        <w:keepNext w:val="0"/>
+        <w:keepLines w:val="0"/>
+        <w:widowControl/>
+        <w:suppressLineNumbers w:val="0"/>
+        <w:ind w:firstLine="420" w:firstLineChars="0"/>
+        <w:jc w:val="left"/>
+        <w:rPr>
+          <w:rFonts w:hint="eastAsia" w:eastAsia="宋体" w:cs="宋体"/>
           <w:bCs/>
           <w:sz w:val="24"/>
+          <w:lang w:val="en-US" w:eastAsia="zh-CN"/>
         </w:rPr>
       </w:pPr>
       <w:r>
@@ -45493,24 +45966,42 @@
           <w:bCs/>
           <w:sz w:val="24"/>
         </w:rPr>
-        <w:t>这个版本作为开发的编程语言，此版本有相对稳定的特性，深得开发人员的一致好评，虽然版本较久，但是</w:t>
+        <w:t>这个版本作为开发的编程语</w:t>
+      </w:r>
+      <w:r>
+        <w:rPr>
+          <w:rFonts w:hint="eastAsia" w:eastAsia="宋体" w:cs="宋体"/>
+          <w:bCs/>
+          <w:sz w:val="24"/>
+          <w:lang w:val="en-US" w:eastAsia="zh-CN"/>
+        </w:rPr>
+        <w:t>言，此版本是</w:t>
+      </w:r>
+      <w:r>
+        <w:rPr>
+          <w:rFonts w:hint="default" w:eastAsia="宋体" w:cs="宋体"/>
+          <w:bCs/>
+          <w:sz w:val="24"/>
+          <w:lang w:val="en-US" w:eastAsia="zh-CN"/>
+        </w:rPr>
+        <w:t xml:space="preserve"> Java 17 LTS 长期支持版本，具有良好的稳定性</w:t>
       </w:r>
       <w:r>
         <w:rPr>
           <w:rFonts w:hint="eastAsia" w:cs="宋体"/>
           <w:bCs/>
           <w:sz w:val="24"/>
-          <w:lang w:val="en-US" w:eastAsia="zh-CN"/>
-        </w:rPr>
-        <w:t>也是属于稳定开发版</w:t>
-      </w:r>
-      <w:r>
-        <w:rPr>
-          <w:rFonts w:hint="eastAsia" w:cs="宋体"/>
+        </w:rPr>
+        <w:t>。</w:t>
+      </w:r>
+      <w:r>
+        <w:rPr>
+          <w:rFonts w:hint="default" w:eastAsia="宋体" w:cs="宋体"/>
           <w:bCs/>
           <w:sz w:val="24"/>
-        </w:rPr>
-        <w:t>，基本上日常需要用到的库都比较齐全。在开发过程中，发现管理员端从头开始的开发的过程比较繁琐，基本上代码和流程都差不多，就是一个不断重复的过程，所以就使用了RuoYi权限框架作为后端和管理员端，这样可以节省很多时间。经过一段时间的不断开发和修改过程中，项目在预定的时间前顺利完成了。</w:t>
+          <w:lang w:val="en-US" w:eastAsia="zh-CN"/>
+        </w:rPr>
+        <w:t>随着高校信息化建设的不断推进，传统的实验室管理模式已难以满足日益增长的实验需求。本文设计并实现了一套基于 Spring Boot 的实验室管理小程序，旨在通过数字化手段简化实验室借用流程，提高设备利用率和管理效率。经过需求分析、系统设计、代码实现及系统测试，主要完成了以下工作：</w:t>
       </w:r>
     </w:p>
     <w:p>
@@ -45518,17 +46009,104 @@
         <w:spacing w:line="300" w:lineRule="auto"/>
         <w:ind w:firstLine="480" w:firstLineChars="200"/>
         <w:rPr>
-          <w:rFonts w:eastAsia="黑体" w:cs="宋体"/>
+          <w:rFonts w:hint="eastAsia" w:eastAsia="宋体" w:cs="宋体"/>
           <w:bCs/>
           <w:sz w:val="24"/>
+          <w:lang w:val="en-US" w:eastAsia="zh-CN"/>
         </w:rPr>
       </w:pPr>
       <w:r>
         <w:rPr>
-          <w:rFonts w:hint="eastAsia"/>
+          <w:rFonts w:hint="default" w:eastAsia="宋体" w:cs="宋体"/>
+          <w:bCs/>
           <w:sz w:val="24"/>
-        </w:rPr>
-        <w:t>当然，系统也有些许不足之处，诸如再微信小程序中设备切换时的布局适配问题，由于是使用UniApp开发的用户端，有些代码不能转换，导致页面显示有问题，只能把原页面替换成微信小程序的代码格式。还有在UniApp中的导航栏选中功能是完好的，在微信小程序中会有概率出现选中图标错乱等显示问题，只能在微信小程序中取消选中状态的导航栏显示，让沉浸的使用体验感大打折扣。在接下来的版本迭代中，争取把这些问题都修复完善一下，致力于做出一个相对于完美的实验室管理小程序。</w:t>
+          <w:lang w:val="en-US" w:eastAsia="zh-CN"/>
+        </w:rPr>
+        <w:t>系统架构设计与实现：采用前后端分离架构，后端基于 Spring Boot 框架，整合 MyBatis-Plus 进行数据持久层操作，引入 Redis 缓存机制提升系统响应速度，并利用 AOP 切面编程实现权限控制与日志记录。前端管理端采用 Vue.js 结合 ElementUI 构建，用户端采用微信小程序技术栈，实现了多端协同工作。</w:t>
+      </w:r>
+    </w:p>
+    <w:p>
+      <w:pPr>
+        <w:spacing w:line="300" w:lineRule="auto"/>
+        <w:ind w:firstLine="480" w:firstLineChars="200"/>
+        <w:rPr>
+          <w:rFonts w:hint="eastAsia" w:eastAsia="宋体" w:cs="宋体"/>
+          <w:bCs/>
+          <w:sz w:val="24"/>
+          <w:lang w:val="en-US" w:eastAsia="zh-CN"/>
+        </w:rPr>
+      </w:pPr>
+      <w:r>
+        <w:rPr>
+          <w:rFonts w:hint="default" w:eastAsia="宋体" w:cs="宋体"/>
+          <w:bCs/>
+          <w:sz w:val="24"/>
+          <w:lang w:val="en-US" w:eastAsia="zh-CN"/>
+        </w:rPr>
+        <w:t>核心功能模块开发：完成了用户管理、实验室信息管理、预约申请、审批流程、时间段配置、消息通知及信誉分管理等核心功能。特别是引入了 WebSocket 技术实现实时消息推送，确保了预约状态变更能及时通知到用户。</w:t>
+      </w:r>
+    </w:p>
+    <w:p>
+      <w:pPr>
+        <w:spacing w:line="300" w:lineRule="auto"/>
+        <w:ind w:firstLine="480" w:firstLineChars="200"/>
+        <w:rPr>
+          <w:rFonts w:hint="eastAsia" w:eastAsia="宋体" w:cs="宋体"/>
+          <w:bCs/>
+          <w:sz w:val="24"/>
+          <w:lang w:val="en-US" w:eastAsia="zh-CN"/>
+        </w:rPr>
+      </w:pPr>
+      <w:r>
+        <w:rPr>
+          <w:rFonts w:hint="default" w:eastAsia="宋体" w:cs="宋体"/>
+          <w:bCs/>
+          <w:sz w:val="24"/>
+          <w:lang w:val="en-US" w:eastAsia="zh-CN"/>
+        </w:rPr>
+        <w:t>数据库设计与优化：设计了包括用户表、实验室表、预约表、信誉分表等在内的关系型数据库模型，通过合理的索引设计和外键约束，保障了数据的一致性与完整性。</w:t>
+      </w:r>
+    </w:p>
+    <w:p>
+      <w:pPr>
+        <w:spacing w:line="300" w:lineRule="auto"/>
+        <w:ind w:firstLine="480" w:firstLineChars="200"/>
+        <w:rPr>
+          <w:rFonts w:hint="eastAsia" w:eastAsia="宋体" w:cs="宋体"/>
+          <w:bCs/>
+          <w:sz w:val="24"/>
+          <w:lang w:val="en-US" w:eastAsia="zh-CN"/>
+        </w:rPr>
+      </w:pPr>
+      <w:r>
+        <w:rPr>
+          <w:rFonts w:hint="default" w:eastAsia="宋体" w:cs="宋体"/>
+          <w:bCs/>
+          <w:sz w:val="24"/>
+          <w:lang w:val="en-US" w:eastAsia="zh-CN"/>
+        </w:rPr>
+        <w:t>系统测试与验证：对系统进行了功能测试和兼容性测试。测试结果表明，系统各功能模块运行稳定，业务流程逻辑正确，能够满足学生、教师及管理员的日常使用需求，达到了预期的设计目标。</w:t>
+      </w:r>
+    </w:p>
+    <w:p>
+      <w:pPr>
+        <w:spacing w:line="300" w:lineRule="auto"/>
+        <w:ind w:firstLine="480" w:firstLineChars="200"/>
+        <w:rPr>
+          <w:rFonts w:hint="default" w:eastAsia="宋体" w:cs="宋体"/>
+          <w:bCs/>
+          <w:sz w:val="24"/>
+          <w:lang w:val="en-US" w:eastAsia="zh-CN"/>
+        </w:rPr>
+      </w:pPr>
+      <w:r>
+        <w:rPr>
+          <w:rFonts w:hint="default" w:eastAsia="宋体" w:cs="宋体"/>
+          <w:bCs/>
+          <w:sz w:val="24"/>
+          <w:lang w:val="en-US" w:eastAsia="zh-CN"/>
+        </w:rPr>
+        <w:t>通过本次毕业设计，本人不仅掌握了 Spring Boot、Vue 及微信小程序开发的全栈技术，还深刻理解了软件工程的开发流程，提升了分析问题与解决实际问题的能力。</w:t>
       </w:r>
     </w:p>
     <w:p>
@@ -45562,7 +46140,7 @@
       </w:pPr>
       <w:bookmarkStart w:id="121" w:name="_Toc134105965"/>
       <w:bookmarkStart w:id="122" w:name="_Toc103697807"/>
-      <w:bookmarkStart w:id="123" w:name="_Toc575884599"/>
+      <w:bookmarkStart w:id="123" w:name="_Toc137473847"/>
       <w:bookmarkStart w:id="124" w:name="_Toc1813"/>
       <w:r>
         <w:rPr>
@@ -45606,12 +46184,20 @@
     </w:p>
     <w:p>
       <w:pPr>
-        <w:kinsoku w:val="0"/>
-        <w:wordWrap w:val="0"/>
-        <w:overflowPunct w:val="0"/>
-        <w:spacing w:line="300" w:lineRule="auto"/>
-        <w:rPr>
+        <w:pStyle w:val="27"/>
+        <w:numPr>
+          <w:ilvl w:val="0"/>
+          <w:numId w:val="3"/>
+        </w:numPr>
+        <w:bidi w:val="0"/>
+        <w:ind w:left="425" w:leftChars="0" w:hanging="425" w:firstLineChars="0"/>
+        <w:rPr>
+          <w:rFonts w:hint="eastAsia" w:ascii="Times New Roman" w:hAnsi="Times New Roman" w:eastAsia="宋体" w:cs="Times New Roman"/>
+          <w:kern w:val="2"/>
+          <w:sz w:val="21"/>
+          <w:szCs w:val="24"/>
           <w:u w:color="000000"/>
+          <w:lang w:val="en-US" w:eastAsia="zh-CN" w:bidi="ar-SA"/>
         </w:rPr>
       </w:pPr>
       <w:r>
@@ -45625,353 +46211,1423 @@
       </w:r>
       <w:r>
         <w:rPr>
-          <w:rFonts w:hint="eastAsia"/>
+          <w:rFonts w:hint="eastAsia" w:ascii="Times New Roman" w:hAnsi="Times New Roman" w:eastAsia="宋体" w:cs="Times New Roman"/>
+          <w:kern w:val="2"/>
+          <w:sz w:val="21"/>
+          <w:szCs w:val="24"/>
           <w:u w:color="000000"/>
-        </w:rPr>
-        <w:t>[1]田慧珍,刘林涛.高校仪器设备全生命周期绩效管理系统研究[J].实验室科学,2025,28(01):143-147</w:t>
+          <w:lang w:val="en-US" w:eastAsia="zh-CN" w:bidi="ar-SA"/>
+        </w:rPr>
+        <w:t>田慧珍,刘林涛.高校仪器设备全生命周期绩效管理系统研究[J].实验室科学,2025,28(01):143-147</w:t>
       </w:r>
     </w:p>
     <w:p>
       <w:pPr>
-        <w:kinsoku w:val="0"/>
-        <w:wordWrap w:val="0"/>
-        <w:overflowPunct w:val="0"/>
-        <w:spacing w:line="300" w:lineRule="auto"/>
-        <w:rPr>
+        <w:pStyle w:val="27"/>
+        <w:numPr>
+          <w:ilvl w:val="0"/>
+          <w:numId w:val="3"/>
+        </w:numPr>
+        <w:bidi w:val="0"/>
+        <w:ind w:left="425" w:leftChars="0" w:hanging="425" w:firstLineChars="0"/>
+        <w:rPr>
+          <w:rFonts w:hint="eastAsia" w:ascii="Times New Roman" w:hAnsi="Times New Roman" w:eastAsia="宋体" w:cs="Times New Roman"/>
+          <w:kern w:val="2"/>
+          <w:sz w:val="21"/>
+          <w:szCs w:val="24"/>
           <w:u w:color="000000"/>
+          <w:lang w:val="en-US" w:eastAsia="zh-CN" w:bidi="ar-SA"/>
         </w:rPr>
       </w:pPr>
       <w:r>
         <w:rPr>
-          <w:rFonts w:hint="eastAsia"/>
+          <w:rFonts w:hint="eastAsia" w:ascii="Times New Roman" w:hAnsi="Times New Roman" w:eastAsia="宋体" w:cs="Times New Roman"/>
+          <w:kern w:val="2"/>
+          <w:sz w:val="21"/>
+          <w:szCs w:val="24"/>
           <w:u w:color="000000"/>
-        </w:rPr>
-        <w:t>[2]闫方方,孙广通,钟达成.基于微信订阅号小程序的实验室管理探索与实践[J].实验室科学,2025,28(01):137-142.</w:t>
+          <w:lang w:val="en-US" w:eastAsia="zh-CN" w:bidi="ar-SA"/>
+        </w:rPr>
+        <w:t>闫方方,孙广通,钟达成.基于微信订阅号小程序的实验室管理探索与实践[J].实验室科学,2025,28(01):137-142.</w:t>
       </w:r>
     </w:p>
     <w:p>
       <w:pPr>
-        <w:kinsoku w:val="0"/>
-        <w:wordWrap w:val="0"/>
-        <w:overflowPunct w:val="0"/>
-        <w:spacing w:line="300" w:lineRule="auto"/>
-        <w:rPr>
+        <w:pStyle w:val="27"/>
+        <w:numPr>
+          <w:ilvl w:val="0"/>
+          <w:numId w:val="3"/>
+        </w:numPr>
+        <w:bidi w:val="0"/>
+        <w:ind w:left="425" w:leftChars="0" w:hanging="425" w:firstLineChars="0"/>
+        <w:rPr>
+          <w:rFonts w:hint="eastAsia" w:ascii="Times New Roman" w:hAnsi="Times New Roman" w:eastAsia="宋体" w:cs="Times New Roman"/>
+          <w:kern w:val="2"/>
+          <w:sz w:val="21"/>
+          <w:szCs w:val="24"/>
           <w:u w:color="000000"/>
+          <w:lang w:val="en-US" w:eastAsia="zh-CN" w:bidi="ar-SA"/>
         </w:rPr>
       </w:pPr>
       <w:r>
         <w:rPr>
-          <w:rFonts w:hint="eastAsia"/>
+          <w:rFonts w:hint="eastAsia" w:ascii="Times New Roman" w:hAnsi="Times New Roman" w:eastAsia="宋体" w:cs="Times New Roman"/>
+          <w:kern w:val="2"/>
+          <w:sz w:val="21"/>
+          <w:szCs w:val="24"/>
           <w:u w:color="000000"/>
-        </w:rPr>
-        <w:t>[3]石庆波,李露.“人货场”视域下电商平台用户体验与改进对策研究——以“一码贵州”APP为例[J].凯里学院学报,2025,43(01):46-62.</w:t>
+          <w:lang w:val="en-US" w:eastAsia="zh-CN" w:bidi="ar-SA"/>
+        </w:rPr>
+        <w:t>石庆波,李露.“人货场”视域下电商平台用户体验与改进对策研究——以“一码贵州”APP为例[J].凯里学院学报,2025,43(01):46-62.</w:t>
       </w:r>
     </w:p>
     <w:p>
       <w:pPr>
-        <w:kinsoku w:val="0"/>
-        <w:wordWrap w:val="0"/>
-        <w:overflowPunct w:val="0"/>
-        <w:spacing w:line="300" w:lineRule="auto"/>
-        <w:rPr>
+        <w:pStyle w:val="27"/>
+        <w:numPr>
+          <w:ilvl w:val="0"/>
+          <w:numId w:val="3"/>
+        </w:numPr>
+        <w:bidi w:val="0"/>
+        <w:ind w:left="425" w:leftChars="0" w:hanging="425" w:firstLineChars="0"/>
+        <w:rPr>
+          <w:rFonts w:hint="eastAsia" w:ascii="Times New Roman" w:hAnsi="Times New Roman" w:eastAsia="宋体" w:cs="Times New Roman"/>
+          <w:kern w:val="2"/>
+          <w:sz w:val="21"/>
+          <w:szCs w:val="24"/>
           <w:u w:color="000000"/>
+          <w:lang w:val="en-US" w:eastAsia="zh-CN" w:bidi="ar-SA"/>
         </w:rPr>
       </w:pPr>
       <w:r>
         <w:rPr>
-          <w:rFonts w:hint="eastAsia"/>
+          <w:rFonts w:hint="eastAsia" w:ascii="Times New Roman" w:hAnsi="Times New Roman" w:eastAsia="宋体" w:cs="Times New Roman"/>
+          <w:kern w:val="2"/>
+          <w:sz w:val="21"/>
+          <w:szCs w:val="24"/>
           <w:u w:color="000000"/>
-        </w:rPr>
-        <w:t>[4]刘涛,李鹏健,刘庆刚.数智化赋能高校实验室智能开放管理体系建设与实践——以山东师范大学实验室综合管理服务信息系统建设为例[J].中国现代教育装备,2025,(03):144-147.</w:t>
+          <w:lang w:val="en-US" w:eastAsia="zh-CN" w:bidi="ar-SA"/>
+        </w:rPr>
+        <w:fldChar w:fldCharType="begin"/>
+      </w:r>
+      <w:r>
+        <w:rPr>
+          <w:rFonts w:hint="eastAsia" w:ascii="Times New Roman" w:hAnsi="Times New Roman" w:eastAsia="宋体" w:cs="Times New Roman"/>
+          <w:kern w:val="2"/>
+          <w:sz w:val="21"/>
+          <w:szCs w:val="24"/>
+          <w:u w:color="000000"/>
+          <w:lang w:val="en-US" w:eastAsia="zh-CN" w:bidi="ar-SA"/>
+        </w:rPr>
+        <w:instrText xml:space="preserve"> HYPERLINK "https://webvpn.gzmu.edu.cn/https/77726476706e69737468656265737421fbf952d2243e635930068cb8/kcms2/author/detail?v=BkbJkO_np9Ol15L8dbV13bvrxREaJCVJ-PUJvn6iUAAGlFEQbng8La1shAcGNzAPOTDBcTJg1ZGkJrGrzKdmf3XzmxeeIIu5zfVAcqBleOA7nGiwGBPBxVvTsWgoCwib&amp;uniplatform=NZKPT&amp;language=CHS" \t "/Users/mengjinzhou/Documents\\x/_blank" </w:instrText>
+      </w:r>
+      <w:r>
+        <w:rPr>
+          <w:rFonts w:hint="eastAsia" w:ascii="Times New Roman" w:hAnsi="Times New Roman" w:eastAsia="宋体" w:cs="Times New Roman"/>
+          <w:kern w:val="2"/>
+          <w:sz w:val="21"/>
+          <w:szCs w:val="24"/>
+          <w:u w:color="000000"/>
+          <w:lang w:val="en-US" w:eastAsia="zh-CN" w:bidi="ar-SA"/>
+        </w:rPr>
+        <w:fldChar w:fldCharType="separate"/>
+      </w:r>
+      <w:r>
+        <w:rPr>
+          <w:rFonts w:hint="eastAsia" w:ascii="Times New Roman" w:hAnsi="Times New Roman" w:eastAsia="宋体" w:cs="Times New Roman"/>
+          <w:kern w:val="2"/>
+          <w:sz w:val="21"/>
+          <w:szCs w:val="24"/>
+          <w:u w:color="000000"/>
+          <w:lang w:val="en-US" w:eastAsia="zh-CN" w:bidi="ar-SA"/>
+        </w:rPr>
+        <w:t>艾智勇</w:t>
+      </w:r>
+      <w:r>
+        <w:rPr>
+          <w:rFonts w:hint="eastAsia" w:ascii="Times New Roman" w:hAnsi="Times New Roman" w:eastAsia="宋体" w:cs="Times New Roman"/>
+          <w:kern w:val="2"/>
+          <w:sz w:val="21"/>
+          <w:szCs w:val="24"/>
+          <w:u w:color="000000"/>
+          <w:lang w:val="en-US" w:eastAsia="zh-CN" w:bidi="ar-SA"/>
+        </w:rPr>
+        <w:fldChar w:fldCharType="end"/>
+      </w:r>
+      <w:r>
+        <w:rPr>
+          <w:rFonts w:hint="default" w:ascii="Times New Roman" w:hAnsi="Times New Roman" w:eastAsia="宋体" w:cs="Times New Roman"/>
+          <w:kern w:val="2"/>
+          <w:sz w:val="21"/>
+          <w:szCs w:val="24"/>
+          <w:u w:color="000000"/>
+          <w:lang w:val="en-US" w:eastAsia="zh-CN" w:bidi="ar-SA"/>
+        </w:rPr>
+        <w:t>.</w:t>
+      </w:r>
+      <w:r>
+        <w:rPr>
+          <w:rFonts w:hint="default" w:ascii="Times New Roman" w:hAnsi="Times New Roman" w:eastAsia="宋体" w:cs="Times New Roman"/>
+          <w:kern w:val="2"/>
+          <w:sz w:val="21"/>
+          <w:szCs w:val="24"/>
+          <w:u w:color="000000"/>
+          <w:lang w:val="en-US" w:eastAsia="zh-CN" w:bidi="ar-SA"/>
+        </w:rPr>
+        <w:t>基于微信小程序的图书馆移动服务优化策略</w:t>
+      </w:r>
+      <w:r>
+        <w:rPr>
+          <w:rFonts w:hint="eastAsia" w:ascii="Times New Roman" w:hAnsi="Times New Roman" w:eastAsia="宋体" w:cs="Times New Roman"/>
+          <w:kern w:val="2"/>
+          <w:sz w:val="21"/>
+          <w:szCs w:val="24"/>
+          <w:u w:color="000000"/>
+          <w:lang w:val="en-US" w:eastAsia="zh-CN" w:bidi="ar-SA"/>
+        </w:rPr>
+        <w:t>[J].</w:t>
+      </w:r>
+      <w:r>
+        <w:rPr>
+          <w:rFonts w:hint="eastAsia" w:ascii="Times New Roman" w:hAnsi="Times New Roman" w:eastAsia="宋体" w:cs="Times New Roman"/>
+          <w:kern w:val="2"/>
+          <w:sz w:val="21"/>
+          <w:szCs w:val="24"/>
+          <w:u w:color="000000"/>
+          <w:lang w:val="en-US" w:eastAsia="zh-CN" w:bidi="ar-SA"/>
+        </w:rPr>
+        <w:fldChar w:fldCharType="begin"/>
+      </w:r>
+      <w:r>
+        <w:rPr>
+          <w:rFonts w:hint="eastAsia" w:ascii="Times New Roman" w:hAnsi="Times New Roman" w:eastAsia="宋体" w:cs="Times New Roman"/>
+          <w:kern w:val="2"/>
+          <w:sz w:val="21"/>
+          <w:szCs w:val="24"/>
+          <w:u w:color="000000"/>
+          <w:lang w:val="en-US" w:eastAsia="zh-CN" w:bidi="ar-SA"/>
+        </w:rPr>
+        <w:instrText xml:space="preserve"> HYPERLINK "https://webvpn.gzmu.edu.cn/https/77726476706e69737468656265737421fef657956933665b774687a98c/knavi/detail?p=66hTXjLmYFpsRmy75kd_FT-h54VWDKu0lj7SStYS2-wJ_m70ja5q8sfTWcgYXzjepSn59KTdKn10_uIc716y3PSEvxqPqXRLesVVIuKgCUE=&amp;uniplatform=NZKPT" \t "/Users/mengjinzhou/Documents\\x/_blank" </w:instrText>
+      </w:r>
+      <w:r>
+        <w:rPr>
+          <w:rFonts w:hint="eastAsia" w:ascii="Times New Roman" w:hAnsi="Times New Roman" w:eastAsia="宋体" w:cs="Times New Roman"/>
+          <w:kern w:val="2"/>
+          <w:sz w:val="21"/>
+          <w:szCs w:val="24"/>
+          <w:u w:color="000000"/>
+          <w:lang w:val="en-US" w:eastAsia="zh-CN" w:bidi="ar-SA"/>
+        </w:rPr>
+        <w:fldChar w:fldCharType="separate"/>
+      </w:r>
+      <w:r>
+        <w:rPr>
+          <w:rFonts w:hint="default" w:ascii="Times New Roman" w:hAnsi="Times New Roman" w:eastAsia="宋体" w:cs="Times New Roman"/>
+          <w:kern w:val="2"/>
+          <w:sz w:val="21"/>
+          <w:szCs w:val="24"/>
+          <w:u w:color="000000"/>
+          <w:lang w:val="en-US" w:eastAsia="zh-CN" w:bidi="ar-SA"/>
+        </w:rPr>
+        <w:t>信息记录材料,</w:t>
+      </w:r>
+      <w:r>
+        <w:rPr>
+          <w:rFonts w:hint="default" w:ascii="Times New Roman" w:hAnsi="Times New Roman" w:eastAsia="宋体" w:cs="Times New Roman"/>
+          <w:kern w:val="2"/>
+          <w:sz w:val="21"/>
+          <w:szCs w:val="24"/>
+          <w:u w:color="000000"/>
+          <w:lang w:val="en-US" w:eastAsia="zh-CN" w:bidi="ar-SA"/>
+        </w:rPr>
+        <w:fldChar w:fldCharType="end"/>
+      </w:r>
+      <w:r>
+        <w:rPr>
+          <w:rFonts w:hint="default" w:ascii="Times New Roman" w:hAnsi="Times New Roman" w:eastAsia="宋体" w:cs="Times New Roman"/>
+          <w:kern w:val="2"/>
+          <w:sz w:val="21"/>
+          <w:szCs w:val="24"/>
+          <w:u w:color="000000"/>
+          <w:lang w:val="en-US" w:eastAsia="zh-CN" w:bidi="ar-SA"/>
+        </w:rPr>
+        <w:fldChar w:fldCharType="begin"/>
+      </w:r>
+      <w:r>
+        <w:rPr>
+          <w:rFonts w:hint="default" w:ascii="Times New Roman" w:hAnsi="Times New Roman" w:eastAsia="宋体" w:cs="Times New Roman"/>
+          <w:kern w:val="2"/>
+          <w:sz w:val="21"/>
+          <w:szCs w:val="24"/>
+          <w:u w:color="000000"/>
+          <w:lang w:val="en-US" w:eastAsia="zh-CN" w:bidi="ar-SA"/>
+        </w:rPr>
+        <w:instrText xml:space="preserve"> HYPERLINK "https://webvpn.gzmu.edu.cn/https/77726476706e69737468656265737421fef657956933665b774687a98c/knavi/detail?p=66hTXjLmYFpsRmy75kd_FT-h54VWDKu0YIhXOM_NJkmk2-phuDMAEOGdQxiGji7trFrmfEzSXYpGFxde-lI_FnPU_O1Ce5nxVkYC_yEcl9lBNyeJQztYfa0-cWZDsPsd&amp;uniplatform=NZKPT" \t "/Users/mengjinzhou/Documents\\x/_blank" </w:instrText>
+      </w:r>
+      <w:r>
+        <w:rPr>
+          <w:rFonts w:hint="default" w:ascii="Times New Roman" w:hAnsi="Times New Roman" w:eastAsia="宋体" w:cs="Times New Roman"/>
+          <w:kern w:val="2"/>
+          <w:sz w:val="21"/>
+          <w:szCs w:val="24"/>
+          <w:u w:color="000000"/>
+          <w:lang w:val="en-US" w:eastAsia="zh-CN" w:bidi="ar-SA"/>
+        </w:rPr>
+        <w:fldChar w:fldCharType="separate"/>
+      </w:r>
+      <w:r>
+        <w:rPr>
+          <w:rFonts w:hint="default" w:ascii="Times New Roman" w:hAnsi="Times New Roman" w:eastAsia="宋体" w:cs="Times New Roman"/>
+          <w:kern w:val="2"/>
+          <w:sz w:val="21"/>
+          <w:szCs w:val="24"/>
+          <w:u w:color="000000"/>
+          <w:lang w:val="en-US" w:eastAsia="zh-CN" w:bidi="ar-SA"/>
+        </w:rPr>
+        <w:t>2026,27 (03) </w:t>
+      </w:r>
+      <w:r>
+        <w:rPr>
+          <w:rFonts w:hint="default" w:ascii="Times New Roman" w:hAnsi="Times New Roman" w:eastAsia="宋体" w:cs="Times New Roman"/>
+          <w:kern w:val="2"/>
+          <w:sz w:val="21"/>
+          <w:szCs w:val="24"/>
+          <w:u w:color="000000"/>
+          <w:lang w:val="en-US" w:eastAsia="zh-CN" w:bidi="ar-SA"/>
+        </w:rPr>
+        <w:fldChar w:fldCharType="end"/>
       </w:r>
     </w:p>
     <w:p>
       <w:pPr>
-        <w:kinsoku w:val="0"/>
-        <w:wordWrap w:val="0"/>
-        <w:overflowPunct w:val="0"/>
-        <w:spacing w:line="300" w:lineRule="auto"/>
-        <w:rPr>
+        <w:pStyle w:val="27"/>
+        <w:numPr>
+          <w:ilvl w:val="0"/>
+          <w:numId w:val="3"/>
+        </w:numPr>
+        <w:bidi w:val="0"/>
+        <w:ind w:left="425" w:leftChars="0" w:hanging="425" w:firstLineChars="0"/>
+        <w:rPr>
+          <w:rFonts w:hint="default" w:ascii="Times New Roman" w:hAnsi="Times New Roman" w:eastAsia="宋体" w:cs="Times New Roman"/>
+          <w:kern w:val="2"/>
+          <w:sz w:val="21"/>
+          <w:szCs w:val="24"/>
           <w:u w:color="000000"/>
+          <w:lang w:val="en-US" w:eastAsia="zh-CN" w:bidi="ar-SA"/>
         </w:rPr>
       </w:pPr>
       <w:r>
         <w:rPr>
-          <w:rFonts w:hint="eastAsia"/>
+          <w:rFonts w:hint="eastAsia" w:ascii="Times New Roman" w:hAnsi="Times New Roman" w:eastAsia="宋体" w:cs="Times New Roman"/>
+          <w:kern w:val="2"/>
+          <w:sz w:val="21"/>
+          <w:szCs w:val="24"/>
           <w:u w:color="000000"/>
-        </w:rPr>
-        <w:t>[5]沈涵.基于用户行为分析的UI标准化设计[J].中国标准化,2025,(04):123-125.</w:t>
+          <w:lang w:val="en-US" w:eastAsia="zh-CN" w:bidi="ar-SA"/>
+        </w:rPr>
+        <w:t>陈杰,方国才,方水波.基于MySQL的多地多中心系统架构研究[J].机电工程技术,2025,54(03):175-181.</w:t>
       </w:r>
     </w:p>
     <w:p>
       <w:pPr>
-        <w:kinsoku w:val="0"/>
-        <w:wordWrap w:val="0"/>
-        <w:overflowPunct w:val="0"/>
-        <w:spacing w:line="300" w:lineRule="auto"/>
-        <w:rPr>
+        <w:pStyle w:val="27"/>
+        <w:numPr>
+          <w:ilvl w:val="0"/>
+          <w:numId w:val="3"/>
+        </w:numPr>
+        <w:bidi w:val="0"/>
+        <w:ind w:left="425" w:leftChars="0" w:hanging="425" w:firstLineChars="0"/>
+        <w:rPr>
+          <w:rFonts w:hint="default" w:ascii="Times New Roman" w:hAnsi="Times New Roman" w:eastAsia="宋体" w:cs="Times New Roman"/>
+          <w:kern w:val="2"/>
+          <w:sz w:val="21"/>
+          <w:szCs w:val="24"/>
           <w:u w:color="000000"/>
+          <w:lang w:val="en-US" w:eastAsia="zh-CN" w:bidi="ar-SA"/>
         </w:rPr>
       </w:pPr>
       <w:r>
         <w:rPr>
-          <w:rFonts w:hint="eastAsia"/>
+          <w:rFonts w:hint="eastAsia" w:ascii="Times New Roman" w:hAnsi="Times New Roman" w:eastAsia="宋体" w:cs="Times New Roman"/>
+          <w:kern w:val="2"/>
+          <w:sz w:val="21"/>
+          <w:szCs w:val="24"/>
           <w:u w:color="000000"/>
-        </w:rPr>
-        <w:t>[6]陈杰,方国才,方水波.基于MySQL的多地多中心系统架构研究[J].机电工程技术,2025,54(03):175-181.</w:t>
+          <w:lang w:val="en-US" w:eastAsia="zh-CN" w:bidi="ar-SA"/>
+        </w:rPr>
+        <w:t>闫方方,孙广通,钟达成.基于微信订阅号小程序的实验室管理探索与实践[J].实验室科学,2025,28(01):137-142.</w:t>
       </w:r>
     </w:p>
     <w:p>
       <w:pPr>
-        <w:kinsoku w:val="0"/>
-        <w:wordWrap w:val="0"/>
-        <w:overflowPunct w:val="0"/>
-        <w:spacing w:line="300" w:lineRule="auto"/>
-        <w:rPr>
+        <w:pStyle w:val="27"/>
+        <w:numPr>
+          <w:ilvl w:val="0"/>
+          <w:numId w:val="3"/>
+        </w:numPr>
+        <w:bidi w:val="0"/>
+        <w:ind w:left="425" w:leftChars="0" w:hanging="425" w:firstLineChars="0"/>
+        <w:rPr>
+          <w:rFonts w:hint="default" w:ascii="Times New Roman" w:hAnsi="Times New Roman" w:eastAsia="宋体" w:cs="Times New Roman"/>
+          <w:kern w:val="2"/>
+          <w:sz w:val="21"/>
+          <w:szCs w:val="24"/>
           <w:u w:color="000000"/>
+          <w:lang w:val="en-US" w:eastAsia="zh-CN" w:bidi="ar-SA"/>
         </w:rPr>
       </w:pPr>
       <w:r>
         <w:rPr>
-          <w:rFonts w:hint="eastAsia"/>
+          <w:rFonts w:hint="eastAsia" w:ascii="Times New Roman" w:hAnsi="Times New Roman" w:eastAsia="宋体" w:cs="Times New Roman"/>
+          <w:kern w:val="2"/>
+          <w:sz w:val="21"/>
+          <w:szCs w:val="24"/>
           <w:u w:color="000000"/>
-        </w:rPr>
-        <w:t>[7]  闫方方,孙广通,钟达成.基于微信订阅号小程序的实验室管理探索与实践[J].实验室科学,2025,28(01):137-142.</w:t>
+          <w:lang w:val="en-US" w:eastAsia="zh-CN" w:bidi="ar-SA"/>
+        </w:rPr>
+        <w:t>郭宁泊,高雨昕,张怀仁.实验室信息管理系统在水利工程检验检测机构中的应用[C]</w:t>
+      </w:r>
+      <w:r>
+        <w:rPr>
+          <w:rFonts w:hint="default" w:ascii="Times New Roman" w:hAnsi="Times New Roman" w:eastAsia="宋体" w:cs="Times New Roman"/>
+          <w:kern w:val="2"/>
+          <w:sz w:val="21"/>
+          <w:szCs w:val="24"/>
+          <w:u w:color="000000"/>
+          <w:lang w:val="en-US" w:eastAsia="zh-CN" w:bidi="ar-SA"/>
+        </w:rPr>
+        <w:t>.</w:t>
+      </w:r>
+      <w:r>
+        <w:rPr>
+          <w:rFonts w:hint="eastAsia" w:ascii="Times New Roman" w:hAnsi="Times New Roman" w:eastAsia="宋体" w:cs="Times New Roman"/>
+          <w:kern w:val="2"/>
+          <w:sz w:val="21"/>
+          <w:szCs w:val="24"/>
+          <w:u w:color="000000"/>
+          <w:lang w:val="en-US" w:eastAsia="zh-CN" w:bidi="ar-SA"/>
+        </w:rPr>
+        <w:t>中国水利学会,西安理工大学.2024中国水利学术大会论文集（第六分册）.水利部水工金属结构质量检验测试中心.</w:t>
       </w:r>
     </w:p>
     <w:p>
       <w:pPr>
-        <w:kinsoku w:val="0"/>
-        <w:wordWrap w:val="0"/>
-        <w:overflowPunct w:val="0"/>
-        <w:spacing w:line="300" w:lineRule="auto"/>
-        <w:rPr>
+        <w:pStyle w:val="27"/>
+        <w:numPr>
+          <w:ilvl w:val="0"/>
+          <w:numId w:val="3"/>
+        </w:numPr>
+        <w:bidi w:val="0"/>
+        <w:ind w:left="425" w:leftChars="0" w:hanging="425" w:firstLineChars="0"/>
+        <w:rPr>
+          <w:rFonts w:hint="default" w:ascii="Times New Roman" w:hAnsi="Times New Roman" w:eastAsia="宋体" w:cs="Times New Roman"/>
+          <w:kern w:val="2"/>
+          <w:sz w:val="21"/>
+          <w:szCs w:val="24"/>
           <w:u w:color="000000"/>
+          <w:lang w:val="en-US" w:eastAsia="zh-CN" w:bidi="ar-SA"/>
         </w:rPr>
       </w:pPr>
       <w:r>
         <w:rPr>
-          <w:rFonts w:hint="eastAsia"/>
+          <w:rFonts w:hint="eastAsia" w:ascii="Times New Roman" w:hAnsi="Times New Roman" w:eastAsia="宋体" w:cs="Times New Roman"/>
+          <w:kern w:val="2"/>
+          <w:sz w:val="21"/>
+          <w:szCs w:val="24"/>
           <w:u w:color="000000"/>
-        </w:rPr>
-        <w:t>[8]邹聪,张浩洋,周浩.基于Vue3的数据申请管理系统设计与实现[J].现代计算机,2024,30(23):211-214.</w:t>
+          <w:lang w:val="en-US" w:eastAsia="zh-CN" w:bidi="ar-SA"/>
+        </w:rPr>
+        <w:t>薛青松.现代信息技术助力大精仪器实现全面透明开放的可控化高效管理[J].中国教育技术装备,2024,(16):34-37</w:t>
       </w:r>
     </w:p>
     <w:p>
       <w:pPr>
-        <w:kinsoku w:val="0"/>
-        <w:wordWrap w:val="0"/>
-        <w:overflowPunct w:val="0"/>
-        <w:spacing w:line="300" w:lineRule="auto"/>
-        <w:rPr>
+        <w:pStyle w:val="27"/>
+        <w:numPr>
+          <w:ilvl w:val="0"/>
+          <w:numId w:val="3"/>
+        </w:numPr>
+        <w:bidi w:val="0"/>
+        <w:ind w:left="425" w:leftChars="0" w:hanging="425" w:firstLineChars="0"/>
+        <w:rPr>
+          <w:rFonts w:hint="default" w:ascii="Times New Roman" w:hAnsi="Times New Roman" w:eastAsia="宋体" w:cs="Times New Roman"/>
+          <w:kern w:val="2"/>
+          <w:sz w:val="21"/>
+          <w:szCs w:val="24"/>
           <w:u w:color="000000"/>
+          <w:lang w:val="en-US" w:eastAsia="zh-CN" w:bidi="ar-SA"/>
         </w:rPr>
       </w:pPr>
       <w:r>
         <w:rPr>
-          <w:rFonts w:hint="eastAsia"/>
+          <w:rFonts w:hint="default" w:ascii="Times New Roman" w:hAnsi="Times New Roman" w:eastAsia="宋体" w:cs="Times New Roman"/>
+          <w:kern w:val="2"/>
+          <w:sz w:val="21"/>
+          <w:szCs w:val="24"/>
           <w:u w:color="000000"/>
-        </w:rPr>
-        <w:t>[9]王晓辉.基于Java语言的高校实验室管理系统设计研究[J].信息记录材料,2024,25(12):191-193.[10]郭宁泊,高雨昕,张怀仁.实验室信息管理系统在水利工程检验检测机构中的应用[C]//中国水利学会,西安理工大学.2024中国水利学术大会论文集（第六分册）.水利部水工金属结构质量检验测试中心.</w:t>
+          <w:lang w:val="en-US" w:eastAsia="zh-CN" w:bidi="ar-SA"/>
+        </w:rPr>
+        <w:fldChar w:fldCharType="begin"/>
+      </w:r>
+      <w:r>
+        <w:rPr>
+          <w:rFonts w:hint="default" w:ascii="Times New Roman" w:hAnsi="Times New Roman" w:eastAsia="宋体" w:cs="Times New Roman"/>
+          <w:kern w:val="2"/>
+          <w:sz w:val="21"/>
+          <w:szCs w:val="24"/>
+          <w:u w:color="000000"/>
+          <w:lang w:val="en-US" w:eastAsia="zh-CN" w:bidi="ar-SA"/>
+        </w:rPr>
+        <w:instrText xml:space="preserve"> HYPERLINK "https://webvpn.gzmu.edu.cn/https/77726476706e69737468656265737421fbf952d2243e635930068cb8/kcms2/author/detail?v=BkbJkO_np9N1TSVDUGszv08J_OLzRsE-2SfXEEr6tA6JrKPwBnACDIlbEizxOUvszDQk2a5hpPq_CPW9NLZ2vCstwEBsEh132egjI_NzK8p0BkvJwF3VkBADbhZmZVAt&amp;uniplatform=NZKPT&amp;language=CHS" \t "/Users/mengjinzhou/Documents\\x/_blank" </w:instrText>
+      </w:r>
+      <w:r>
+        <w:rPr>
+          <w:rFonts w:hint="default" w:ascii="Times New Roman" w:hAnsi="Times New Roman" w:eastAsia="宋体" w:cs="Times New Roman"/>
+          <w:kern w:val="2"/>
+          <w:sz w:val="21"/>
+          <w:szCs w:val="24"/>
+          <w:u w:color="000000"/>
+          <w:lang w:val="en-US" w:eastAsia="zh-CN" w:bidi="ar-SA"/>
+        </w:rPr>
+        <w:fldChar w:fldCharType="separate"/>
+      </w:r>
+      <w:r>
+        <w:rPr>
+          <w:rFonts w:hint="default" w:ascii="Times New Roman" w:hAnsi="Times New Roman" w:eastAsia="宋体" w:cs="Times New Roman"/>
+          <w:kern w:val="2"/>
+          <w:sz w:val="21"/>
+          <w:szCs w:val="24"/>
+          <w:u w:color="000000"/>
+          <w:lang w:val="en-US" w:eastAsia="zh-CN" w:bidi="ar-SA"/>
+        </w:rPr>
+        <w:t>鲍海静</w:t>
+      </w:r>
+      <w:r>
+        <w:rPr>
+          <w:rFonts w:hint="default" w:ascii="Times New Roman" w:hAnsi="Times New Roman" w:eastAsia="宋体" w:cs="Times New Roman"/>
+          <w:kern w:val="2"/>
+          <w:sz w:val="21"/>
+          <w:szCs w:val="24"/>
+          <w:u w:color="000000"/>
+          <w:lang w:val="en-US" w:eastAsia="zh-CN" w:bidi="ar-SA"/>
+        </w:rPr>
+        <w:fldChar w:fldCharType="end"/>
+      </w:r>
+      <w:r>
+        <w:rPr>
+          <w:rFonts w:hint="default" w:ascii="Times New Roman" w:hAnsi="Times New Roman" w:eastAsia="宋体" w:cs="Times New Roman"/>
+          <w:kern w:val="2"/>
+          <w:sz w:val="21"/>
+          <w:szCs w:val="24"/>
+          <w:u w:color="000000"/>
+          <w:lang w:val="en-US" w:eastAsia="zh-CN" w:bidi="ar-SA"/>
+        </w:rPr>
+        <w:t>,</w:t>
+      </w:r>
+      <w:r>
+        <w:rPr>
+          <w:rFonts w:hint="default" w:ascii="Times New Roman" w:hAnsi="Times New Roman" w:eastAsia="宋体" w:cs="Times New Roman"/>
+          <w:kern w:val="2"/>
+          <w:sz w:val="21"/>
+          <w:szCs w:val="24"/>
+          <w:u w:color="000000"/>
+          <w:lang w:val="en-US" w:eastAsia="zh-CN" w:bidi="ar-SA"/>
+        </w:rPr>
+        <w:fldChar w:fldCharType="begin"/>
+      </w:r>
+      <w:r>
+        <w:rPr>
+          <w:rFonts w:hint="default" w:ascii="Times New Roman" w:hAnsi="Times New Roman" w:eastAsia="宋体" w:cs="Times New Roman"/>
+          <w:kern w:val="2"/>
+          <w:sz w:val="21"/>
+          <w:szCs w:val="24"/>
+          <w:u w:color="000000"/>
+          <w:lang w:val="en-US" w:eastAsia="zh-CN" w:bidi="ar-SA"/>
+        </w:rPr>
+        <w:instrText xml:space="preserve"> HYPERLINK "https://webvpn.gzmu.edu.cn/https/77726476706e69737468656265737421fbf952d2243e635930068cb8/kcms2/author/detail?v=BkbJkO_np9N1TSVDUGszv08J_OLzRsE-5buCrWXMT_X9aK7UgrmbMotxvacsF-0yZJsaCsREX9XJe4U0OtcnBNWxSskASyRJUB9ot9KmPebZi1kQKY_ZMF9bG0u4P0BW&amp;uniplatform=NZKPT&amp;language=CHS" \t "/Users/mengjinzhou/Documents\\x/_blank" </w:instrText>
+      </w:r>
+      <w:r>
+        <w:rPr>
+          <w:rFonts w:hint="default" w:ascii="Times New Roman" w:hAnsi="Times New Roman" w:eastAsia="宋体" w:cs="Times New Roman"/>
+          <w:kern w:val="2"/>
+          <w:sz w:val="21"/>
+          <w:szCs w:val="24"/>
+          <w:u w:color="000000"/>
+          <w:lang w:val="en-US" w:eastAsia="zh-CN" w:bidi="ar-SA"/>
+        </w:rPr>
+        <w:fldChar w:fldCharType="separate"/>
+      </w:r>
+      <w:r>
+        <w:rPr>
+          <w:rFonts w:hint="default" w:ascii="Times New Roman" w:hAnsi="Times New Roman" w:eastAsia="宋体" w:cs="Times New Roman"/>
+          <w:kern w:val="2"/>
+          <w:sz w:val="21"/>
+          <w:szCs w:val="24"/>
+          <w:u w:color="000000"/>
+          <w:lang w:val="en-US" w:eastAsia="zh-CN" w:bidi="ar-SA"/>
+        </w:rPr>
+        <w:t>唐超礼</w:t>
+      </w:r>
+      <w:r>
+        <w:rPr>
+          <w:rFonts w:hint="default" w:ascii="Times New Roman" w:hAnsi="Times New Roman" w:eastAsia="宋体" w:cs="Times New Roman"/>
+          <w:kern w:val="2"/>
+          <w:sz w:val="21"/>
+          <w:szCs w:val="24"/>
+          <w:u w:color="000000"/>
+          <w:lang w:val="en-US" w:eastAsia="zh-CN" w:bidi="ar-SA"/>
+        </w:rPr>
+        <w:fldChar w:fldCharType="end"/>
+      </w:r>
+      <w:r>
+        <w:rPr>
+          <w:rFonts w:hint="default" w:ascii="Times New Roman" w:hAnsi="Times New Roman" w:eastAsia="宋体" w:cs="Times New Roman"/>
+          <w:kern w:val="2"/>
+          <w:sz w:val="21"/>
+          <w:szCs w:val="24"/>
+          <w:u w:color="000000"/>
+          <w:lang w:val="en-US" w:eastAsia="zh-CN" w:bidi="ar-SA"/>
+        </w:rPr>
+        <w:t>.基于动态热度评估与3级划分的Redis缓存优化方法</w:t>
+      </w:r>
+      <w:r>
+        <w:rPr>
+          <w:rFonts w:hint="eastAsia" w:ascii="Times New Roman" w:hAnsi="Times New Roman" w:eastAsia="宋体" w:cs="Times New Roman"/>
+          <w:kern w:val="2"/>
+          <w:sz w:val="21"/>
+          <w:szCs w:val="24"/>
+          <w:u w:color="000000"/>
+          <w:lang w:val="en-US" w:eastAsia="zh-CN" w:bidi="ar-SA"/>
+        </w:rPr>
+        <w:t>[J]</w:t>
+      </w:r>
+      <w:r>
+        <w:rPr>
+          <w:rFonts w:hint="default" w:ascii="Times New Roman" w:hAnsi="Times New Roman" w:eastAsia="宋体" w:cs="Times New Roman"/>
+          <w:kern w:val="2"/>
+          <w:sz w:val="21"/>
+          <w:szCs w:val="24"/>
+          <w:u w:color="000000"/>
+          <w:lang w:val="en-US" w:eastAsia="zh-CN" w:bidi="ar-SA"/>
+        </w:rPr>
+        <w:t>.</w:t>
+      </w:r>
+      <w:r>
+        <w:rPr>
+          <w:rFonts w:hint="default" w:ascii="Times New Roman" w:hAnsi="Times New Roman" w:eastAsia="宋体" w:cs="Times New Roman"/>
+          <w:kern w:val="2"/>
+          <w:sz w:val="21"/>
+          <w:szCs w:val="24"/>
+          <w:u w:color="000000"/>
+          <w:lang w:val="en-US" w:eastAsia="zh-CN" w:bidi="ar-SA"/>
+        </w:rPr>
+        <w:fldChar w:fldCharType="begin"/>
+      </w:r>
+      <w:r>
+        <w:rPr>
+          <w:rFonts w:hint="default" w:ascii="Times New Roman" w:hAnsi="Times New Roman" w:eastAsia="宋体" w:cs="Times New Roman"/>
+          <w:kern w:val="2"/>
+          <w:sz w:val="21"/>
+          <w:szCs w:val="24"/>
+          <w:u w:color="000000"/>
+          <w:lang w:val="en-US" w:eastAsia="zh-CN" w:bidi="ar-SA"/>
+        </w:rPr>
+        <w:instrText xml:space="preserve"> HYPERLINK "https://webvpn.gzmu.edu.cn/https/77726476706e69737468656265737421fef657956933665b774687a98c/knavi/detail?p=66hTXjLmYFrmTSZJve1r6qHTkT9l-gK5Lkdpl1nElOWaLxVN_7ggA7XICgf-EVHInVdFu5F7DTqW31EmYoXFWhH68NsMHzEuwnEm0YLpJWc=&amp;uniplatform=NZKPT" \t "/Users/mengjinzhou/Documents\\x/_blank" </w:instrText>
+      </w:r>
+      <w:r>
+        <w:rPr>
+          <w:rFonts w:hint="default" w:ascii="Times New Roman" w:hAnsi="Times New Roman" w:eastAsia="宋体" w:cs="Times New Roman"/>
+          <w:kern w:val="2"/>
+          <w:sz w:val="21"/>
+          <w:szCs w:val="24"/>
+          <w:u w:color="000000"/>
+          <w:lang w:val="en-US" w:eastAsia="zh-CN" w:bidi="ar-SA"/>
+        </w:rPr>
+        <w:fldChar w:fldCharType="separate"/>
+      </w:r>
+      <w:r>
+        <w:rPr>
+          <w:rFonts w:hint="default" w:ascii="Times New Roman" w:hAnsi="Times New Roman" w:eastAsia="宋体" w:cs="Times New Roman"/>
+          <w:kern w:val="2"/>
+          <w:sz w:val="21"/>
+          <w:szCs w:val="24"/>
+          <w:u w:color="000000"/>
+          <w:lang w:val="en-US" w:eastAsia="zh-CN" w:bidi="ar-SA"/>
+        </w:rPr>
+        <w:t xml:space="preserve">湖北民族大学学报(自然科学版) </w:t>
+      </w:r>
+      <w:r>
+        <w:rPr>
+          <w:rFonts w:hint="default" w:ascii="Times New Roman" w:hAnsi="Times New Roman" w:eastAsia="宋体" w:cs="Times New Roman"/>
+          <w:kern w:val="2"/>
+          <w:sz w:val="21"/>
+          <w:szCs w:val="24"/>
+          <w:u w:color="000000"/>
+          <w:lang w:val="en-US" w:eastAsia="zh-CN" w:bidi="ar-SA"/>
+        </w:rPr>
+        <w:fldChar w:fldCharType="end"/>
       </w:r>
     </w:p>
     <w:p>
       <w:pPr>
-        <w:kinsoku w:val="0"/>
-        <w:wordWrap w:val="0"/>
-        <w:overflowPunct w:val="0"/>
-        <w:spacing w:line="300" w:lineRule="auto"/>
-        <w:rPr>
-          <w:rFonts w:hint="eastAsia"/>
+        <w:pStyle w:val="27"/>
+        <w:numPr>
+          <w:ilvl w:val="0"/>
+          <w:numId w:val="3"/>
+        </w:numPr>
+        <w:bidi w:val="0"/>
+        <w:ind w:left="425" w:leftChars="0" w:hanging="425" w:firstLineChars="0"/>
+        <w:rPr>
+          <w:rFonts w:hint="default" w:ascii="Times New Roman" w:hAnsi="Times New Roman" w:eastAsia="宋体" w:cs="Times New Roman"/>
+          <w:kern w:val="2"/>
+          <w:sz w:val="21"/>
+          <w:szCs w:val="24"/>
           <w:u w:color="000000"/>
+          <w:lang w:val="en-US" w:eastAsia="zh-CN" w:bidi="ar-SA"/>
         </w:rPr>
       </w:pPr>
       <w:r>
         <w:rPr>
-          <w:rFonts w:hint="eastAsia"/>
+          <w:rFonts w:hint="default" w:ascii="Times New Roman" w:hAnsi="Times New Roman" w:eastAsia="宋体" w:cs="Times New Roman"/>
+          <w:kern w:val="2"/>
+          <w:sz w:val="21"/>
+          <w:szCs w:val="24"/>
           <w:u w:color="000000"/>
-        </w:rPr>
-        <w:t>[11]薛青松.现代信息技术助力大精仪器实现全面透明开放的可控化高效管理[J].中国教育技术装备,2024,(16):34-37</w:t>
+          <w:lang w:val="en-US" w:eastAsia="zh-CN" w:bidi="ar-SA"/>
+        </w:rPr>
+        <w:fldChar w:fldCharType="begin"/>
+      </w:r>
+      <w:r>
+        <w:rPr>
+          <w:rFonts w:hint="default" w:ascii="Times New Roman" w:hAnsi="Times New Roman" w:eastAsia="宋体" w:cs="Times New Roman"/>
+          <w:kern w:val="2"/>
+          <w:sz w:val="21"/>
+          <w:szCs w:val="24"/>
+          <w:u w:color="000000"/>
+          <w:lang w:val="en-US" w:eastAsia="zh-CN" w:bidi="ar-SA"/>
+        </w:rPr>
+        <w:instrText xml:space="preserve"> HYPERLINK "https://webvpn.gzmu.edu.cn/https/77726476706e69737468656265737421fbf952d2243e635930068cb8/kcms2/author/detail?v=BkbJkO_np9MKmfDUzvdvUEARGde4eXRgsM38t_IUlipYmeUEC-2Foo_nERSighlUsMbHa_E3YTgWgnwpW56Gh7-unTLGPoks5CmX9ynUlchFFRQO_fpnabmPuPOCRlTo&amp;uniplatform=NZKPT&amp;language=CHS" \t "/Users/mengjinzhou/Documents\\x/_blank" </w:instrText>
+      </w:r>
+      <w:r>
+        <w:rPr>
+          <w:rFonts w:hint="default" w:ascii="Times New Roman" w:hAnsi="Times New Roman" w:eastAsia="宋体" w:cs="Times New Roman"/>
+          <w:kern w:val="2"/>
+          <w:sz w:val="21"/>
+          <w:szCs w:val="24"/>
+          <w:u w:color="000000"/>
+          <w:lang w:val="en-US" w:eastAsia="zh-CN" w:bidi="ar-SA"/>
+        </w:rPr>
+        <w:fldChar w:fldCharType="separate"/>
+      </w:r>
+      <w:r>
+        <w:rPr>
+          <w:rFonts w:hint="default" w:ascii="Times New Roman" w:hAnsi="Times New Roman" w:eastAsia="宋体" w:cs="Times New Roman"/>
+          <w:kern w:val="2"/>
+          <w:sz w:val="21"/>
+          <w:szCs w:val="24"/>
+          <w:u w:color="000000"/>
+          <w:lang w:val="en-US" w:eastAsia="zh-CN" w:bidi="ar-SA"/>
+        </w:rPr>
+        <w:t>姜林美</w:t>
+      </w:r>
+      <w:r>
+        <w:rPr>
+          <w:rFonts w:hint="default" w:ascii="Times New Roman" w:hAnsi="Times New Roman" w:eastAsia="宋体" w:cs="Times New Roman"/>
+          <w:kern w:val="2"/>
+          <w:sz w:val="21"/>
+          <w:szCs w:val="24"/>
+          <w:u w:color="000000"/>
+          <w:lang w:val="en-US" w:eastAsia="zh-CN" w:bidi="ar-SA"/>
+        </w:rPr>
+        <w:fldChar w:fldCharType="end"/>
+      </w:r>
+      <w:r>
+        <w:rPr>
+          <w:rFonts w:hint="default" w:ascii="Times New Roman" w:hAnsi="Times New Roman" w:eastAsia="宋体" w:cs="Times New Roman"/>
+          <w:kern w:val="2"/>
+          <w:sz w:val="21"/>
+          <w:szCs w:val="24"/>
+          <w:u w:color="000000"/>
+          <w:lang w:val="en-US" w:eastAsia="zh-CN" w:bidi="ar-SA"/>
+        </w:rPr>
+        <w:t>,</w:t>
+      </w:r>
+      <w:r>
+        <w:rPr>
+          <w:rFonts w:hint="default" w:ascii="Times New Roman" w:hAnsi="Times New Roman" w:eastAsia="宋体" w:cs="Times New Roman"/>
+          <w:kern w:val="2"/>
+          <w:sz w:val="21"/>
+          <w:szCs w:val="24"/>
+          <w:u w:color="000000"/>
+          <w:lang w:val="en-US" w:eastAsia="zh-CN" w:bidi="ar-SA"/>
+        </w:rPr>
+        <w:fldChar w:fldCharType="begin"/>
+      </w:r>
+      <w:r>
+        <w:rPr>
+          <w:rFonts w:hint="default" w:ascii="Times New Roman" w:hAnsi="Times New Roman" w:eastAsia="宋体" w:cs="Times New Roman"/>
+          <w:kern w:val="2"/>
+          <w:sz w:val="21"/>
+          <w:szCs w:val="24"/>
+          <w:u w:color="000000"/>
+          <w:lang w:val="en-US" w:eastAsia="zh-CN" w:bidi="ar-SA"/>
+        </w:rPr>
+        <w:instrText xml:space="preserve"> HYPERLINK "https://webvpn.gzmu.edu.cn/https/77726476706e69737468656265737421fbf952d2243e635930068cb8/kcms2/author/detail?v=BkbJkO_np9MKmfDUzvdvUEARGde4eXRgSIL3cguirls24QjMDkv25wR3yuy83Nc6ecB99Us1B2ZtwdhxYJXqcBhk4ODvdjWP0RcyaH4oRCdMVFGaqq6ZWGeQkgkM1cwm&amp;uniplatform=NZKPT&amp;language=CHS" \t "/Users/mengjinzhou/Documents\\x/_blank" </w:instrText>
+      </w:r>
+      <w:r>
+        <w:rPr>
+          <w:rFonts w:hint="default" w:ascii="Times New Roman" w:hAnsi="Times New Roman" w:eastAsia="宋体" w:cs="Times New Roman"/>
+          <w:kern w:val="2"/>
+          <w:sz w:val="21"/>
+          <w:szCs w:val="24"/>
+          <w:u w:color="000000"/>
+          <w:lang w:val="en-US" w:eastAsia="zh-CN" w:bidi="ar-SA"/>
+        </w:rPr>
+        <w:fldChar w:fldCharType="separate"/>
+      </w:r>
+      <w:r>
+        <w:rPr>
+          <w:rFonts w:hint="default" w:ascii="Times New Roman" w:hAnsi="Times New Roman" w:eastAsia="宋体" w:cs="Times New Roman"/>
+          <w:kern w:val="2"/>
+          <w:sz w:val="21"/>
+          <w:szCs w:val="24"/>
+          <w:u w:color="000000"/>
+          <w:lang w:val="en-US" w:eastAsia="zh-CN" w:bidi="ar-SA"/>
+        </w:rPr>
+        <w:t>李国刚</w:t>
+      </w:r>
+      <w:r>
+        <w:rPr>
+          <w:rFonts w:hint="default" w:ascii="Times New Roman" w:hAnsi="Times New Roman" w:eastAsia="宋体" w:cs="Times New Roman"/>
+          <w:kern w:val="2"/>
+          <w:sz w:val="21"/>
+          <w:szCs w:val="24"/>
+          <w:u w:color="000000"/>
+          <w:lang w:val="en-US" w:eastAsia="zh-CN" w:bidi="ar-SA"/>
+        </w:rPr>
+        <w:fldChar w:fldCharType="end"/>
+      </w:r>
+      <w:r>
+        <w:rPr>
+          <w:rFonts w:hint="default" w:ascii="Times New Roman" w:hAnsi="Times New Roman" w:eastAsia="宋体" w:cs="Times New Roman"/>
+          <w:kern w:val="2"/>
+          <w:sz w:val="21"/>
+          <w:szCs w:val="24"/>
+          <w:u w:color="000000"/>
+          <w:lang w:val="en-US" w:eastAsia="zh-CN" w:bidi="ar-SA"/>
+        </w:rPr>
+        <w:t>,</w:t>
+      </w:r>
+      <w:r>
+        <w:rPr>
+          <w:rFonts w:hint="default" w:ascii="Times New Roman" w:hAnsi="Times New Roman" w:eastAsia="宋体" w:cs="Times New Roman"/>
+          <w:kern w:val="2"/>
+          <w:sz w:val="21"/>
+          <w:szCs w:val="24"/>
+          <w:u w:color="000000"/>
+          <w:lang w:val="en-US" w:eastAsia="zh-CN" w:bidi="ar-SA"/>
+        </w:rPr>
+        <w:fldChar w:fldCharType="begin"/>
+      </w:r>
+      <w:r>
+        <w:rPr>
+          <w:rFonts w:hint="default" w:ascii="Times New Roman" w:hAnsi="Times New Roman" w:eastAsia="宋体" w:cs="Times New Roman"/>
+          <w:kern w:val="2"/>
+          <w:sz w:val="21"/>
+          <w:szCs w:val="24"/>
+          <w:u w:color="000000"/>
+          <w:lang w:val="en-US" w:eastAsia="zh-CN" w:bidi="ar-SA"/>
+        </w:rPr>
+        <w:instrText xml:space="preserve"> HYPERLINK "https://webvpn.gzmu.edu.cn/https/77726476706e69737468656265737421fbf952d2243e635930068cb8/kcms2/author/detail?v=BkbJkO_np9MKmfDUzvdvUEARGde4eXRgY-q5nvH6Po0zJG8Oylb49mIGiCOJZupBRHuvMm2Y-h0myq61M9hhJGmZKGDYGl1LJS78fY6yicplw2sKzoWFFUWeaSfAQWay&amp;uniplatform=NZKPT&amp;language=CHS" \t "/Users/mengjinzhou/Documents\\x/_blank" </w:instrText>
+      </w:r>
+      <w:r>
+        <w:rPr>
+          <w:rFonts w:hint="default" w:ascii="Times New Roman" w:hAnsi="Times New Roman" w:eastAsia="宋体" w:cs="Times New Roman"/>
+          <w:kern w:val="2"/>
+          <w:sz w:val="21"/>
+          <w:szCs w:val="24"/>
+          <w:u w:color="000000"/>
+          <w:lang w:val="en-US" w:eastAsia="zh-CN" w:bidi="ar-SA"/>
+        </w:rPr>
+        <w:fldChar w:fldCharType="separate"/>
+      </w:r>
+      <w:r>
+        <w:rPr>
+          <w:rFonts w:hint="default" w:ascii="Times New Roman" w:hAnsi="Times New Roman" w:eastAsia="宋体" w:cs="Times New Roman"/>
+          <w:kern w:val="2"/>
+          <w:sz w:val="21"/>
+          <w:szCs w:val="24"/>
+          <w:u w:color="000000"/>
+          <w:lang w:val="en-US" w:eastAsia="zh-CN" w:bidi="ar-SA"/>
+        </w:rPr>
+        <w:t>杜勇前</w:t>
+      </w:r>
+      <w:r>
+        <w:rPr>
+          <w:rFonts w:hint="default" w:ascii="Times New Roman" w:hAnsi="Times New Roman" w:eastAsia="宋体" w:cs="Times New Roman"/>
+          <w:kern w:val="2"/>
+          <w:sz w:val="21"/>
+          <w:szCs w:val="24"/>
+          <w:u w:color="000000"/>
+          <w:lang w:val="en-US" w:eastAsia="zh-CN" w:bidi="ar-SA"/>
+        </w:rPr>
+        <w:fldChar w:fldCharType="end"/>
+      </w:r>
+      <w:r>
+        <w:rPr>
+          <w:rFonts w:hint="default" w:ascii="Times New Roman" w:hAnsi="Times New Roman" w:eastAsia="宋体" w:cs="Times New Roman"/>
+          <w:kern w:val="2"/>
+          <w:sz w:val="21"/>
+          <w:szCs w:val="24"/>
+          <w:u w:color="000000"/>
+          <w:lang w:val="en-US" w:eastAsia="zh-CN" w:bidi="ar-SA"/>
+        </w:rPr>
+        <w:t>.结合AOP思想和依赖注入技术的轻量级MVC框架</w:t>
+      </w:r>
+      <w:r>
+        <w:rPr>
+          <w:rFonts w:hint="eastAsia" w:ascii="Times New Roman" w:hAnsi="Times New Roman" w:eastAsia="宋体" w:cs="Times New Roman"/>
+          <w:kern w:val="2"/>
+          <w:sz w:val="21"/>
+          <w:szCs w:val="24"/>
+          <w:u w:color="000000"/>
+          <w:lang w:val="en-US" w:eastAsia="zh-CN" w:bidi="ar-SA"/>
+        </w:rPr>
+        <w:t>[J].</w:t>
+      </w:r>
+      <w:r>
+        <w:rPr>
+          <w:rFonts w:hint="default" w:ascii="Times New Roman" w:hAnsi="Times New Roman" w:eastAsia="宋体" w:cs="Times New Roman"/>
+          <w:kern w:val="2"/>
+          <w:sz w:val="21"/>
+          <w:szCs w:val="24"/>
+          <w:u w:color="000000"/>
+          <w:lang w:val="en-US" w:eastAsia="zh-CN" w:bidi="ar-SA"/>
+        </w:rPr>
+        <w:fldChar w:fldCharType="begin"/>
+      </w:r>
+      <w:r>
+        <w:rPr>
+          <w:rFonts w:hint="default" w:ascii="Times New Roman" w:hAnsi="Times New Roman" w:eastAsia="宋体" w:cs="Times New Roman"/>
+          <w:kern w:val="2"/>
+          <w:sz w:val="21"/>
+          <w:szCs w:val="24"/>
+          <w:u w:color="000000"/>
+          <w:lang w:val="en-US" w:eastAsia="zh-CN" w:bidi="ar-SA"/>
+        </w:rPr>
+        <w:instrText xml:space="preserve"> HYPERLINK "https://webvpn.gzmu.edu.cn/https/77726476706e69737468656265737421fef657956933665b774687a98c/knavi/detail?p=66hTXjLmYFoe35JhUriKphzzpUsG4aweznSB4vc-VT7rbrf7LQD2pbfysOCHwst1Xf0yhN9G-_XefzVY3OYsnz2P-kAvIDjtT3y4fQvF_HA=&amp;uniplatform=NZKPT" \t "/Users/mengjinzhou/Documents\\x/_blank" </w:instrText>
+      </w:r>
+      <w:r>
+        <w:rPr>
+          <w:rFonts w:hint="default" w:ascii="Times New Roman" w:hAnsi="Times New Roman" w:eastAsia="宋体" w:cs="Times New Roman"/>
+          <w:kern w:val="2"/>
+          <w:sz w:val="21"/>
+          <w:szCs w:val="24"/>
+          <w:u w:color="000000"/>
+          <w:lang w:val="en-US" w:eastAsia="zh-CN" w:bidi="ar-SA"/>
+        </w:rPr>
+        <w:fldChar w:fldCharType="separate"/>
+      </w:r>
+      <w:r>
+        <w:rPr>
+          <w:rFonts w:hint="default" w:ascii="Times New Roman" w:hAnsi="Times New Roman" w:eastAsia="宋体" w:cs="Times New Roman"/>
+          <w:kern w:val="2"/>
+          <w:sz w:val="21"/>
+          <w:szCs w:val="24"/>
+          <w:u w:color="000000"/>
+          <w:lang w:val="en-US" w:eastAsia="zh-CN" w:bidi="ar-SA"/>
+        </w:rPr>
+        <w:t>华侨大学学报(自然科学版).</w:t>
+      </w:r>
+      <w:r>
+        <w:rPr>
+          <w:rFonts w:hint="default" w:ascii="Times New Roman" w:hAnsi="Times New Roman" w:eastAsia="宋体" w:cs="Times New Roman"/>
+          <w:kern w:val="2"/>
+          <w:sz w:val="21"/>
+          <w:szCs w:val="24"/>
+          <w:u w:color="000000"/>
+          <w:lang w:val="en-US" w:eastAsia="zh-CN" w:bidi="ar-SA"/>
+        </w:rPr>
+        <w:fldChar w:fldCharType="end"/>
+      </w:r>
+      <w:r>
+        <w:rPr>
+          <w:rFonts w:hint="default" w:ascii="Times New Roman" w:hAnsi="Times New Roman" w:eastAsia="宋体" w:cs="Times New Roman"/>
+          <w:kern w:val="2"/>
+          <w:sz w:val="21"/>
+          <w:szCs w:val="24"/>
+          <w:u w:color="000000"/>
+          <w:lang w:val="en-US" w:eastAsia="zh-CN" w:bidi="ar-SA"/>
+        </w:rPr>
+        <w:fldChar w:fldCharType="begin"/>
+      </w:r>
+      <w:r>
+        <w:rPr>
+          <w:rFonts w:hint="default" w:ascii="Times New Roman" w:hAnsi="Times New Roman" w:eastAsia="宋体" w:cs="Times New Roman"/>
+          <w:kern w:val="2"/>
+          <w:sz w:val="21"/>
+          <w:szCs w:val="24"/>
+          <w:u w:color="000000"/>
+          <w:lang w:val="en-US" w:eastAsia="zh-CN" w:bidi="ar-SA"/>
+        </w:rPr>
+        <w:instrText xml:space="preserve"> HYPERLINK "https://webvpn.gzmu.edu.cn/https/77726476706e69737468656265737421fef657956933665b774687a98c/knavi/detail?p=66hTXjLmYFoe35JhUriKphzzpUsG4aweebMPhI8ve_OykR4XHkt5mDSkNiweYgnLCBg_tB5BqiV8hB4i2J_5iPKd61lXMdpTs-LvD6NfcYUdQ-WSijEc32aGxCoyOJKy&amp;uniplatform=NZKPT" \t "/Users/mengjinzhou/Documents\\x/_blank" </w:instrText>
+      </w:r>
+      <w:r>
+        <w:rPr>
+          <w:rFonts w:hint="default" w:ascii="Times New Roman" w:hAnsi="Times New Roman" w:eastAsia="宋体" w:cs="Times New Roman"/>
+          <w:kern w:val="2"/>
+          <w:sz w:val="21"/>
+          <w:szCs w:val="24"/>
+          <w:u w:color="000000"/>
+          <w:lang w:val="en-US" w:eastAsia="zh-CN" w:bidi="ar-SA"/>
+        </w:rPr>
+        <w:fldChar w:fldCharType="separate"/>
+      </w:r>
+      <w:r>
+        <w:rPr>
+          <w:rFonts w:hint="default" w:ascii="Times New Roman" w:hAnsi="Times New Roman" w:eastAsia="宋体" w:cs="Times New Roman"/>
+          <w:kern w:val="2"/>
+          <w:sz w:val="21"/>
+          <w:szCs w:val="24"/>
+          <w:u w:color="000000"/>
+          <w:lang w:val="en-US" w:eastAsia="zh-CN" w:bidi="ar-SA"/>
+        </w:rPr>
+        <w:t>2016,37 (01)</w:t>
+      </w:r>
+      <w:r>
+        <w:rPr>
+          <w:rFonts w:hint="default" w:ascii="Times New Roman" w:hAnsi="Times New Roman" w:eastAsia="宋体" w:cs="Times New Roman"/>
+          <w:kern w:val="2"/>
+          <w:sz w:val="21"/>
+          <w:szCs w:val="24"/>
+          <w:u w:color="000000"/>
+          <w:lang w:val="en-US" w:eastAsia="zh-CN" w:bidi="ar-SA"/>
+        </w:rPr>
+        <w:fldChar w:fldCharType="end"/>
       </w:r>
     </w:p>
     <w:p>
       <w:pPr>
-        <w:kinsoku w:val="0"/>
-        <w:wordWrap w:val="0"/>
-        <w:overflowPunct w:val="0"/>
-        <w:spacing w:line="300" w:lineRule="auto"/>
-        <w:rPr>
-          <w:rFonts w:hint="eastAsia"/>
+        <w:pStyle w:val="27"/>
+        <w:numPr>
+          <w:ilvl w:val="0"/>
+          <w:numId w:val="3"/>
+        </w:numPr>
+        <w:bidi w:val="0"/>
+        <w:ind w:left="425" w:leftChars="0" w:hanging="425" w:firstLineChars="0"/>
+        <w:rPr>
+          <w:rFonts w:hint="default" w:ascii="Times New Roman" w:hAnsi="Times New Roman" w:eastAsia="宋体" w:cs="Times New Roman"/>
+          <w:kern w:val="2"/>
+          <w:sz w:val="21"/>
+          <w:szCs w:val="24"/>
           <w:u w:color="000000"/>
+          <w:lang w:val="en-US" w:eastAsia="zh-CN" w:bidi="ar-SA"/>
         </w:rPr>
       </w:pPr>
+      <w:r>
+        <w:rPr>
+          <w:rFonts w:hint="eastAsia" w:ascii="Times New Roman" w:hAnsi="Times New Roman" w:eastAsia="宋体" w:cs="Times New Roman"/>
+          <w:kern w:val="2"/>
+          <w:sz w:val="21"/>
+          <w:szCs w:val="24"/>
+          <w:u w:color="000000"/>
+          <w:lang w:val="en-US" w:eastAsia="zh-CN" w:bidi="ar-SA"/>
+        </w:rPr>
+        <w:t>刘涛,李鹏健,刘庆刚.数智化赋能高校实验室智能开放管理体系建设与实践——以山东师范大学实验室综合管理服务信息系统建设为例[J].中国现代教育装备,2025,(03):144-147.</w:t>
+      </w:r>
     </w:p>
     <w:p>
       <w:pPr>
-        <w:kinsoku w:val="0"/>
-        <w:wordWrap w:val="0"/>
-        <w:overflowPunct w:val="0"/>
-        <w:spacing w:line="300" w:lineRule="auto"/>
-        <w:rPr>
-          <w:rFonts w:hint="eastAsia"/>
+        <w:pStyle w:val="27"/>
+        <w:numPr>
+          <w:ilvl w:val="0"/>
+          <w:numId w:val="3"/>
+        </w:numPr>
+        <w:bidi w:val="0"/>
+        <w:ind w:left="425" w:leftChars="0" w:hanging="425" w:firstLineChars="0"/>
+        <w:rPr>
+          <w:rFonts w:hint="default" w:ascii="Times New Roman" w:hAnsi="Times New Roman" w:eastAsia="宋体" w:cs="Times New Roman"/>
+          <w:kern w:val="2"/>
+          <w:sz w:val="21"/>
+          <w:szCs w:val="24"/>
           <w:u w:color="000000"/>
+          <w:lang w:val="en-US" w:eastAsia="zh-CN" w:bidi="ar-SA"/>
         </w:rPr>
       </w:pPr>
+      <w:r>
+        <w:rPr>
+          <w:rFonts w:hint="eastAsia" w:ascii="Times New Roman" w:hAnsi="Times New Roman" w:eastAsia="宋体" w:cs="Times New Roman"/>
+          <w:kern w:val="2"/>
+          <w:sz w:val="21"/>
+          <w:szCs w:val="24"/>
+          <w:u w:color="000000"/>
+          <w:lang w:val="en-US" w:eastAsia="zh-CN" w:bidi="ar-SA"/>
+        </w:rPr>
+        <w:t>于兴国.基于嵌入式平台的实验室智能值守系统的设计与实现[D].北京邮电大学,2024.</w:t>
+      </w:r>
     </w:p>
     <w:p>
       <w:pPr>
-        <w:kinsoku w:val="0"/>
-        <w:wordWrap w:val="0"/>
-        <w:overflowPunct w:val="0"/>
-        <w:spacing w:line="300" w:lineRule="auto"/>
-        <w:rPr>
+        <w:pStyle w:val="27"/>
+        <w:numPr>
+          <w:ilvl w:val="0"/>
+          <w:numId w:val="3"/>
+        </w:numPr>
+        <w:bidi w:val="0"/>
+        <w:ind w:left="425" w:leftChars="0" w:hanging="425" w:firstLineChars="0"/>
+        <w:rPr>
+          <w:rFonts w:hint="eastAsia" w:ascii="Times New Roman" w:hAnsi="Times New Roman" w:eastAsia="宋体" w:cs="Times New Roman"/>
+          <w:kern w:val="2"/>
+          <w:sz w:val="21"/>
+          <w:szCs w:val="24"/>
           <w:u w:color="000000"/>
+          <w:lang w:val="en-US" w:eastAsia="zh-CN" w:bidi="ar-SA"/>
         </w:rPr>
       </w:pPr>
       <w:r>
         <w:rPr>
-          <w:rFonts w:hint="eastAsia"/>
+          <w:rFonts w:hint="eastAsia" w:ascii="Times New Roman" w:hAnsi="Times New Roman" w:eastAsia="宋体" w:cs="Times New Roman"/>
+          <w:kern w:val="2"/>
+          <w:sz w:val="21"/>
+          <w:szCs w:val="24"/>
           <w:u w:color="000000"/>
-        </w:rPr>
-        <w:t>[13]于兴国.基于嵌入式平台的实验室智能值守系统的设计与实现[D].北京邮电大学,2024.</w:t>
+          <w:lang w:val="en-US" w:eastAsia="zh-CN" w:bidi="ar-SA"/>
+        </w:rPr>
+        <w:t>张竞波,赵移.计算机设备领借用(出入库)信息管理系统设计与实现[J].电脑知识与技术,2023,19(02):53-56.</w:t>
       </w:r>
     </w:p>
     <w:p>
       <w:pPr>
-        <w:kinsoku w:val="0"/>
-        <w:wordWrap w:val="0"/>
-        <w:overflowPunct w:val="0"/>
-        <w:spacing w:line="300" w:lineRule="auto"/>
-        <w:rPr>
+        <w:pStyle w:val="27"/>
+        <w:numPr>
+          <w:ilvl w:val="0"/>
+          <w:numId w:val="3"/>
+        </w:numPr>
+        <w:bidi w:val="0"/>
+        <w:ind w:left="425" w:leftChars="0" w:hanging="425" w:firstLineChars="0"/>
+        <w:rPr>
+          <w:rFonts w:hint="eastAsia" w:ascii="Times New Roman" w:hAnsi="Times New Roman" w:eastAsia="宋体" w:cs="Times New Roman"/>
+          <w:kern w:val="2"/>
+          <w:sz w:val="21"/>
+          <w:szCs w:val="24"/>
           <w:u w:color="000000"/>
+          <w:lang w:val="en-US" w:eastAsia="zh-CN" w:bidi="ar-SA"/>
         </w:rPr>
       </w:pPr>
       <w:r>
         <w:rPr>
-          <w:rFonts w:hint="eastAsia"/>
+          <w:rFonts w:hint="eastAsia" w:ascii="Times New Roman" w:hAnsi="Times New Roman" w:eastAsia="宋体" w:cs="Times New Roman"/>
+          <w:kern w:val="2"/>
+          <w:sz w:val="21"/>
+          <w:szCs w:val="24"/>
           <w:u w:color="000000"/>
-        </w:rPr>
-        <w:t>[14]张竞波,赵移.计算机设备领借用(出入库)信息管理系统设计与实现[J].电脑知识与技术,2023,19(02):53-56.</w:t>
+          <w:lang w:val="en-US" w:eastAsia="zh-CN" w:bidi="ar-SA"/>
+        </w:rPr>
+        <w:t>杜啸楠,银莉.基于E-R模型的培训网站数据库设计[J].电子技术,2022,51(12):178-179.</w:t>
       </w:r>
     </w:p>
     <w:p>
       <w:pPr>
-        <w:kinsoku w:val="0"/>
-        <w:wordWrap w:val="0"/>
-        <w:overflowPunct w:val="0"/>
-        <w:spacing w:line="300" w:lineRule="auto"/>
-        <w:rPr>
+        <w:pStyle w:val="27"/>
+        <w:numPr>
+          <w:ilvl w:val="0"/>
+          <w:numId w:val="3"/>
+        </w:numPr>
+        <w:bidi w:val="0"/>
+        <w:ind w:left="425" w:leftChars="0" w:hanging="425" w:firstLineChars="0"/>
+        <w:rPr>
+          <w:rFonts w:hint="eastAsia" w:ascii="Times New Roman" w:hAnsi="Times New Roman" w:eastAsia="宋体" w:cs="Times New Roman"/>
+          <w:kern w:val="2"/>
+          <w:sz w:val="21"/>
+          <w:szCs w:val="24"/>
           <w:u w:color="000000"/>
+          <w:lang w:val="en-US" w:eastAsia="zh-CN" w:bidi="ar-SA"/>
         </w:rPr>
       </w:pPr>
       <w:r>
         <w:rPr>
-          <w:rFonts w:hint="eastAsia"/>
+          <w:rFonts w:hint="default" w:ascii="Times New Roman" w:hAnsi="Times New Roman" w:eastAsia="宋体" w:cs="Times New Roman"/>
+          <w:kern w:val="2"/>
+          <w:sz w:val="21"/>
+          <w:szCs w:val="24"/>
           <w:u w:color="000000"/>
-        </w:rPr>
-        <w:t>[15]杜啸楠,银莉.基于E-R模型的培训网站数据库设计[J].电子技术,2022,51(12):178-179.</w:t>
+          <w:lang w:val="en-US" w:eastAsia="zh-CN" w:bidi="ar-SA"/>
+        </w:rPr>
+        <w:fldChar w:fldCharType="begin"/>
+      </w:r>
+      <w:r>
+        <w:rPr>
+          <w:rFonts w:hint="default" w:ascii="Times New Roman" w:hAnsi="Times New Roman" w:eastAsia="宋体" w:cs="Times New Roman"/>
+          <w:kern w:val="2"/>
+          <w:sz w:val="21"/>
+          <w:szCs w:val="24"/>
+          <w:u w:color="000000"/>
+          <w:lang w:val="en-US" w:eastAsia="zh-CN" w:bidi="ar-SA"/>
+        </w:rPr>
+        <w:instrText xml:space="preserve"> HYPERLINK "https://webvpn.gzmu.edu.cn/https/77726476706e69737468656265737421fbf952d2243e635930068cb8/kcms2/author/detail?v=BkbJkO_np9O-pE5qZoZQQtbHY09ImgIjNdMlWifwLS2UpKs_g2m9rXHWRiqWBhnZ4ow_VD0ktY-k_bqZY38lE1flvIEIGl-691BvM1aXZegKNG9nVg0VkA==&amp;uniplatform=NZKPT&amp;language=CHS" \t "/Users/mengjinzhou/Documents\\x/_blank" </w:instrText>
+      </w:r>
+      <w:r>
+        <w:rPr>
+          <w:rFonts w:hint="default" w:ascii="Times New Roman" w:hAnsi="Times New Roman" w:eastAsia="宋体" w:cs="Times New Roman"/>
+          <w:kern w:val="2"/>
+          <w:sz w:val="21"/>
+          <w:szCs w:val="24"/>
+          <w:u w:color="000000"/>
+          <w:lang w:val="en-US" w:eastAsia="zh-CN" w:bidi="ar-SA"/>
+        </w:rPr>
+        <w:fldChar w:fldCharType="separate"/>
+      </w:r>
+      <w:r>
+        <w:rPr>
+          <w:rFonts w:hint="default" w:ascii="Times New Roman" w:hAnsi="Times New Roman" w:eastAsia="宋体" w:cs="Times New Roman"/>
+          <w:kern w:val="2"/>
+          <w:sz w:val="21"/>
+          <w:szCs w:val="24"/>
+          <w:u w:color="000000"/>
+          <w:lang w:val="en-US" w:eastAsia="zh-CN" w:bidi="ar-SA"/>
+        </w:rPr>
+        <w:t>陈明</w:t>
+      </w:r>
+      <w:r>
+        <w:rPr>
+          <w:rFonts w:hint="default" w:ascii="Times New Roman" w:hAnsi="Times New Roman" w:eastAsia="宋体" w:cs="Times New Roman"/>
+          <w:kern w:val="2"/>
+          <w:sz w:val="21"/>
+          <w:szCs w:val="24"/>
+          <w:u w:color="000000"/>
+          <w:lang w:val="en-US" w:eastAsia="zh-CN" w:bidi="ar-SA"/>
+        </w:rPr>
+        <w:fldChar w:fldCharType="end"/>
+      </w:r>
+      <w:r>
+        <w:rPr>
+          <w:rFonts w:hint="default" w:ascii="Times New Roman" w:hAnsi="Times New Roman" w:eastAsia="宋体" w:cs="Times New Roman"/>
+          <w:kern w:val="2"/>
+          <w:sz w:val="21"/>
+          <w:szCs w:val="24"/>
+          <w:u w:color="000000"/>
+          <w:lang w:val="en-US" w:eastAsia="zh-CN" w:bidi="ar-SA"/>
+        </w:rPr>
+        <w:t>.数据库反向查询系统的设计与应用</w:t>
+      </w:r>
+      <w:r>
+        <w:rPr>
+          <w:rFonts w:hint="eastAsia" w:ascii="Times New Roman" w:hAnsi="Times New Roman" w:eastAsia="宋体" w:cs="Times New Roman"/>
+          <w:kern w:val="2"/>
+          <w:sz w:val="21"/>
+          <w:szCs w:val="24"/>
+          <w:u w:color="000000"/>
+          <w:lang w:val="en-US" w:eastAsia="zh-CN" w:bidi="ar-SA"/>
+        </w:rPr>
+        <w:t>[J].</w:t>
+      </w:r>
+      <w:r>
+        <w:rPr>
+          <w:rFonts w:hint="eastAsia" w:ascii="Times New Roman" w:hAnsi="Times New Roman" w:eastAsia="宋体" w:cs="Times New Roman"/>
+          <w:kern w:val="2"/>
+          <w:sz w:val="21"/>
+          <w:szCs w:val="24"/>
+          <w:u w:color="000000"/>
+          <w:lang w:val="en-US" w:eastAsia="zh-CN" w:bidi="ar-SA"/>
+        </w:rPr>
+        <w:fldChar w:fldCharType="begin"/>
+      </w:r>
+      <w:r>
+        <w:rPr>
+          <w:rFonts w:hint="eastAsia" w:ascii="Times New Roman" w:hAnsi="Times New Roman" w:eastAsia="宋体" w:cs="Times New Roman"/>
+          <w:kern w:val="2"/>
+          <w:sz w:val="21"/>
+          <w:szCs w:val="24"/>
+          <w:u w:color="000000"/>
+          <w:lang w:val="en-US" w:eastAsia="zh-CN" w:bidi="ar-SA"/>
+        </w:rPr>
+        <w:instrText xml:space="preserve"> HYPERLINK "https://webvpn.gzmu.edu.cn/https/77726476706e69737468656265737421fef657956933665b774687a98c/knavi/detail?p=66hTXjLmYFoURhwFSH5S0t_RlA2oSMSxYmFtQLBIqdcdjW2BapnQai7LDuwq_yuiTj-Hyduc8c0GUEERo76Y73vwqZt1NnaQ09m4PWwSInM=&amp;uniplatform=NZKPT" \t "/Users/mengjinzhou/Documents\\x/_blank" </w:instrText>
+      </w:r>
+      <w:r>
+        <w:rPr>
+          <w:rFonts w:hint="eastAsia" w:ascii="Times New Roman" w:hAnsi="Times New Roman" w:eastAsia="宋体" w:cs="Times New Roman"/>
+          <w:kern w:val="2"/>
+          <w:sz w:val="21"/>
+          <w:szCs w:val="24"/>
+          <w:u w:color="000000"/>
+          <w:lang w:val="en-US" w:eastAsia="zh-CN" w:bidi="ar-SA"/>
+        </w:rPr>
+        <w:fldChar w:fldCharType="separate"/>
+      </w:r>
+      <w:r>
+        <w:rPr>
+          <w:rFonts w:hint="default" w:ascii="Times New Roman" w:hAnsi="Times New Roman" w:eastAsia="宋体" w:cs="Times New Roman"/>
+          <w:kern w:val="2"/>
+          <w:sz w:val="21"/>
+          <w:szCs w:val="24"/>
+          <w:u w:color="000000"/>
+          <w:lang w:val="en-US" w:eastAsia="zh-CN" w:bidi="ar-SA"/>
+        </w:rPr>
+        <w:t>信息与电脑.</w:t>
+      </w:r>
+      <w:r>
+        <w:rPr>
+          <w:rFonts w:hint="default" w:ascii="Times New Roman" w:hAnsi="Times New Roman" w:eastAsia="宋体" w:cs="Times New Roman"/>
+          <w:kern w:val="2"/>
+          <w:sz w:val="21"/>
+          <w:szCs w:val="24"/>
+          <w:u w:color="000000"/>
+          <w:lang w:val="en-US" w:eastAsia="zh-CN" w:bidi="ar-SA"/>
+        </w:rPr>
+        <w:fldChar w:fldCharType="end"/>
+      </w:r>
+      <w:r>
+        <w:rPr>
+          <w:rFonts w:hint="default" w:ascii="Times New Roman" w:hAnsi="Times New Roman" w:eastAsia="宋体" w:cs="Times New Roman"/>
+          <w:kern w:val="2"/>
+          <w:sz w:val="21"/>
+          <w:szCs w:val="24"/>
+          <w:u w:color="000000"/>
+          <w:lang w:val="en-US" w:eastAsia="zh-CN" w:bidi="ar-SA"/>
+        </w:rPr>
+        <w:fldChar w:fldCharType="begin"/>
+      </w:r>
+      <w:r>
+        <w:rPr>
+          <w:rFonts w:hint="default" w:ascii="Times New Roman" w:hAnsi="Times New Roman" w:eastAsia="宋体" w:cs="Times New Roman"/>
+          <w:kern w:val="2"/>
+          <w:sz w:val="21"/>
+          <w:szCs w:val="24"/>
+          <w:u w:color="000000"/>
+          <w:lang w:val="en-US" w:eastAsia="zh-CN" w:bidi="ar-SA"/>
+        </w:rPr>
+        <w:instrText xml:space="preserve"> HYPERLINK "https://webvpn.gzmu.edu.cn/https/77726476706e69737468656265737421fef657956933665b774687a98c/knavi/detail?p=66hTXjLmYFoURhwFSH5S0t_RlA2oSMSxfWGfhKLqZTv711E2MKyuOiNzqy_ivI4B7q9rfp-YljJvYByH_40aNhdHgNx7p7gBli9a_xxVkrzciAnCDa9gAHBErfHo6sH5&amp;uniplatform=NZKPT" \t "/Users/mengjinzhou/Documents\\x/_blank" </w:instrText>
+      </w:r>
+      <w:r>
+        <w:rPr>
+          <w:rFonts w:hint="default" w:ascii="Times New Roman" w:hAnsi="Times New Roman" w:eastAsia="宋体" w:cs="Times New Roman"/>
+          <w:kern w:val="2"/>
+          <w:sz w:val="21"/>
+          <w:szCs w:val="24"/>
+          <w:u w:color="000000"/>
+          <w:lang w:val="en-US" w:eastAsia="zh-CN" w:bidi="ar-SA"/>
+        </w:rPr>
+        <w:fldChar w:fldCharType="separate"/>
+      </w:r>
+      <w:r>
+        <w:rPr>
+          <w:rFonts w:hint="default" w:ascii="Times New Roman" w:hAnsi="Times New Roman" w:eastAsia="宋体" w:cs="Times New Roman"/>
+          <w:kern w:val="2"/>
+          <w:sz w:val="21"/>
+          <w:szCs w:val="24"/>
+          <w:u w:color="000000"/>
+          <w:lang w:val="en-US" w:eastAsia="zh-CN" w:bidi="ar-SA"/>
+        </w:rPr>
+        <w:t>2025,37 (17)</w:t>
+      </w:r>
+      <w:r>
+        <w:rPr>
+          <w:rFonts w:hint="default" w:ascii="Times New Roman" w:hAnsi="Times New Roman" w:eastAsia="宋体" w:cs="Times New Roman"/>
+          <w:kern w:val="2"/>
+          <w:sz w:val="21"/>
+          <w:szCs w:val="24"/>
+          <w:u w:color="000000"/>
+          <w:lang w:val="en-US" w:eastAsia="zh-CN" w:bidi="ar-SA"/>
+        </w:rPr>
+        <w:fldChar w:fldCharType="end"/>
       </w:r>
     </w:p>
     <w:p>
       <w:pPr>
-        <w:kinsoku w:val="0"/>
-        <w:wordWrap w:val="0"/>
-        <w:overflowPunct w:val="0"/>
-        <w:spacing w:line="300" w:lineRule="auto"/>
-        <w:rPr>
-          <w:rFonts w:hint="eastAsia"/>
+        <w:pStyle w:val="27"/>
+        <w:numPr>
+          <w:ilvl w:val="0"/>
+          <w:numId w:val="3"/>
+        </w:numPr>
+        <w:bidi w:val="0"/>
+        <w:ind w:left="425" w:leftChars="0" w:hanging="425" w:firstLineChars="0"/>
+        <w:rPr>
+          <w:rFonts w:hint="eastAsia" w:ascii="Times New Roman" w:hAnsi="Times New Roman" w:eastAsia="宋体" w:cs="Times New Roman"/>
+          <w:kern w:val="2"/>
+          <w:sz w:val="21"/>
+          <w:szCs w:val="24"/>
           <w:u w:color="000000"/>
+          <w:lang w:val="en-US" w:eastAsia="zh-CN" w:bidi="ar-SA"/>
         </w:rPr>
       </w:pPr>
+      <w:r>
+        <w:rPr>
+          <w:rFonts w:hint="eastAsia" w:ascii="Times New Roman" w:hAnsi="Times New Roman" w:eastAsia="宋体" w:cs="Times New Roman"/>
+          <w:kern w:val="2"/>
+          <w:sz w:val="21"/>
+          <w:szCs w:val="24"/>
+          <w:u w:color="000000"/>
+          <w:lang w:val="en-US" w:eastAsia="zh-CN" w:bidi="ar-SA"/>
+        </w:rPr>
+        <w:t>朱裕.某企业固定资产信息管理系统的设计与实现[D].电子科技大学,2018.</w:t>
+      </w:r>
     </w:p>
     <w:p>
       <w:pPr>
-        <w:kinsoku w:val="0"/>
-        <w:wordWrap w:val="0"/>
-        <w:overflowPunct w:val="0"/>
-        <w:spacing w:line="300" w:lineRule="auto"/>
-        <w:rPr>
+        <w:pStyle w:val="27"/>
+        <w:numPr>
+          <w:ilvl w:val="0"/>
+          <w:numId w:val="3"/>
+        </w:numPr>
+        <w:bidi w:val="0"/>
+        <w:ind w:left="425" w:leftChars="0" w:hanging="425" w:firstLineChars="0"/>
+        <w:rPr>
+          <w:rFonts w:hint="eastAsia" w:ascii="Times New Roman" w:hAnsi="Times New Roman" w:eastAsia="宋体" w:cs="Times New Roman"/>
+          <w:kern w:val="2"/>
+          <w:sz w:val="21"/>
+          <w:szCs w:val="24"/>
           <w:u w:color="000000"/>
+          <w:lang w:val="en-US" w:eastAsia="zh-CN" w:bidi="ar-SA"/>
         </w:rPr>
       </w:pPr>
       <w:r>
         <w:rPr>
-          <w:rFonts w:hint="eastAsia"/>
+          <w:rFonts w:hint="eastAsia" w:ascii="Times New Roman" w:hAnsi="Times New Roman" w:eastAsia="宋体" w:cs="Times New Roman"/>
+          <w:kern w:val="2"/>
+          <w:sz w:val="21"/>
+          <w:szCs w:val="24"/>
           <w:u w:color="000000"/>
-        </w:rPr>
-        <w:t>[17]王倩,李宇阳,荆山,等.高校学生实验室综合管理平台的设计与实现[C].济南大学信息科学与工程学院;济南大学教育技术与网络信息中心;2018:6.</w:t>
+          <w:lang w:val="en-US" w:eastAsia="zh-CN" w:bidi="ar-SA"/>
+        </w:rPr>
+        <w:t>袁健.基于B/S模式的实验室设备借用管理web系统的设计与开发[J].山东工业技术,2016,(02):235.</w:t>
       </w:r>
     </w:p>
     <w:p>
       <w:pPr>
-        <w:kinsoku w:val="0"/>
-        <w:wordWrap w:val="0"/>
-        <w:overflowPunct w:val="0"/>
-        <w:spacing w:line="300" w:lineRule="auto"/>
-        <w:rPr>
+        <w:pStyle w:val="27"/>
+        <w:numPr>
+          <w:ilvl w:val="0"/>
+          <w:numId w:val="3"/>
+        </w:numPr>
+        <w:bidi w:val="0"/>
+        <w:ind w:left="425" w:leftChars="0" w:hanging="425" w:firstLineChars="0"/>
+        <w:rPr>
+          <w:rFonts w:hint="eastAsia" w:ascii="Times New Roman" w:hAnsi="Times New Roman" w:eastAsia="宋体" w:cs="Times New Roman"/>
+          <w:kern w:val="2"/>
+          <w:sz w:val="21"/>
+          <w:szCs w:val="24"/>
           <w:u w:color="000000"/>
+          <w:lang w:val="en-US" w:eastAsia="zh-CN" w:bidi="ar-SA"/>
         </w:rPr>
       </w:pPr>
       <w:r>
         <w:rPr>
-          <w:rFonts w:hint="eastAsia"/>
+          <w:rFonts w:hint="eastAsia" w:ascii="Times New Roman" w:hAnsi="Times New Roman" w:eastAsia="宋体" w:cs="Times New Roman"/>
+          <w:kern w:val="2"/>
+          <w:sz w:val="21"/>
+          <w:szCs w:val="24"/>
           <w:u w:color="000000"/>
-        </w:rPr>
-        <w:t>[18]朱裕.某企业固定资产信息管理系统的设计与实现[D].电子科技大学,2018.</w:t>
-      </w:r>
-    </w:p>
-    <w:p>
-      <w:pPr>
-        <w:kinsoku w:val="0"/>
-        <w:wordWrap w:val="0"/>
-        <w:overflowPunct w:val="0"/>
-        <w:spacing w:line="300" w:lineRule="auto"/>
-        <w:rPr>
-          <w:highlight w:val="yellow"/>
-          <w:u w:color="000000"/>
-        </w:rPr>
-      </w:pPr>
-      <w:r>
-        <w:rPr>
-          <w:rFonts w:hint="eastAsia"/>
-          <w:u w:color="000000"/>
-        </w:rPr>
-        <w:t>[19]袁健.基于B/S模式的实验室设备借用管理web系统的设计与开发[J].山东工业技术,2016,(02):235.</w:t>
-      </w:r>
-    </w:p>
-    <w:p>
-      <w:pPr>
-        <w:spacing w:line="300" w:lineRule="auto"/>
-        <w:jc w:val="left"/>
-        <w:rPr>
-          <w:u w:color="000000"/>
-        </w:rPr>
-      </w:pPr>
-      <w:r>
-        <w:rPr>
-          <w:rFonts w:hint="eastAsia"/>
-          <w:u w:color="000000"/>
-        </w:rPr>
-        <w:t>[20]危寰.实验室设备管理系统的研究与分析[D].云南大学,2015.</w:t>
-      </w:r>
-    </w:p>
-    <w:bookmarkEnd w:id="124"/>
-    <w:p>
-      <w:pPr>
-        <w:rPr>
-          <w:rFonts w:cs="宋体"/>
-          <w:bCs/>
-          <w:sz w:val="24"/>
-        </w:rPr>
-        <w:sectPr>
-          <w:headerReference r:id="rId29" w:type="default"/>
-          <w:headerReference r:id="rId30" w:type="even"/>
-          <w:pgSz w:w="11906" w:h="16838"/>
-          <w:pgMar w:top="1588" w:right="1588" w:bottom="1588" w:left="1588" w:header="851" w:footer="992" w:gutter="0"/>
-          <w:cols w:space="720" w:num="1"/>
-          <w:docGrid w:type="linesAndChars" w:linePitch="312" w:charSpace="0"/>
-        </w:sectPr>
-      </w:pPr>
+          <w:lang w:val="en-US" w:eastAsia="zh-CN" w:bidi="ar-SA"/>
+        </w:rPr>
+        <w:t>危寰.实验室设备管理系统的研究与分析[D].云南大学,2015.</w:t>
+      </w:r>
+      <w:bookmarkEnd w:id="124"/>
+      <w:bookmarkStart w:id="125" w:name="_Toc70950688"/>
+      <w:bookmarkStart w:id="126" w:name="_Toc70949881"/>
+      <w:bookmarkStart w:id="127" w:name="_Toc70950419"/>
+      <w:bookmarkStart w:id="128" w:name="_Toc70719272"/>
+      <w:bookmarkStart w:id="129" w:name="_Toc17889"/>
+      <w:bookmarkStart w:id="130" w:name="_Toc134105966"/>
     </w:p>
     <w:p>
       <w:pPr>
@@ -45986,13 +47642,7 @@
           <w:sz w:val="28"/>
         </w:rPr>
       </w:pPr>
-      <w:bookmarkStart w:id="125" w:name="_Toc70950688"/>
-      <w:bookmarkStart w:id="126" w:name="_Toc70949881"/>
-      <w:bookmarkStart w:id="127" w:name="_Toc70950419"/>
-      <w:bookmarkStart w:id="128" w:name="_Toc70719272"/>
-      <w:bookmarkStart w:id="129" w:name="_Toc17889"/>
-      <w:bookmarkStart w:id="130" w:name="_Toc183658364"/>
-      <w:bookmarkStart w:id="131" w:name="_Toc134105966"/>
+      <w:bookmarkStart w:id="131" w:name="_Toc1978026004"/>
       <w:r>
         <w:rPr>
           <w:rFonts w:hint="eastAsia" w:ascii="黑体" w:hAnsi="黑体" w:eastAsia="黑体" w:cs="黑体"/>
@@ -46015,82 +47665,11 @@
     <w:p>
       <w:pPr>
         <w:spacing w:line="300" w:lineRule="auto"/>
-        <w:ind w:firstLine="480" w:firstLineChars="200"/>
-        <w:rPr>
-          <w:rFonts w:cs="宋体"/>
-          <w:bCs/>
-          <w:sz w:val="24"/>
-        </w:rPr>
       </w:pPr>
-      <w:r>
-        <w:rPr>
-          <w:rFonts w:cs="宋体"/>
-          <w:bCs/>
-          <w:sz w:val="24"/>
-        </w:rPr>
-        <w:t>时光荏苒，转眼间又迎来了一年一度的毕业季，离别的时刻悄然临近。无论是求学路上遇到的良师，还是生活中结识的益友，我都由衷地感激你们在这段充满激情与挑战的青春岁月里的陪伴。正是因为有了你们的相伴，我的大学生活才变得多姿多彩，不再单调乏味。在这段时光里，我不仅学到了丰富的专业知识，还掌握了许多生活技能，这些都将对我未来的生活产生深远的影响。同时，我也要感谢学校的悉心培养，无论是节日的福利关怀，还是冬日里毛毯的温暖，都让我感受到了家的温馨。学校为我们提供了一个无比舒适的学习环境，让我们在学习的道路上倍感幸福。</w:t>
-      </w:r>
-    </w:p>
-    <w:p>
-      <w:pPr>
-        <w:spacing w:line="300" w:lineRule="auto"/>
-        <w:ind w:firstLine="480" w:firstLineChars="200"/>
-        <w:rPr>
-          <w:rFonts w:cs="宋体"/>
-          <w:bCs/>
-          <w:sz w:val="24"/>
-        </w:rPr>
-      </w:pPr>
-      <w:r>
-        <w:rPr>
-          <w:rFonts w:cs="宋体"/>
-          <w:bCs/>
-          <w:sz w:val="24"/>
-        </w:rPr>
-        <w:t>在众多的良师中，我最为感激的是张佳佳老师。她是我求学道路上的一位重要导师。张佳佳老师授课认真严谨，不仅传授给我们专业知识，还教会我们如何运用灵活的思维方式去思考问题。她对学术的态度同样认真专业，即使是很小的知识点，也会为我们拓展到相关的领域，引导我们探索事物的底层逻辑，比如AR、VR等领域。</w:t>
-      </w:r>
-    </w:p>
-    <w:p>
-      <w:pPr>
-        <w:spacing w:line="300" w:lineRule="auto"/>
-        <w:ind w:firstLine="480" w:firstLineChars="200"/>
-      </w:pPr>
-      <w:r>
-        <w:rPr>
-          <w:rFonts w:cs="宋体"/>
-          <w:bCs/>
-          <w:sz w:val="24"/>
-        </w:rPr>
-        <w:t>的确，人生没有不散的宴席，但我很感恩能与这么多优秀的导师和同学相遇。在未来的日子里，我将不负韶华，</w:t>
-      </w:r>
-      <w:r>
-        <w:rPr>
-          <w:rFonts w:hint="eastAsia" w:cs="宋体"/>
-          <w:bCs/>
-          <w:sz w:val="24"/>
-        </w:rPr>
-        <w:t>励志</w:t>
-      </w:r>
-      <w:r>
-        <w:rPr>
-          <w:rFonts w:cs="宋体"/>
-          <w:bCs/>
-          <w:sz w:val="24"/>
-        </w:rPr>
-        <w:t>成为一个对国家和社会有用的人</w:t>
-      </w:r>
-      <w:r>
-        <w:rPr>
-          <w:rFonts w:hint="eastAsia" w:cs="宋体"/>
-          <w:bCs/>
-          <w:sz w:val="24"/>
-        </w:rPr>
-        <w:t>。</w:t>
-      </w:r>
     </w:p>
     <w:sectPr>
-      <w:headerReference r:id="rId31" w:type="default"/>
-      <w:headerReference r:id="rId32" w:type="even"/>
+      <w:headerReference r:id="rId29" w:type="default"/>
+      <w:headerReference r:id="rId30" w:type="even"/>
       <w:pgSz w:w="11906" w:h="16838"/>
       <w:pgMar w:top="1588" w:right="1588" w:bottom="1588" w:left="1588" w:header="851" w:footer="992" w:gutter="0"/>
       <w:cols w:space="720" w:num="1"/>
@@ -46993,35 +48572,6 @@
         <w:sz w:val="21"/>
         <w:szCs w:val="21"/>
       </w:rPr>
-      <w:t>参考文献</w:t>
-    </w:r>
-  </w:p>
-</w:hdr>
-</file>
-
-<file path=word/header18.xml><?xml version="1.0" encoding="utf-8"?>
-<w:hdr xmlns:wpc="http://schemas.microsoft.com/office/word/2010/wordprocessingCanvas" xmlns:mc="http://schemas.openxmlformats.org/markup-compatibility/2006" xmlns:o="urn:schemas-microsoft-com:office:office" xmlns:r="http://schemas.openxmlformats.org/officeDocument/2006/relationships" xmlns:m="http://schemas.openxmlformats.org/officeDocument/2006/math" xmlns:v="urn:schemas-microsoft-com:vml" xmlns:wp14="http://schemas.microsoft.com/office/word/2010/wordprocessingDrawing" xmlns:wp="http://schemas.openxmlformats.org/drawingml/2006/wordprocessingDrawing" xmlns:w10="urn:schemas-microsoft-com:office:word" xmlns:w="http://schemas.openxmlformats.org/wordprocessingml/2006/main" xmlns:w14="http://schemas.microsoft.com/office/word/2010/wordml" xmlns:w15="http://schemas.microsoft.com/office/word/2012/wordml" xmlns:wpg="http://schemas.microsoft.com/office/word/2010/wordprocessingGroup" xmlns:wpi="http://schemas.microsoft.com/office/word/2010/wordprocessingInk" xmlns:wne="http://schemas.microsoft.com/office/word/2006/wordml" xmlns:wps="http://schemas.microsoft.com/office/word/2010/wordprocessingShape" xmlns:wpsCustomData="http://www.wps.cn/officeDocument/2013/wpsCustomData" mc:Ignorable="w14 w15 wp14">
-  <w:p/>
-</w:hdr>
-</file>
-
-<file path=word/header19.xml><?xml version="1.0" encoding="utf-8"?>
-<w:hdr xmlns:wpc="http://schemas.microsoft.com/office/word/2010/wordprocessingCanvas" xmlns:mc="http://schemas.openxmlformats.org/markup-compatibility/2006" xmlns:o="urn:schemas-microsoft-com:office:office" xmlns:r="http://schemas.openxmlformats.org/officeDocument/2006/relationships" xmlns:m="http://schemas.openxmlformats.org/officeDocument/2006/math" xmlns:v="urn:schemas-microsoft-com:vml" xmlns:wp14="http://schemas.microsoft.com/office/word/2010/wordprocessingDrawing" xmlns:wp="http://schemas.openxmlformats.org/drawingml/2006/wordprocessingDrawing" xmlns:w10="urn:schemas-microsoft-com:office:word" xmlns:w="http://schemas.openxmlformats.org/wordprocessingml/2006/main" xmlns:w14="http://schemas.microsoft.com/office/word/2010/wordml" xmlns:w15="http://schemas.microsoft.com/office/word/2012/wordml" xmlns:wpg="http://schemas.microsoft.com/office/word/2010/wordprocessingGroup" xmlns:wpi="http://schemas.microsoft.com/office/word/2010/wordprocessingInk" xmlns:wne="http://schemas.microsoft.com/office/word/2006/wordml" xmlns:wps="http://schemas.microsoft.com/office/word/2010/wordprocessingShape" xmlns:wpsCustomData="http://www.wps.cn/officeDocument/2013/wpsCustomData" mc:Ignorable="w14 w15 wp14">
-  <w:p>
-    <w:pPr>
-      <w:pStyle w:val="9"/>
-      <w:rPr>
-        <w:rFonts w:ascii="宋体" w:hAnsi="宋体"/>
-        <w:sz w:val="21"/>
-        <w:szCs w:val="21"/>
-      </w:rPr>
-    </w:pPr>
-    <w:r>
-      <w:rPr>
-        <w:rFonts w:hint="eastAsia" w:ascii="宋体" w:hAnsi="宋体"/>
-        <w:sz w:val="21"/>
-        <w:szCs w:val="21"/>
-      </w:rPr>
       <w:t xml:space="preserve">致 </w:t>
     </w:r>
     <w:r>
@@ -47162,6 +48712,26 @@
 <file path=word/numbering.xml><?xml version="1.0" encoding="utf-8"?>
 <w:numbering xmlns:wpc="http://schemas.microsoft.com/office/word/2010/wordprocessingCanvas" xmlns:mc="http://schemas.openxmlformats.org/markup-compatibility/2006" xmlns:o="urn:schemas-microsoft-com:office:office" xmlns:r="http://schemas.openxmlformats.org/officeDocument/2006/relationships" xmlns:m="http://schemas.openxmlformats.org/officeDocument/2006/math" xmlns:v="urn:schemas-microsoft-com:vml" xmlns:wp14="http://schemas.microsoft.com/office/word/2010/wordprocessingDrawing" xmlns:wp="http://schemas.openxmlformats.org/drawingml/2006/wordprocessingDrawing" xmlns:w10="urn:schemas-microsoft-com:office:word" xmlns:w="http://schemas.openxmlformats.org/wordprocessingml/2006/main" xmlns:w14="http://schemas.microsoft.com/office/word/2010/wordml" xmlns:wpg="http://schemas.microsoft.com/office/word/2010/wordprocessingGroup" xmlns:wpi="http://schemas.microsoft.com/office/word/2010/wordprocessingInk" xmlns:wne="http://schemas.microsoft.com/office/word/2006/wordml" xmlns:wps="http://schemas.microsoft.com/office/word/2010/wordprocessingShape" xmlns:wpsCustomData="http://www.wps.cn/officeDocument/2013/wpsCustomData" mc:Ignorable="w14 wp14">
   <w:abstractNum w:abstractNumId="0">
+    <w:nsid w:val="DFE4F2C4"/>
+    <w:multiLevelType w:val="singleLevel"/>
+    <w:tmpl w:val="DFE4F2C4"/>
+    <w:lvl w:ilvl="0" w:tentative="0">
+      <w:start w:val="1"/>
+      <w:numFmt w:val="decimal"/>
+      <w:lvlText w:val="[%1]"/>
+      <w:lvlJc w:val="left"/>
+      <w:pPr>
+        <w:tabs>
+          <w:tab w:val="left" w:pos="420"/>
+        </w:tabs>
+        <w:ind w:left="425" w:leftChars="0" w:hanging="425" w:firstLineChars="0"/>
+      </w:pPr>
+      <w:rPr>
+        <w:rFonts w:hint="default"/>
+      </w:rPr>
+    </w:lvl>
+  </w:abstractNum>
+  <w:abstractNum w:abstractNumId="1">
     <w:nsid w:val="FF549FB1"/>
     <w:multiLevelType w:val="singleLevel"/>
     <w:tmpl w:val="FF549FB1"/>
@@ -47178,7 +48748,7 @@
       </w:rPr>
     </w:lvl>
   </w:abstractNum>
-  <w:abstractNum w:abstractNumId="1">
+  <w:abstractNum w:abstractNumId="2">
     <w:nsid w:val="00000007"/>
     <w:multiLevelType w:val="multilevel"/>
     <w:tmpl w:val="00000007"/>
@@ -47313,9 +48883,12 @@
     </w:lvl>
   </w:abstractNum>
   <w:num w:numId="1">
+    <w:abstractNumId w:val="2"/>
+  </w:num>
+  <w:num w:numId="2">
     <w:abstractNumId w:val="1"/>
   </w:num>
-  <w:num w:numId="2">
+  <w:num w:numId="3">
     <w:abstractNumId w:val="0"/>
   </w:num>
 </w:numbering>
@@ -48544,7 +50117,6 @@
     <customSectPr/>
     <customSectPr/>
     <customSectPr/>
-    <customSectPr/>
   </customSectProps>
   <customShpExts>
     <customShpInfo spid="_x0000_s1026" textRotate="1"/>
